--- a/Gerashchenkova_Mariya_4343_lb2/Gerashchenkova_Mariya_lb2.docx
+++ b/Gerashchenkova_Mariya_4343_lb2/Gerashchenkova_Mariya_lb2.docx
@@ -281,15 +281,7 @@
           <w:szCs w:val="28"/>
           <w:lang w:eastAsia="ru-RU" w:bidi="ar-SA"/>
         </w:rPr>
-        <w:t>№</w:t>
-      </w:r>
-      <w:r>
-        <w:rPr>
-          <w:b/>
-          <w:szCs w:val="28"/>
-          <w:lang w:eastAsia="ru-RU" w:bidi="ar-SA"/>
-        </w:rPr>
-        <w:t>2</w:t>
+        <w:t>№2</w:t>
       </w:r>
     </w:p>
     <w:p>
@@ -842,7 +834,7 @@
           <w:szCs w:val="28"/>
           <w:lang w:val="en-US"/>
         </w:rPr>
-        <w:t xml:space="preserve">n — количество городов (5 ≤ n ≤ 15). </w:t>
+        <w:t xml:space="preserve">n - количество городов (5 ≤ n ≤ 15). </w:t>
       </w:r>
     </w:p>
     <w:p>
@@ -1012,7 +1004,6 @@
         <w:rPr>
           <w:sz w:val="28"/>
           <w:szCs w:val="28"/>
-          <w:lang w:val="en-US"/>
         </w:rPr>
       </w:r>
     </w:p>
@@ -1145,7 +1136,7 @@
           <w:szCs w:val="28"/>
           <w:lang w:val="en-US"/>
         </w:rPr>
-        <w:t>Задача коммивояжёра является классической NP-полной задачей. Решение «в лоб» полным перебором всех перестановок требует времени O(n!), что вычислительно неэффективно даже при n &gt; 10. Алгоритм Хелда-Карпа — это метод динамического программирования, который позволяет сократить количество вычислений за счет запоминания кратчайших путей для уже посещенных подмножеств городов.</w:t>
+        <w:t>Задача коммивояжёра является классической NP-полной задачей. Решение «в лоб» полным перебором всех перестановок требует времени O(n!), что вычислительно неэффективно даже при n &gt; 10. Алгоритм Хелда-Карпа - это метод динамического программирования, который позволяет сократить количество вычислений за счет запоминания кратчайших путей для уже посещенных подмножеств городов.</w:t>
       </w:r>
     </w:p>
     <w:p>
@@ -1174,6 +1165,15 @@
           <w:szCs w:val="28"/>
           <w:lang w:val="en-US"/>
         </w:rPr>
+        <w:t>АЛШ-2 (алгоритм локального шага или алгоритм ближайшего соседа) относится к классу жадных эвристических алгоритмов. На каждом шаге алгоритм выбирает локально оптимальное решение - переход в ближайшую непосещенную вершину, не учитывая глобальные последствия этого выбора для всего маршрута. Этот метод не гарантирует нахождения абсолютно кратчайшего гамильтонова цикла (глобального минимума), однако работает значительно быстрее точных алгоритмо</w:t>
+      </w:r>
+      <w:r>
+        <w:rPr>
+          <w:sz w:val="28"/>
+          <w:szCs w:val="28"/>
+          <w:lang w:val="en-US"/>
+        </w:rPr>
+        <w:t>в.</w:t>
       </w:r>
     </w:p>
     <w:p>
@@ -1197,6 +1197,29 @@
           <w:szCs w:val="28"/>
         </w:rPr>
         <w:t>Выполнение работы.</w:t>
+      </w:r>
+    </w:p>
+    <w:p>
+      <w:pPr>
+        <w:pStyle w:val="Normal"/>
+        <w:spacing w:lineRule="auto" w:line="360"/>
+        <w:ind w:firstLine="709"/>
+        <w:jc w:val="both"/>
+        <w:rPr>
+          <w:b/>
+          <w:bCs/>
+          <w:sz w:val="28"/>
+          <w:szCs w:val="28"/>
+        </w:rPr>
+      </w:pPr>
+      <w:r>
+        <w:rPr>
+          <w:b/>
+          <w:bCs/>
+          <w:sz w:val="28"/>
+          <w:szCs w:val="28"/>
+        </w:rPr>
+        <w:t>Точный.</w:t>
       </w:r>
     </w:p>
     <w:p>
@@ -1223,14 +1246,7 @@
           <w:sz w:val="28"/>
           <w:szCs w:val="28"/>
         </w:rPr>
-        <w:t>М</w:t>
-      </w:r>
-      <w:r>
-        <w:rPr>
-          <w:sz w:val="28"/>
-          <w:szCs w:val="28"/>
-        </w:rPr>
-        <w:t>ножество посещенных городов представляется в виде целого числа (битовой маски), где i-й бит равен 1, если город i посещен.</w:t>
+        <w:t>Множество посещенных городов представляется в виде целого числа (битовой маски), где i-й бит равен 1, если город i посещен.</w:t>
       </w:r>
     </w:p>
     <w:p>
@@ -1284,7 +1300,7 @@
           <w:sz w:val="28"/>
           <w:szCs w:val="28"/>
         </w:rPr>
-        <w:t>dp — двумерная таблица (матрица состояний), где dp[mask][u] хранит минимальную стоимость пути, проходящего через подмножество городов mask и заканчивающегося в городе u.</w:t>
+        <w:t>dp - двумерная таблица (матрица состояний), где dp[mask][u] хранит минимальную стоимость пути, проходящего через подмножество городов mask и заканчивающегося в городе u.</w:t>
       </w:r>
     </w:p>
     <w:p>
@@ -1311,7 +1327,7 @@
           <w:sz w:val="28"/>
           <w:szCs w:val="28"/>
         </w:rPr>
-        <w:t>parent — матрица, дублирующая структуру dp, но хранящая индекс предыдущего города для возможности восстановления итогового пути.</w:t>
+        <w:t>parent - матрица, дублирующая структуру dp, но хранящая индекс предыдущего города для возможности восстановления итогового пути.</w:t>
       </w:r>
     </w:p>
     <w:p>
@@ -1365,14 +1381,7 @@
           <w:sz w:val="28"/>
           <w:szCs w:val="28"/>
         </w:rPr>
-        <w:t xml:space="preserve">1. </w:t>
-      </w:r>
-      <w:r>
-        <w:rPr>
-          <w:sz w:val="28"/>
-          <w:szCs w:val="28"/>
-        </w:rPr>
-        <w:t>Инициализация стартовой позиции: нулевой город (маска 1).</w:t>
+        <w:t>1. Инициализация стартовой позиции: нулевой город (маска 1).</w:t>
       </w:r>
     </w:p>
     <w:p>
@@ -1399,14 +1408,7 @@
           <w:sz w:val="28"/>
           <w:szCs w:val="28"/>
         </w:rPr>
-        <w:t xml:space="preserve">2. </w:t>
-      </w:r>
-      <w:r>
-        <w:rPr>
-          <w:sz w:val="28"/>
-          <w:szCs w:val="28"/>
-        </w:rPr>
-        <w:t>Итерация по всем числам от 1 до 2n−1 (перебор всех масок).</w:t>
+        <w:t>2. Итерация по всем числам от 1 до 2n−1 (перебор всех масок).</w:t>
       </w:r>
     </w:p>
     <w:p>
@@ -1492,6 +1494,305 @@
     </w:p>
     <w:p>
       <w:pPr>
+        <w:pStyle w:val="BodyText"/>
+        <w:numPr>
+          <w:ilvl w:val="0"/>
+          <w:numId w:val="0"/>
+        </w:numPr>
+        <w:tabs>
+          <w:tab w:val="clear" w:pos="708"/>
+          <w:tab w:val="left" w:pos="0" w:leader="none"/>
+        </w:tabs>
+        <w:spacing w:lineRule="auto" w:line="360"/>
+        <w:ind w:hanging="0" w:left="426"/>
+        <w:jc w:val="both"/>
+        <w:rPr>
+          <w:b/>
+          <w:bCs/>
+          <w:sz w:val="28"/>
+          <w:szCs w:val="28"/>
+        </w:rPr>
+      </w:pPr>
+      <w:r>
+        <w:rPr>
+          <w:b/>
+          <w:bCs/>
+          <w:sz w:val="28"/>
+          <w:szCs w:val="28"/>
+        </w:rPr>
+        <w:t>Приближенный.</w:t>
+      </w:r>
+    </w:p>
+    <w:p>
+      <w:pPr>
+        <w:pStyle w:val="BodyText"/>
+        <w:numPr>
+          <w:ilvl w:val="0"/>
+          <w:numId w:val="0"/>
+        </w:numPr>
+        <w:tabs>
+          <w:tab w:val="clear" w:pos="708"/>
+          <w:tab w:val="left" w:pos="0" w:leader="none"/>
+        </w:tabs>
+        <w:spacing w:lineRule="auto" w:line="360"/>
+        <w:ind w:hanging="0" w:left="426"/>
+        <w:jc w:val="both"/>
+        <w:rPr>
+          <w:rFonts w:ascii="Times New Roman" w:hAnsi="Times New Roman"/>
+          <w:b w:val="false"/>
+          <w:bCs w:val="false"/>
+          <w:sz w:val="28"/>
+          <w:szCs w:val="28"/>
+        </w:rPr>
+      </w:pPr>
+      <w:r>
+        <w:rPr>
+          <w:rFonts w:ascii="Times New Roman" w:hAnsi="Times New Roman"/>
+          <w:b w:val="false"/>
+          <w:bCs w:val="false"/>
+          <w:sz w:val="28"/>
+          <w:szCs w:val="28"/>
+        </w:rPr>
+        <w:t>Основные используемые структуры:</w:t>
+      </w:r>
+    </w:p>
+    <w:p>
+      <w:pPr>
+        <w:pStyle w:val="BodyText"/>
+        <w:numPr>
+          <w:ilvl w:val="0"/>
+          <w:numId w:val="5"/>
+        </w:numPr>
+        <w:tabs>
+          <w:tab w:val="clear" w:pos="708"/>
+          <w:tab w:val="left" w:pos="0" w:leader="none"/>
+        </w:tabs>
+        <w:spacing w:lineRule="auto" w:line="360"/>
+        <w:ind w:hanging="283" w:left="709"/>
+        <w:jc w:val="both"/>
+        <w:rPr>
+          <w:szCs w:val="28"/>
+        </w:rPr>
+      </w:pPr>
+      <w:r>
+        <w:rPr>
+          <w:rStyle w:val="SourceText"/>
+          <w:rFonts w:ascii="Times New Roman" w:hAnsi="Times New Roman"/>
+          <w:szCs w:val="28"/>
+        </w:rPr>
+        <w:t>visited</w:t>
+      </w:r>
+      <w:r>
+        <w:rPr>
+          <w:rFonts w:ascii="Times New Roman" w:hAnsi="Times New Roman"/>
+          <w:szCs w:val="28"/>
+        </w:rPr>
+        <w:t xml:space="preserve"> - одномерный булевый массив размером n, где индекс соответствует городу, а значение True означает, что город уже посещен.</w:t>
+      </w:r>
+    </w:p>
+    <w:p>
+      <w:pPr>
+        <w:pStyle w:val="BodyText"/>
+        <w:numPr>
+          <w:ilvl w:val="0"/>
+          <w:numId w:val="5"/>
+        </w:numPr>
+        <w:tabs>
+          <w:tab w:val="clear" w:pos="708"/>
+          <w:tab w:val="left" w:pos="0" w:leader="none"/>
+        </w:tabs>
+        <w:spacing w:lineRule="auto" w:line="360"/>
+        <w:ind w:hanging="283" w:left="709"/>
+        <w:jc w:val="both"/>
+        <w:rPr>
+          <w:szCs w:val="28"/>
+        </w:rPr>
+      </w:pPr>
+      <w:r>
+        <w:rPr>
+          <w:rStyle w:val="SourceText"/>
+          <w:rFonts w:ascii="Times New Roman" w:hAnsi="Times New Roman"/>
+          <w:szCs w:val="28"/>
+        </w:rPr>
+        <w:t>path</w:t>
+      </w:r>
+      <w:r>
+        <w:rPr>
+          <w:rFonts w:ascii="Times New Roman" w:hAnsi="Times New Roman"/>
+          <w:szCs w:val="28"/>
+        </w:rPr>
+        <w:t xml:space="preserve"> - список, хранящий последовательность посещенных городов. Алгоритм работает по следующей схеме:</w:t>
+      </w:r>
+    </w:p>
+    <w:p>
+      <w:pPr>
+        <w:pStyle w:val="BodyText"/>
+        <w:numPr>
+          <w:ilvl w:val="0"/>
+          <w:numId w:val="6"/>
+        </w:numPr>
+        <w:tabs>
+          <w:tab w:val="clear" w:pos="708"/>
+          <w:tab w:val="left" w:pos="0" w:leader="none"/>
+        </w:tabs>
+        <w:spacing w:lineRule="auto" w:line="360"/>
+        <w:ind w:hanging="283" w:left="709"/>
+        <w:jc w:val="both"/>
+        <w:rPr>
+          <w:rFonts w:ascii="Times New Roman" w:hAnsi="Times New Roman"/>
+          <w:szCs w:val="28"/>
+        </w:rPr>
+      </w:pPr>
+      <w:r>
+        <w:rPr>
+          <w:rFonts w:ascii="Times New Roman" w:hAnsi="Times New Roman"/>
+          <w:szCs w:val="28"/>
+        </w:rPr>
+        <w:t>Инициализация: старт жестко фиксируется в городе 0, он отмечается как посещенный.</w:t>
+      </w:r>
+    </w:p>
+    <w:p>
+      <w:pPr>
+        <w:pStyle w:val="BodyText"/>
+        <w:numPr>
+          <w:ilvl w:val="0"/>
+          <w:numId w:val="6"/>
+        </w:numPr>
+        <w:tabs>
+          <w:tab w:val="clear" w:pos="708"/>
+          <w:tab w:val="left" w:pos="0" w:leader="none"/>
+        </w:tabs>
+        <w:spacing w:lineRule="auto" w:line="360"/>
+        <w:ind w:hanging="283" w:left="709"/>
+        <w:jc w:val="both"/>
+        <w:rPr>
+          <w:rFonts w:ascii="Times New Roman" w:hAnsi="Times New Roman"/>
+          <w:szCs w:val="28"/>
+        </w:rPr>
+      </w:pPr>
+      <w:r>
+        <w:rPr>
+          <w:rFonts w:ascii="Times New Roman" w:hAnsi="Times New Roman"/>
+          <w:szCs w:val="28"/>
+        </w:rPr>
+        <w:t>Основной цикл выполняется n - 1 раз. На каждой итерации программа ищет среди непосещенных городов тот, к которому ведет дорога с минимальным весом.</w:t>
+      </w:r>
+    </w:p>
+    <w:p>
+      <w:pPr>
+        <w:pStyle w:val="BodyText"/>
+        <w:numPr>
+          <w:ilvl w:val="0"/>
+          <w:numId w:val="6"/>
+        </w:numPr>
+        <w:tabs>
+          <w:tab w:val="clear" w:pos="708"/>
+          <w:tab w:val="left" w:pos="0" w:leader="none"/>
+        </w:tabs>
+        <w:spacing w:lineRule="auto" w:line="360"/>
+        <w:ind w:hanging="283" w:left="709"/>
+        <w:jc w:val="both"/>
+        <w:rPr>
+          <w:rFonts w:ascii="Times New Roman" w:hAnsi="Times New Roman"/>
+          <w:szCs w:val="28"/>
+        </w:rPr>
+      </w:pPr>
+      <w:r>
+        <w:rPr>
+          <w:rFonts w:ascii="Times New Roman" w:hAnsi="Times New Roman"/>
+          <w:szCs w:val="28"/>
+        </w:rPr>
+        <w:t>Осуществляется переход: город помечается посещенным, добавляется в маршрут, а вес дороги суммируется.</w:t>
+      </w:r>
+    </w:p>
+    <w:p>
+      <w:pPr>
+        <w:pStyle w:val="BodyText"/>
+        <w:numPr>
+          <w:ilvl w:val="0"/>
+          <w:numId w:val="6"/>
+        </w:numPr>
+        <w:tabs>
+          <w:tab w:val="clear" w:pos="708"/>
+          <w:tab w:val="left" w:pos="0" w:leader="none"/>
+        </w:tabs>
+        <w:spacing w:lineRule="auto" w:line="360"/>
+        <w:ind w:hanging="283" w:left="709"/>
+        <w:jc w:val="both"/>
+        <w:rPr>
+          <w:rFonts w:ascii="Times New Roman" w:hAnsi="Times New Roman"/>
+          <w:szCs w:val="28"/>
+        </w:rPr>
+      </w:pPr>
+      <w:r>
+        <w:rPr>
+          <w:rFonts w:ascii="Times New Roman" w:hAnsi="Times New Roman"/>
+          <w:szCs w:val="28"/>
+        </w:rPr>
+        <w:t>Если на каком-то шаге из текущего города нет ни одной дороги в доступные непосещенные города, фиксируется тупик и выводится "no path".</w:t>
+      </w:r>
+    </w:p>
+    <w:p>
+      <w:pPr>
+        <w:pStyle w:val="BodyText"/>
+        <w:numPr>
+          <w:ilvl w:val="0"/>
+          <w:numId w:val="6"/>
+        </w:numPr>
+        <w:tabs>
+          <w:tab w:val="clear" w:pos="708"/>
+          <w:tab w:val="left" w:pos="0" w:leader="none"/>
+        </w:tabs>
+        <w:spacing w:lineRule="auto" w:line="360"/>
+        <w:ind w:hanging="283" w:left="709"/>
+        <w:jc w:val="both"/>
+        <w:rPr>
+          <w:rFonts w:ascii="Times New Roman" w:hAnsi="Times New Roman"/>
+          <w:szCs w:val="28"/>
+        </w:rPr>
+      </w:pPr>
+      <w:r>
+        <w:rPr>
+          <w:rFonts w:ascii="Times New Roman" w:hAnsi="Times New Roman"/>
+          <w:szCs w:val="28"/>
+        </w:rPr>
+        <w:t>По завершении обхода всех городов проверяется наличие обратной дороги из последнего города в стартовый (0). Если она существует, цикл замыкается.</w:t>
+      </w:r>
+    </w:p>
+    <w:p>
+      <w:pPr>
+        <w:pStyle w:val="BodyText"/>
+        <w:numPr>
+          <w:ilvl w:val="0"/>
+          <w:numId w:val="0"/>
+        </w:numPr>
+        <w:tabs>
+          <w:tab w:val="clear" w:pos="708"/>
+          <w:tab w:val="left" w:pos="0" w:leader="none"/>
+        </w:tabs>
+        <w:spacing w:lineRule="auto" w:line="360"/>
+        <w:ind w:hanging="0" w:left="426"/>
+        <w:jc w:val="both"/>
+        <w:rPr>
+          <w:rFonts w:ascii="Times New Roman" w:hAnsi="Times New Roman"/>
+          <w:b w:val="false"/>
+          <w:bCs w:val="false"/>
+          <w:sz w:val="28"/>
+          <w:szCs w:val="28"/>
+        </w:rPr>
+      </w:pPr>
+      <w:r>
+        <w:rPr>
+          <w:rFonts w:ascii="Times New Roman" w:hAnsi="Times New Roman"/>
+          <w:b w:val="false"/>
+          <w:bCs w:val="false"/>
+          <w:sz w:val="28"/>
+          <w:szCs w:val="28"/>
+        </w:rPr>
+      </w:r>
+    </w:p>
+    <w:p>
+      <w:pPr>
         <w:pStyle w:val="Normal"/>
         <w:spacing w:lineRule="auto" w:line="360"/>
         <w:ind w:firstLine="709"/>
@@ -1529,7 +1830,7 @@
           <w:sz w:val="28"/>
           <w:szCs w:val="28"/>
         </w:rPr>
-        <w:t>В ходе лабораторной работы был успешно реализован итеративный алгоритм динамического программирования для решения задачи коммивояжёра. Ключевой особенностью реализации стало применение матрицы предков для корректного восстановления последовательности посещаемых городов. Проведенное тестирование подтвердило корректность работы алгоритма на различных наборах данных, включая случаи отсутствия гамильтонова цикла в графе (корректный вывод "no path"). Программа успешно проходит все проверки.</w:t>
+        <w:t>В ходе выполнения лабораторной работы были успешно изучены, реализованы и проанализированы два принципиально различных подхода к решению классической NP-полной задачи коммивояжёра (TSP). Первым был реализован точный метод на основе итеративного алгоритма динамического программирования (алгоритм Хелда-Карпа). В процессе его разработки были освоены продвинутые техники программирования: использование битовых масок для эффективного представления подмножеств графа, а также работа с матрицами переходов для пошагового восстановления итогового оптимального маршрута. Вторым был реализован приближенный эвристический алгоритм локального шага (АЛШ-2 - метод ближайшего соседа). На его примере были закреплены принципы построения жадных алгоритмов, принимающих локально-выгодные решения на каждом этапе графа.</w:t>
       </w:r>
     </w:p>
     <w:p>
@@ -1609,75 +1910,2248 @@
           <w:szCs w:val="22"/>
           <w:lang w:val="en-US"/>
         </w:rPr>
-        <w:t>main</w:t>
-      </w:r>
-      <w:r>
-        <w:rPr>
-          <w:rFonts w:cs="Courier New" w:ascii="Courier New" w:hAnsi="Courier New"/>
+        <w:t>main.py:</w:t>
+      </w:r>
+    </w:p>
+    <w:p>
+      <w:pPr>
+        <w:pStyle w:val="Normal"/>
+        <w:jc w:val="both"/>
+        <w:rPr>
+          <w:rFonts w:ascii="Courier New" w:hAnsi="Courier New" w:cs="Courier New"/>
+          <w:sz w:val="22"/>
+          <w:szCs w:val="22"/>
+          <w:lang w:val="en-US"/>
+        </w:rPr>
+      </w:pPr>
+      <w:r>
+        <w:rPr>
+          <w:rFonts w:cs="Courier New" w:ascii="Courier New" w:hAnsi="Courier New"/>
+          <w:sz w:val="22"/>
+          <w:szCs w:val="22"/>
+          <w:lang w:val="en-US"/>
+        </w:rPr>
+      </w:r>
+    </w:p>
+    <w:p>
+      <w:pPr>
+        <w:pStyle w:val="Normal"/>
+        <w:jc w:val="both"/>
+        <w:rPr>
+          <w:rFonts w:ascii="Courier New" w:hAnsi="Courier New" w:cs="Courier New"/>
+          <w:sz w:val="22"/>
+          <w:szCs w:val="22"/>
+          <w:lang w:val="en-US"/>
+        </w:rPr>
+      </w:pPr>
+      <w:r>
+        <w:rPr>
+          <w:rFonts w:cs="Courier New" w:ascii="Courier New" w:hAnsi="Courier New"/>
+          <w:sz w:val="22"/>
+          <w:szCs w:val="22"/>
+          <w:lang w:val="en-US"/>
+        </w:rPr>
+        <w:t>def solve():</w:t>
+      </w:r>
+    </w:p>
+    <w:p>
+      <w:pPr>
+        <w:pStyle w:val="Normal"/>
+        <w:jc w:val="both"/>
+        <w:rPr>
+          <w:rFonts w:ascii="Courier New" w:hAnsi="Courier New" w:cs="Courier New"/>
+          <w:sz w:val="22"/>
+          <w:szCs w:val="22"/>
+          <w:lang w:val="en-US"/>
+        </w:rPr>
+      </w:pPr>
+      <w:r>
+        <w:rPr>
+          <w:rFonts w:cs="Courier New" w:ascii="Courier New" w:hAnsi="Courier New"/>
+          <w:sz w:val="22"/>
+          <w:szCs w:val="22"/>
+          <w:lang w:val="en-US"/>
+        </w:rPr>
+        <w:t xml:space="preserve">    </w:t>
+      </w:r>
+      <w:r>
+        <w:rPr>
+          <w:rFonts w:cs="Courier New" w:ascii="Courier New" w:hAnsi="Courier New"/>
+          <w:sz w:val="22"/>
+          <w:szCs w:val="22"/>
+          <w:lang w:val="en-US"/>
+        </w:rPr>
+        <w:t>input_data = []</w:t>
+      </w:r>
+    </w:p>
+    <w:p>
+      <w:pPr>
+        <w:pStyle w:val="Normal"/>
+        <w:jc w:val="both"/>
+        <w:rPr>
+          <w:rFonts w:ascii="Courier New" w:hAnsi="Courier New" w:cs="Courier New"/>
+          <w:sz w:val="22"/>
+          <w:szCs w:val="22"/>
+          <w:lang w:val="en-US"/>
+        </w:rPr>
+      </w:pPr>
+      <w:r>
+        <w:rPr>
+          <w:rFonts w:cs="Courier New" w:ascii="Courier New" w:hAnsi="Courier New"/>
+          <w:sz w:val="22"/>
+          <w:szCs w:val="22"/>
+          <w:lang w:val="en-US"/>
+        </w:rPr>
+        <w:t xml:space="preserve">    </w:t>
+      </w:r>
+      <w:r>
+        <w:rPr>
+          <w:rFonts w:cs="Courier New" w:ascii="Courier New" w:hAnsi="Courier New"/>
+          <w:sz w:val="22"/>
+          <w:szCs w:val="22"/>
+          <w:lang w:val="en-US"/>
+        </w:rPr>
+        <w:t>try:</w:t>
+      </w:r>
+    </w:p>
+    <w:p>
+      <w:pPr>
+        <w:pStyle w:val="Normal"/>
+        <w:jc w:val="both"/>
+        <w:rPr>
+          <w:rFonts w:ascii="Courier New" w:hAnsi="Courier New" w:cs="Courier New"/>
+          <w:sz w:val="22"/>
+          <w:szCs w:val="22"/>
+          <w:lang w:val="en-US"/>
+        </w:rPr>
+      </w:pPr>
+      <w:r>
+        <w:rPr>
+          <w:rFonts w:cs="Courier New" w:ascii="Courier New" w:hAnsi="Courier New"/>
+          <w:sz w:val="22"/>
+          <w:szCs w:val="22"/>
+          <w:lang w:val="en-US"/>
+        </w:rPr>
+        <w:t xml:space="preserve">        </w:t>
+      </w:r>
+      <w:r>
+        <w:rPr>
+          <w:rFonts w:cs="Courier New" w:ascii="Courier New" w:hAnsi="Courier New"/>
+          <w:sz w:val="22"/>
+          <w:szCs w:val="22"/>
+          <w:lang w:val="en-US"/>
+        </w:rPr>
+        <w:t>while True:</w:t>
+      </w:r>
+    </w:p>
+    <w:p>
+      <w:pPr>
+        <w:pStyle w:val="Normal"/>
+        <w:jc w:val="both"/>
+        <w:rPr>
+          <w:rFonts w:ascii="Courier New" w:hAnsi="Courier New" w:cs="Courier New"/>
+          <w:sz w:val="22"/>
+          <w:szCs w:val="22"/>
+          <w:lang w:val="en-US"/>
+        </w:rPr>
+      </w:pPr>
+      <w:r>
+        <w:rPr>
+          <w:rFonts w:cs="Courier New" w:ascii="Courier New" w:hAnsi="Courier New"/>
+          <w:sz w:val="22"/>
+          <w:szCs w:val="22"/>
+          <w:lang w:val="en-US"/>
+        </w:rPr>
+        <w:t xml:space="preserve">            </w:t>
+      </w:r>
+      <w:r>
+        <w:rPr>
+          <w:rFonts w:cs="Courier New" w:ascii="Courier New" w:hAnsi="Courier New"/>
+          <w:sz w:val="22"/>
+          <w:szCs w:val="22"/>
+          <w:lang w:val="en-US"/>
+        </w:rPr>
+        <w:t>input_data.extend(input().split())</w:t>
+      </w:r>
+    </w:p>
+    <w:p>
+      <w:pPr>
+        <w:pStyle w:val="Normal"/>
+        <w:jc w:val="both"/>
+        <w:rPr>
+          <w:rFonts w:ascii="Courier New" w:hAnsi="Courier New" w:cs="Courier New"/>
+          <w:sz w:val="22"/>
+          <w:szCs w:val="22"/>
+          <w:lang w:val="en-US"/>
+        </w:rPr>
+      </w:pPr>
+      <w:r>
+        <w:rPr>
+          <w:rFonts w:cs="Courier New" w:ascii="Courier New" w:hAnsi="Courier New"/>
+          <w:sz w:val="22"/>
+          <w:szCs w:val="22"/>
+          <w:lang w:val="en-US"/>
+        </w:rPr>
+        <w:t xml:space="preserve">    </w:t>
+      </w:r>
+      <w:r>
+        <w:rPr>
+          <w:rFonts w:cs="Courier New" w:ascii="Courier New" w:hAnsi="Courier New"/>
+          <w:sz w:val="22"/>
+          <w:szCs w:val="22"/>
+          <w:lang w:val="en-US"/>
+        </w:rPr>
+        <w:t>except EOFError:</w:t>
+      </w:r>
+    </w:p>
+    <w:p>
+      <w:pPr>
+        <w:pStyle w:val="Normal"/>
+        <w:jc w:val="both"/>
+        <w:rPr>
+          <w:rFonts w:ascii="Courier New" w:hAnsi="Courier New" w:cs="Courier New"/>
+          <w:sz w:val="22"/>
+          <w:szCs w:val="22"/>
+          <w:lang w:val="en-US"/>
+        </w:rPr>
+      </w:pPr>
+      <w:r>
+        <w:rPr>
+          <w:rFonts w:cs="Courier New" w:ascii="Courier New" w:hAnsi="Courier New"/>
+          <w:sz w:val="22"/>
+          <w:szCs w:val="22"/>
+          <w:lang w:val="en-US"/>
+        </w:rPr>
+        <w:t xml:space="preserve">        </w:t>
+      </w:r>
+      <w:r>
+        <w:rPr>
+          <w:rFonts w:cs="Courier New" w:ascii="Courier New" w:hAnsi="Courier New"/>
+          <w:sz w:val="22"/>
+          <w:szCs w:val="22"/>
+          <w:lang w:val="en-US"/>
+        </w:rPr>
+        <w:t>pass</w:t>
+      </w:r>
+    </w:p>
+    <w:p>
+      <w:pPr>
+        <w:pStyle w:val="Normal"/>
+        <w:jc w:val="both"/>
+        <w:rPr>
+          <w:rFonts w:ascii="Courier New" w:hAnsi="Courier New" w:cs="Courier New"/>
+          <w:sz w:val="22"/>
+          <w:szCs w:val="22"/>
+          <w:lang w:val="en-US"/>
+        </w:rPr>
+      </w:pPr>
+      <w:r>
+        <w:rPr>
+          <w:rFonts w:cs="Courier New" w:ascii="Courier New" w:hAnsi="Courier New"/>
+          <w:sz w:val="22"/>
+          <w:szCs w:val="22"/>
+          <w:lang w:val="en-US"/>
+        </w:rPr>
+        <w:t xml:space="preserve">    </w:t>
+      </w:r>
+    </w:p>
+    <w:p>
+      <w:pPr>
+        <w:pStyle w:val="Normal"/>
+        <w:jc w:val="both"/>
+        <w:rPr>
+          <w:rFonts w:ascii="Courier New" w:hAnsi="Courier New" w:cs="Courier New"/>
+          <w:sz w:val="22"/>
+          <w:szCs w:val="22"/>
+          <w:lang w:val="en-US"/>
+        </w:rPr>
+      </w:pPr>
+      <w:r>
+        <w:rPr>
+          <w:rFonts w:cs="Courier New" w:ascii="Courier New" w:hAnsi="Courier New"/>
+          <w:sz w:val="22"/>
+          <w:szCs w:val="22"/>
+          <w:lang w:val="en-US"/>
+        </w:rPr>
+        <w:t xml:space="preserve">    </w:t>
+      </w:r>
+      <w:r>
+        <w:rPr>
+          <w:rFonts w:cs="Courier New" w:ascii="Courier New" w:hAnsi="Courier New"/>
+          <w:sz w:val="22"/>
+          <w:szCs w:val="22"/>
+          <w:lang w:val="en-US"/>
+        </w:rPr>
+        <w:t>if not input_data:</w:t>
+      </w:r>
+    </w:p>
+    <w:p>
+      <w:pPr>
+        <w:pStyle w:val="Normal"/>
+        <w:jc w:val="both"/>
+        <w:rPr>
+          <w:rFonts w:ascii="Courier New" w:hAnsi="Courier New" w:cs="Courier New"/>
+          <w:sz w:val="22"/>
+          <w:szCs w:val="22"/>
+          <w:lang w:val="en-US"/>
+        </w:rPr>
+      </w:pPr>
+      <w:r>
+        <w:rPr>
+          <w:rFonts w:cs="Courier New" w:ascii="Courier New" w:hAnsi="Courier New"/>
+          <w:sz w:val="22"/>
+          <w:szCs w:val="22"/>
+          <w:lang w:val="en-US"/>
+        </w:rPr>
+        <w:t xml:space="preserve">        </w:t>
+      </w:r>
+      <w:r>
+        <w:rPr>
+          <w:rFonts w:cs="Courier New" w:ascii="Courier New" w:hAnsi="Courier New"/>
+          <w:sz w:val="22"/>
+          <w:szCs w:val="22"/>
+          <w:lang w:val="en-US"/>
+        </w:rPr>
+        <w:t>return</w:t>
+      </w:r>
+    </w:p>
+    <w:p>
+      <w:pPr>
+        <w:pStyle w:val="Normal"/>
+        <w:jc w:val="both"/>
+        <w:rPr>
+          <w:rFonts w:ascii="Courier New" w:hAnsi="Courier New" w:cs="Courier New"/>
+          <w:sz w:val="22"/>
+          <w:szCs w:val="22"/>
+          <w:lang w:val="en-US"/>
+        </w:rPr>
+      </w:pPr>
+      <w:r>
+        <w:rPr>
+          <w:rFonts w:cs="Courier New" w:ascii="Courier New" w:hAnsi="Courier New"/>
+          <w:sz w:val="22"/>
+          <w:szCs w:val="22"/>
+          <w:lang w:val="en-US"/>
+        </w:rPr>
+        <w:t xml:space="preserve">    </w:t>
+      </w:r>
+    </w:p>
+    <w:p>
+      <w:pPr>
+        <w:pStyle w:val="Normal"/>
+        <w:jc w:val="both"/>
+        <w:rPr>
+          <w:rFonts w:ascii="Courier New" w:hAnsi="Courier New" w:cs="Courier New"/>
+          <w:sz w:val="22"/>
+          <w:szCs w:val="22"/>
+          <w:lang w:val="en-US"/>
+        </w:rPr>
+      </w:pPr>
+      <w:r>
+        <w:rPr>
+          <w:rFonts w:cs="Courier New" w:ascii="Courier New" w:hAnsi="Courier New"/>
+          <w:sz w:val="22"/>
+          <w:szCs w:val="22"/>
+          <w:lang w:val="en-US"/>
+        </w:rPr>
+        <w:t xml:space="preserve">    </w:t>
+      </w:r>
+      <w:r>
+        <w:rPr>
+          <w:rFonts w:cs="Courier New" w:ascii="Courier New" w:hAnsi="Courier New"/>
+          <w:sz w:val="22"/>
+          <w:szCs w:val="22"/>
+          <w:lang w:val="en-US"/>
+        </w:rPr>
+        <w:t>n = int(input_data[0])</w:t>
+      </w:r>
+    </w:p>
+    <w:p>
+      <w:pPr>
+        <w:pStyle w:val="Normal"/>
+        <w:jc w:val="both"/>
+        <w:rPr>
+          <w:rFonts w:ascii="Courier New" w:hAnsi="Courier New" w:cs="Courier New"/>
+          <w:sz w:val="22"/>
+          <w:szCs w:val="22"/>
+          <w:lang w:val="en-US"/>
+        </w:rPr>
+      </w:pPr>
+      <w:r>
+        <w:rPr>
+          <w:rFonts w:cs="Courier New" w:ascii="Courier New" w:hAnsi="Courier New"/>
+          <w:sz w:val="22"/>
+          <w:szCs w:val="22"/>
+          <w:lang w:val="en-US"/>
+        </w:rPr>
+        <w:t xml:space="preserve">    </w:t>
+      </w:r>
+    </w:p>
+    <w:p>
+      <w:pPr>
+        <w:pStyle w:val="Normal"/>
+        <w:jc w:val="both"/>
+        <w:rPr>
+          <w:rFonts w:ascii="Courier New" w:hAnsi="Courier New" w:cs="Courier New"/>
+          <w:sz w:val="22"/>
+          <w:szCs w:val="22"/>
+          <w:lang w:val="en-US"/>
+        </w:rPr>
+      </w:pPr>
+      <w:r>
+        <w:rPr>
+          <w:rFonts w:cs="Courier New" w:ascii="Courier New" w:hAnsi="Courier New"/>
+          <w:sz w:val="22"/>
+          <w:szCs w:val="22"/>
+          <w:lang w:val="en-US"/>
+        </w:rPr>
+        <w:t xml:space="preserve">    </w:t>
+      </w:r>
+      <w:r>
+        <w:rPr>
+          <w:rFonts w:cs="Courier New" w:ascii="Courier New" w:hAnsi="Courier New"/>
+          <w:sz w:val="22"/>
+          <w:szCs w:val="22"/>
+          <w:lang w:val="en-US"/>
+        </w:rPr>
+        <w:t>matrix = []</w:t>
+      </w:r>
+    </w:p>
+    <w:p>
+      <w:pPr>
+        <w:pStyle w:val="Normal"/>
+        <w:jc w:val="both"/>
+        <w:rPr>
+          <w:rFonts w:ascii="Courier New" w:hAnsi="Courier New" w:cs="Courier New"/>
+          <w:sz w:val="22"/>
+          <w:szCs w:val="22"/>
+          <w:lang w:val="en-US"/>
+        </w:rPr>
+      </w:pPr>
+      <w:r>
+        <w:rPr>
+          <w:rFonts w:cs="Courier New" w:ascii="Courier New" w:hAnsi="Courier New"/>
+          <w:sz w:val="22"/>
+          <w:szCs w:val="22"/>
+          <w:lang w:val="en-US"/>
+        </w:rPr>
+        <w:t xml:space="preserve">    </w:t>
+      </w:r>
+      <w:r>
+        <w:rPr>
+          <w:rFonts w:cs="Courier New" w:ascii="Courier New" w:hAnsi="Courier New"/>
+          <w:sz w:val="22"/>
+          <w:szCs w:val="22"/>
+          <w:lang w:val="en-US"/>
+        </w:rPr>
+        <w:t>idx = 1</w:t>
+      </w:r>
+    </w:p>
+    <w:p>
+      <w:pPr>
+        <w:pStyle w:val="Normal"/>
+        <w:jc w:val="both"/>
+        <w:rPr>
+          <w:rFonts w:ascii="Courier New" w:hAnsi="Courier New" w:cs="Courier New"/>
+          <w:sz w:val="22"/>
+          <w:szCs w:val="22"/>
+          <w:lang w:val="en-US"/>
+        </w:rPr>
+      </w:pPr>
+      <w:r>
+        <w:rPr>
+          <w:rFonts w:cs="Courier New" w:ascii="Courier New" w:hAnsi="Courier New"/>
+          <w:sz w:val="22"/>
+          <w:szCs w:val="22"/>
+          <w:lang w:val="en-US"/>
+        </w:rPr>
+        <w:t xml:space="preserve">    </w:t>
+      </w:r>
+      <w:r>
+        <w:rPr>
+          <w:rFonts w:cs="Courier New" w:ascii="Courier New" w:hAnsi="Courier New"/>
+          <w:sz w:val="22"/>
+          <w:szCs w:val="22"/>
+          <w:lang w:val="en-US"/>
+        </w:rPr>
+        <w:t>for i in range(n):</w:t>
+      </w:r>
+    </w:p>
+    <w:p>
+      <w:pPr>
+        <w:pStyle w:val="Normal"/>
+        <w:jc w:val="both"/>
+        <w:rPr>
+          <w:rFonts w:ascii="Courier New" w:hAnsi="Courier New" w:cs="Courier New"/>
+          <w:sz w:val="22"/>
+          <w:szCs w:val="22"/>
+          <w:lang w:val="en-US"/>
+        </w:rPr>
+      </w:pPr>
+      <w:r>
+        <w:rPr>
+          <w:rFonts w:cs="Courier New" w:ascii="Courier New" w:hAnsi="Courier New"/>
+          <w:sz w:val="22"/>
+          <w:szCs w:val="22"/>
+          <w:lang w:val="en-US"/>
+        </w:rPr>
+        <w:t xml:space="preserve">        </w:t>
+      </w:r>
+      <w:r>
+        <w:rPr>
+          <w:rFonts w:cs="Courier New" w:ascii="Courier New" w:hAnsi="Courier New"/>
+          <w:sz w:val="22"/>
+          <w:szCs w:val="22"/>
+          <w:lang w:val="en-US"/>
+        </w:rPr>
+        <w:t>row = []</w:t>
+      </w:r>
+    </w:p>
+    <w:p>
+      <w:pPr>
+        <w:pStyle w:val="Normal"/>
+        <w:jc w:val="both"/>
+        <w:rPr>
+          <w:rFonts w:ascii="Courier New" w:hAnsi="Courier New" w:cs="Courier New"/>
+          <w:sz w:val="22"/>
+          <w:szCs w:val="22"/>
+          <w:lang w:val="en-US"/>
+        </w:rPr>
+      </w:pPr>
+      <w:r>
+        <w:rPr>
+          <w:rFonts w:cs="Courier New" w:ascii="Courier New" w:hAnsi="Courier New"/>
+          <w:sz w:val="22"/>
+          <w:szCs w:val="22"/>
+          <w:lang w:val="en-US"/>
+        </w:rPr>
+        <w:t xml:space="preserve">        </w:t>
+      </w:r>
+      <w:r>
+        <w:rPr>
+          <w:rFonts w:cs="Courier New" w:ascii="Courier New" w:hAnsi="Courier New"/>
+          <w:sz w:val="22"/>
+          <w:szCs w:val="22"/>
+          <w:lang w:val="en-US"/>
+        </w:rPr>
+        <w:t>for j in range(n):</w:t>
+      </w:r>
+    </w:p>
+    <w:p>
+      <w:pPr>
+        <w:pStyle w:val="Normal"/>
+        <w:jc w:val="both"/>
+        <w:rPr>
+          <w:rFonts w:ascii="Courier New" w:hAnsi="Courier New" w:cs="Courier New"/>
+          <w:sz w:val="22"/>
+          <w:szCs w:val="22"/>
+          <w:lang w:val="en-US"/>
+        </w:rPr>
+      </w:pPr>
+      <w:r>
+        <w:rPr>
+          <w:rFonts w:cs="Courier New" w:ascii="Courier New" w:hAnsi="Courier New"/>
+          <w:sz w:val="22"/>
+          <w:szCs w:val="22"/>
+          <w:lang w:val="en-US"/>
+        </w:rPr>
+        <w:t xml:space="preserve">            </w:t>
+      </w:r>
+      <w:r>
+        <w:rPr>
+          <w:rFonts w:cs="Courier New" w:ascii="Courier New" w:hAnsi="Courier New"/>
+          <w:sz w:val="22"/>
+          <w:szCs w:val="22"/>
+          <w:lang w:val="en-US"/>
+        </w:rPr>
+        <w:t>row.append(int(input_data[idx]))</w:t>
+      </w:r>
+    </w:p>
+    <w:p>
+      <w:pPr>
+        <w:pStyle w:val="Normal"/>
+        <w:jc w:val="both"/>
+        <w:rPr>
+          <w:rFonts w:ascii="Courier New" w:hAnsi="Courier New" w:cs="Courier New"/>
+          <w:sz w:val="22"/>
+          <w:szCs w:val="22"/>
+          <w:lang w:val="en-US"/>
+        </w:rPr>
+      </w:pPr>
+      <w:r>
+        <w:rPr>
+          <w:rFonts w:cs="Courier New" w:ascii="Courier New" w:hAnsi="Courier New"/>
+          <w:sz w:val="22"/>
+          <w:szCs w:val="22"/>
+          <w:lang w:val="en-US"/>
+        </w:rPr>
+        <w:t xml:space="preserve">            </w:t>
+      </w:r>
+      <w:r>
+        <w:rPr>
+          <w:rFonts w:cs="Courier New" w:ascii="Courier New" w:hAnsi="Courier New"/>
+          <w:sz w:val="22"/>
+          <w:szCs w:val="22"/>
+          <w:lang w:val="en-US"/>
+        </w:rPr>
+        <w:t>idx += 1</w:t>
+      </w:r>
+    </w:p>
+    <w:p>
+      <w:pPr>
+        <w:pStyle w:val="Normal"/>
+        <w:jc w:val="both"/>
+        <w:rPr>
+          <w:rFonts w:ascii="Courier New" w:hAnsi="Courier New" w:cs="Courier New"/>
+          <w:sz w:val="22"/>
+          <w:szCs w:val="22"/>
+          <w:lang w:val="en-US"/>
+        </w:rPr>
+      </w:pPr>
+      <w:r>
+        <w:rPr>
+          <w:rFonts w:cs="Courier New" w:ascii="Courier New" w:hAnsi="Courier New"/>
+          <w:sz w:val="22"/>
+          <w:szCs w:val="22"/>
+          <w:lang w:val="en-US"/>
+        </w:rPr>
+        <w:t xml:space="preserve">        </w:t>
+      </w:r>
+      <w:r>
+        <w:rPr>
+          <w:rFonts w:cs="Courier New" w:ascii="Courier New" w:hAnsi="Courier New"/>
+          <w:sz w:val="22"/>
+          <w:szCs w:val="22"/>
+          <w:lang w:val="en-US"/>
+        </w:rPr>
+        <w:t>matrix.append(row)</w:t>
+      </w:r>
+    </w:p>
+    <w:p>
+      <w:pPr>
+        <w:pStyle w:val="Normal"/>
+        <w:jc w:val="both"/>
+        <w:rPr>
+          <w:rFonts w:ascii="Courier New" w:hAnsi="Courier New" w:cs="Courier New"/>
+          <w:sz w:val="22"/>
+          <w:szCs w:val="22"/>
+          <w:lang w:val="en-US"/>
+        </w:rPr>
+      </w:pPr>
+      <w:r>
+        <w:rPr>
+          <w:rFonts w:cs="Courier New" w:ascii="Courier New" w:hAnsi="Courier New"/>
+          <w:sz w:val="22"/>
+          <w:szCs w:val="22"/>
+          <w:lang w:val="en-US"/>
+        </w:rPr>
+        <w:t xml:space="preserve">        </w:t>
+      </w:r>
+    </w:p>
+    <w:p>
+      <w:pPr>
+        <w:pStyle w:val="Normal"/>
+        <w:jc w:val="both"/>
+        <w:rPr>
+          <w:rFonts w:ascii="Courier New" w:hAnsi="Courier New" w:cs="Courier New"/>
+          <w:sz w:val="22"/>
+          <w:szCs w:val="22"/>
+          <w:lang w:val="en-US"/>
+        </w:rPr>
+      </w:pPr>
+      <w:r>
+        <w:rPr>
+          <w:rFonts w:cs="Courier New" w:ascii="Courier New" w:hAnsi="Courier New"/>
+          <w:sz w:val="22"/>
+          <w:szCs w:val="22"/>
+          <w:lang w:val="en-US"/>
+        </w:rPr>
+        <w:t xml:space="preserve">    </w:t>
+      </w:r>
+      <w:r>
+        <w:rPr>
+          <w:rFonts w:cs="Courier New" w:ascii="Courier New" w:hAnsi="Courier New"/>
+          <w:sz w:val="22"/>
+          <w:szCs w:val="22"/>
+          <w:lang w:val="en-US"/>
+        </w:rPr>
+        <w:t>INF = float('inf')</w:t>
+      </w:r>
+    </w:p>
+    <w:p>
+      <w:pPr>
+        <w:pStyle w:val="Normal"/>
+        <w:jc w:val="both"/>
+        <w:rPr>
+          <w:rFonts w:ascii="Courier New" w:hAnsi="Courier New" w:cs="Courier New"/>
+          <w:sz w:val="22"/>
+          <w:szCs w:val="22"/>
+          <w:lang w:val="en-US"/>
+        </w:rPr>
+      </w:pPr>
+      <w:r>
+        <w:rPr>
+          <w:rFonts w:cs="Courier New" w:ascii="Courier New" w:hAnsi="Courier New"/>
+          <w:sz w:val="22"/>
+          <w:szCs w:val="22"/>
+          <w:lang w:val="en-US"/>
+        </w:rPr>
+        <w:t xml:space="preserve">    </w:t>
+      </w:r>
+    </w:p>
+    <w:p>
+      <w:pPr>
+        <w:pStyle w:val="Normal"/>
+        <w:jc w:val="both"/>
+        <w:rPr>
+          <w:rFonts w:ascii="Courier New" w:hAnsi="Courier New" w:cs="Courier New"/>
+          <w:sz w:val="22"/>
+          <w:szCs w:val="22"/>
+          <w:lang w:val="en-US"/>
+        </w:rPr>
+      </w:pPr>
+      <w:r>
+        <w:rPr>
+          <w:rFonts w:cs="Courier New" w:ascii="Courier New" w:hAnsi="Courier New"/>
+          <w:sz w:val="22"/>
+          <w:szCs w:val="22"/>
+          <w:lang w:val="en-US"/>
+        </w:rPr>
+        <w:t xml:space="preserve">    </w:t>
+      </w:r>
+      <w:r>
+        <w:rPr>
+          <w:rFonts w:cs="Courier New" w:ascii="Courier New" w:hAnsi="Courier New"/>
+          <w:sz w:val="22"/>
+          <w:szCs w:val="22"/>
+          <w:lang w:val="en-US"/>
+        </w:rPr>
+        <w:t>dp = [[INF] * n for _ in range(1 &lt;&lt; n)]</w:t>
+      </w:r>
+    </w:p>
+    <w:p>
+      <w:pPr>
+        <w:pStyle w:val="Normal"/>
+        <w:jc w:val="both"/>
+        <w:rPr>
+          <w:rFonts w:ascii="Courier New" w:hAnsi="Courier New" w:cs="Courier New"/>
+          <w:sz w:val="22"/>
+          <w:szCs w:val="22"/>
+          <w:lang w:val="en-US"/>
+        </w:rPr>
+      </w:pPr>
+      <w:r>
+        <w:rPr>
+          <w:rFonts w:cs="Courier New" w:ascii="Courier New" w:hAnsi="Courier New"/>
+          <w:sz w:val="22"/>
+          <w:szCs w:val="22"/>
+          <w:lang w:val="en-US"/>
+        </w:rPr>
+        <w:t xml:space="preserve">    </w:t>
+      </w:r>
+      <w:r>
+        <w:rPr>
+          <w:rFonts w:cs="Courier New" w:ascii="Courier New" w:hAnsi="Courier New"/>
+          <w:sz w:val="22"/>
+          <w:szCs w:val="22"/>
+          <w:lang w:val="en-US"/>
+        </w:rPr>
+        <w:t>parent = [[-1] * n for _ in range(1 &lt;&lt; n)]</w:t>
+      </w:r>
+    </w:p>
+    <w:p>
+      <w:pPr>
+        <w:pStyle w:val="Normal"/>
+        <w:jc w:val="both"/>
+        <w:rPr>
+          <w:rFonts w:ascii="Courier New" w:hAnsi="Courier New" w:cs="Courier New"/>
+          <w:sz w:val="22"/>
+          <w:szCs w:val="22"/>
+          <w:lang w:val="en-US"/>
+        </w:rPr>
+      </w:pPr>
+      <w:r>
+        <w:rPr>
+          <w:rFonts w:cs="Courier New" w:ascii="Courier New" w:hAnsi="Courier New"/>
+          <w:sz w:val="22"/>
+          <w:szCs w:val="22"/>
+          <w:lang w:val="en-US"/>
+        </w:rPr>
+        <w:t xml:space="preserve">    </w:t>
+      </w:r>
+    </w:p>
+    <w:p>
+      <w:pPr>
+        <w:pStyle w:val="Normal"/>
+        <w:jc w:val="both"/>
+        <w:rPr>
+          <w:rFonts w:ascii="Courier New" w:hAnsi="Courier New" w:cs="Courier New"/>
+          <w:sz w:val="22"/>
+          <w:szCs w:val="22"/>
+          <w:lang w:val="en-US"/>
+        </w:rPr>
+      </w:pPr>
+      <w:r>
+        <w:rPr>
+          <w:rFonts w:cs="Courier New" w:ascii="Courier New" w:hAnsi="Courier New"/>
+          <w:sz w:val="22"/>
+          <w:szCs w:val="22"/>
+          <w:lang w:val="en-US"/>
+        </w:rPr>
+        <w:t xml:space="preserve">    </w:t>
+      </w:r>
+      <w:r>
+        <w:rPr>
+          <w:rFonts w:cs="Courier New" w:ascii="Courier New" w:hAnsi="Courier New"/>
+          <w:sz w:val="22"/>
+          <w:szCs w:val="22"/>
+          <w:lang w:val="en-US"/>
+        </w:rPr>
+        <w:t>dp[1][0] = 0</w:t>
+      </w:r>
+    </w:p>
+    <w:p>
+      <w:pPr>
+        <w:pStyle w:val="Normal"/>
+        <w:jc w:val="both"/>
+        <w:rPr>
+          <w:rFonts w:ascii="Courier New" w:hAnsi="Courier New" w:cs="Courier New"/>
+          <w:sz w:val="22"/>
+          <w:szCs w:val="22"/>
+          <w:lang w:val="en-US"/>
+        </w:rPr>
+      </w:pPr>
+      <w:r>
+        <w:rPr>
+          <w:rFonts w:cs="Courier New" w:ascii="Courier New" w:hAnsi="Courier New"/>
+          <w:sz w:val="22"/>
+          <w:szCs w:val="22"/>
+          <w:lang w:val="en-US"/>
+        </w:rPr>
+        <w:t xml:space="preserve">    </w:t>
+      </w:r>
+    </w:p>
+    <w:p>
+      <w:pPr>
+        <w:pStyle w:val="Normal"/>
+        <w:jc w:val="both"/>
+        <w:rPr>
+          <w:rFonts w:ascii="Courier New" w:hAnsi="Courier New" w:cs="Courier New"/>
+          <w:sz w:val="22"/>
+          <w:szCs w:val="22"/>
+          <w:lang w:val="en-US"/>
+        </w:rPr>
+      </w:pPr>
+      <w:r>
+        <w:rPr>
+          <w:rFonts w:cs="Courier New" w:ascii="Courier New" w:hAnsi="Courier New"/>
+          <w:sz w:val="22"/>
+          <w:szCs w:val="22"/>
+          <w:lang w:val="en-US"/>
+        </w:rPr>
+        <w:t xml:space="preserve">    </w:t>
+      </w:r>
+      <w:r>
+        <w:rPr>
+          <w:rFonts w:cs="Courier New" w:ascii="Courier New" w:hAnsi="Courier New"/>
+          <w:sz w:val="22"/>
+          <w:szCs w:val="22"/>
+          <w:lang w:val="en-US"/>
+        </w:rPr>
+        <w:t>for mask in range(1, 1 &lt;&lt; n):</w:t>
+      </w:r>
+    </w:p>
+    <w:p>
+      <w:pPr>
+        <w:pStyle w:val="Normal"/>
+        <w:jc w:val="both"/>
+        <w:rPr>
+          <w:rFonts w:ascii="Courier New" w:hAnsi="Courier New" w:cs="Courier New"/>
+          <w:sz w:val="22"/>
+          <w:szCs w:val="22"/>
+          <w:lang w:val="en-US"/>
+        </w:rPr>
+      </w:pPr>
+      <w:r>
+        <w:rPr>
+          <w:rFonts w:cs="Courier New" w:ascii="Courier New" w:hAnsi="Courier New"/>
+          <w:sz w:val="22"/>
+          <w:szCs w:val="22"/>
+          <w:lang w:val="en-US"/>
+        </w:rPr>
+        <w:t xml:space="preserve">        </w:t>
+      </w:r>
+      <w:r>
+        <w:rPr>
+          <w:rFonts w:cs="Courier New" w:ascii="Courier New" w:hAnsi="Courier New"/>
+          <w:sz w:val="22"/>
+          <w:szCs w:val="22"/>
+          <w:lang w:val="en-US"/>
+        </w:rPr>
+        <w:t>if not (mask &amp; 1):</w:t>
+      </w:r>
+    </w:p>
+    <w:p>
+      <w:pPr>
+        <w:pStyle w:val="Normal"/>
+        <w:jc w:val="both"/>
+        <w:rPr>
+          <w:rFonts w:ascii="Courier New" w:hAnsi="Courier New" w:cs="Courier New"/>
+          <w:sz w:val="22"/>
+          <w:szCs w:val="22"/>
+          <w:lang w:val="en-US"/>
+        </w:rPr>
+      </w:pPr>
+      <w:r>
+        <w:rPr>
+          <w:rFonts w:cs="Courier New" w:ascii="Courier New" w:hAnsi="Courier New"/>
+          <w:sz w:val="22"/>
+          <w:szCs w:val="22"/>
+          <w:lang w:val="en-US"/>
+        </w:rPr>
+        <w:t xml:space="preserve">            </w:t>
+      </w:r>
+      <w:r>
+        <w:rPr>
+          <w:rFonts w:cs="Courier New" w:ascii="Courier New" w:hAnsi="Courier New"/>
+          <w:sz w:val="22"/>
+          <w:szCs w:val="22"/>
+          <w:lang w:val="en-US"/>
+        </w:rPr>
+        <w:t>continue</w:t>
+      </w:r>
+    </w:p>
+    <w:p>
+      <w:pPr>
+        <w:pStyle w:val="Normal"/>
+        <w:jc w:val="both"/>
+        <w:rPr>
+          <w:rFonts w:ascii="Courier New" w:hAnsi="Courier New" w:cs="Courier New"/>
+          <w:sz w:val="22"/>
+          <w:szCs w:val="22"/>
+          <w:lang w:val="en-US"/>
+        </w:rPr>
+      </w:pPr>
+      <w:r>
+        <w:rPr>
+          <w:rFonts w:cs="Courier New" w:ascii="Courier New" w:hAnsi="Courier New"/>
+          <w:sz w:val="22"/>
+          <w:szCs w:val="22"/>
+          <w:lang w:val="en-US"/>
+        </w:rPr>
+        <w:t xml:space="preserve">        </w:t>
+      </w:r>
+    </w:p>
+    <w:p>
+      <w:pPr>
+        <w:pStyle w:val="Normal"/>
+        <w:jc w:val="both"/>
+        <w:rPr>
+          <w:rFonts w:ascii="Courier New" w:hAnsi="Courier New" w:cs="Courier New"/>
+          <w:sz w:val="22"/>
+          <w:szCs w:val="22"/>
+          <w:lang w:val="en-US"/>
+        </w:rPr>
+      </w:pPr>
+      <w:r>
+        <w:rPr>
+          <w:rFonts w:cs="Courier New" w:ascii="Courier New" w:hAnsi="Courier New"/>
+          <w:sz w:val="22"/>
+          <w:szCs w:val="22"/>
+          <w:lang w:val="en-US"/>
+        </w:rPr>
+        <w:t xml:space="preserve">        </w:t>
+      </w:r>
+      <w:r>
+        <w:rPr>
+          <w:rFonts w:cs="Courier New" w:ascii="Courier New" w:hAnsi="Courier New"/>
+          <w:sz w:val="22"/>
+          <w:szCs w:val="22"/>
+          <w:lang w:val="en-US"/>
+        </w:rPr>
+        <w:t>for u in range(n):</w:t>
+      </w:r>
+    </w:p>
+    <w:p>
+      <w:pPr>
+        <w:pStyle w:val="Normal"/>
+        <w:jc w:val="both"/>
+        <w:rPr>
+          <w:rFonts w:ascii="Courier New" w:hAnsi="Courier New" w:cs="Courier New"/>
+          <w:sz w:val="22"/>
+          <w:szCs w:val="22"/>
+          <w:lang w:val="en-US"/>
+        </w:rPr>
+      </w:pPr>
+      <w:r>
+        <w:rPr>
+          <w:rFonts w:cs="Courier New" w:ascii="Courier New" w:hAnsi="Courier New"/>
+          <w:sz w:val="22"/>
+          <w:szCs w:val="22"/>
+          <w:lang w:val="en-US"/>
+        </w:rPr>
+        <w:t xml:space="preserve">            </w:t>
+      </w:r>
+      <w:r>
+        <w:rPr>
+          <w:rFonts w:cs="Courier New" w:ascii="Courier New" w:hAnsi="Courier New"/>
+          <w:sz w:val="22"/>
+          <w:szCs w:val="22"/>
+          <w:lang w:val="en-US"/>
+        </w:rPr>
+        <w:t>if (mask &amp; (1 &lt;&lt; u)) and dp[mask][u] != INF:</w:t>
+      </w:r>
+    </w:p>
+    <w:p>
+      <w:pPr>
+        <w:pStyle w:val="Normal"/>
+        <w:jc w:val="both"/>
+        <w:rPr>
+          <w:rFonts w:ascii="Courier New" w:hAnsi="Courier New" w:cs="Courier New"/>
+          <w:sz w:val="22"/>
+          <w:szCs w:val="22"/>
+          <w:lang w:val="en-US"/>
+        </w:rPr>
+      </w:pPr>
+      <w:r>
+        <w:rPr>
+          <w:rFonts w:cs="Courier New" w:ascii="Courier New" w:hAnsi="Courier New"/>
+          <w:sz w:val="22"/>
+          <w:szCs w:val="22"/>
+          <w:lang w:val="en-US"/>
+        </w:rPr>
+        <w:t xml:space="preserve">                </w:t>
+      </w:r>
+      <w:r>
+        <w:rPr>
+          <w:rFonts w:cs="Courier New" w:ascii="Courier New" w:hAnsi="Courier New"/>
+          <w:sz w:val="22"/>
+          <w:szCs w:val="22"/>
+          <w:lang w:val="en-US"/>
+        </w:rPr>
+        <w:t>for v in range(n):</w:t>
+      </w:r>
+    </w:p>
+    <w:p>
+      <w:pPr>
+        <w:pStyle w:val="Normal"/>
+        <w:jc w:val="both"/>
+        <w:rPr>
+          <w:rFonts w:ascii="Courier New" w:hAnsi="Courier New" w:cs="Courier New"/>
+          <w:sz w:val="22"/>
+          <w:szCs w:val="22"/>
+          <w:lang w:val="en-US"/>
+        </w:rPr>
+      </w:pPr>
+      <w:r>
+        <w:rPr>
+          <w:rFonts w:cs="Courier New" w:ascii="Courier New" w:hAnsi="Courier New"/>
+          <w:sz w:val="22"/>
+          <w:szCs w:val="22"/>
+          <w:lang w:val="en-US"/>
+        </w:rPr>
+        <w:t xml:space="preserve">                    </w:t>
+      </w:r>
+      <w:r>
+        <w:rPr>
+          <w:rFonts w:cs="Courier New" w:ascii="Courier New" w:hAnsi="Courier New"/>
+          <w:sz w:val="22"/>
+          <w:szCs w:val="22"/>
+          <w:lang w:val="en-US"/>
+        </w:rPr>
+        <w:t>if not (mask &amp; (1 &lt;&lt; v)) and matrix[u][v] &gt; 0:</w:t>
+      </w:r>
+    </w:p>
+    <w:p>
+      <w:pPr>
+        <w:pStyle w:val="Normal"/>
+        <w:jc w:val="both"/>
+        <w:rPr>
+          <w:rFonts w:ascii="Courier New" w:hAnsi="Courier New" w:cs="Courier New"/>
+          <w:sz w:val="22"/>
+          <w:szCs w:val="22"/>
+          <w:lang w:val="en-US"/>
+        </w:rPr>
+      </w:pPr>
+      <w:r>
+        <w:rPr>
+          <w:rFonts w:cs="Courier New" w:ascii="Courier New" w:hAnsi="Courier New"/>
+          <w:sz w:val="22"/>
+          <w:szCs w:val="22"/>
+          <w:lang w:val="en-US"/>
+        </w:rPr>
+        <w:t xml:space="preserve">                        </w:t>
+      </w:r>
+      <w:r>
+        <w:rPr>
+          <w:rFonts w:cs="Courier New" w:ascii="Courier New" w:hAnsi="Courier New"/>
+          <w:sz w:val="22"/>
+          <w:szCs w:val="22"/>
+          <w:lang w:val="en-US"/>
+        </w:rPr>
+        <w:t>new_mask = mask | (1 &lt;&lt; v)</w:t>
+      </w:r>
+    </w:p>
+    <w:p>
+      <w:pPr>
+        <w:pStyle w:val="Normal"/>
+        <w:jc w:val="both"/>
+        <w:rPr>
+          <w:rFonts w:ascii="Courier New" w:hAnsi="Courier New" w:cs="Courier New"/>
+          <w:sz w:val="22"/>
+          <w:szCs w:val="22"/>
+          <w:lang w:val="en-US"/>
+        </w:rPr>
+      </w:pPr>
+      <w:r>
+        <w:rPr>
+          <w:rFonts w:cs="Courier New" w:ascii="Courier New" w:hAnsi="Courier New"/>
+          <w:sz w:val="22"/>
+          <w:szCs w:val="22"/>
+          <w:lang w:val="en-US"/>
+        </w:rPr>
+        <w:t xml:space="preserve">                        </w:t>
+      </w:r>
+      <w:r>
+        <w:rPr>
+          <w:rFonts w:cs="Courier New" w:ascii="Courier New" w:hAnsi="Courier New"/>
+          <w:sz w:val="22"/>
+          <w:szCs w:val="22"/>
+          <w:lang w:val="en-US"/>
+        </w:rPr>
+        <w:t>new_cost = dp[mask][u] + matrix[u][v]</w:t>
+      </w:r>
+    </w:p>
+    <w:p>
+      <w:pPr>
+        <w:pStyle w:val="Normal"/>
+        <w:jc w:val="both"/>
+        <w:rPr>
+          <w:rFonts w:ascii="Courier New" w:hAnsi="Courier New" w:cs="Courier New"/>
+          <w:sz w:val="22"/>
+          <w:szCs w:val="22"/>
+          <w:lang w:val="en-US"/>
+        </w:rPr>
+      </w:pPr>
+      <w:r>
+        <w:rPr>
+          <w:rFonts w:cs="Courier New" w:ascii="Courier New" w:hAnsi="Courier New"/>
+          <w:sz w:val="22"/>
+          <w:szCs w:val="22"/>
+          <w:lang w:val="en-US"/>
+        </w:rPr>
+        <w:t xml:space="preserve">                        </w:t>
+      </w:r>
+    </w:p>
+    <w:p>
+      <w:pPr>
+        <w:pStyle w:val="Normal"/>
+        <w:jc w:val="both"/>
+        <w:rPr>
+          <w:rFonts w:ascii="Courier New" w:hAnsi="Courier New" w:cs="Courier New"/>
+          <w:sz w:val="22"/>
+          <w:szCs w:val="22"/>
+          <w:lang w:val="en-US"/>
+        </w:rPr>
+      </w:pPr>
+      <w:r>
+        <w:rPr>
+          <w:rFonts w:cs="Courier New" w:ascii="Courier New" w:hAnsi="Courier New"/>
+          <w:sz w:val="22"/>
+          <w:szCs w:val="22"/>
+          <w:lang w:val="en-US"/>
+        </w:rPr>
+        <w:t xml:space="preserve">                        </w:t>
+      </w:r>
+      <w:r>
+        <w:rPr>
+          <w:rFonts w:cs="Courier New" w:ascii="Courier New" w:hAnsi="Courier New"/>
+          <w:sz w:val="22"/>
+          <w:szCs w:val="22"/>
+          <w:lang w:val="en-US"/>
+        </w:rPr>
+        <w:t>if new_cost &lt; dp[new_mask][v]:</w:t>
+      </w:r>
+    </w:p>
+    <w:p>
+      <w:pPr>
+        <w:pStyle w:val="Normal"/>
+        <w:jc w:val="both"/>
+        <w:rPr>
+          <w:rFonts w:ascii="Courier New" w:hAnsi="Courier New" w:cs="Courier New"/>
+          <w:sz w:val="22"/>
+          <w:szCs w:val="22"/>
+          <w:lang w:val="en-US"/>
+        </w:rPr>
+      </w:pPr>
+      <w:r>
+        <w:rPr>
+          <w:rFonts w:cs="Courier New" w:ascii="Courier New" w:hAnsi="Courier New"/>
+          <w:sz w:val="22"/>
+          <w:szCs w:val="22"/>
+          <w:lang w:val="en-US"/>
+        </w:rPr>
+        <w:t xml:space="preserve">                            </w:t>
+      </w:r>
+      <w:r>
+        <w:rPr>
+          <w:rFonts w:cs="Courier New" w:ascii="Courier New" w:hAnsi="Courier New"/>
+          <w:sz w:val="22"/>
+          <w:szCs w:val="22"/>
+          <w:lang w:val="en-US"/>
+        </w:rPr>
+        <w:t>dp[new_mask][v] = new_cost</w:t>
+      </w:r>
+    </w:p>
+    <w:p>
+      <w:pPr>
+        <w:pStyle w:val="Normal"/>
+        <w:jc w:val="both"/>
+        <w:rPr>
+          <w:rFonts w:ascii="Courier New" w:hAnsi="Courier New" w:cs="Courier New"/>
+          <w:sz w:val="22"/>
+          <w:szCs w:val="22"/>
+          <w:lang w:val="en-US"/>
+        </w:rPr>
+      </w:pPr>
+      <w:r>
+        <w:rPr>
+          <w:rFonts w:cs="Courier New" w:ascii="Courier New" w:hAnsi="Courier New"/>
+          <w:sz w:val="22"/>
+          <w:szCs w:val="22"/>
+          <w:lang w:val="en-US"/>
+        </w:rPr>
+        <w:t xml:space="preserve">                            </w:t>
+      </w:r>
+      <w:r>
+        <w:rPr>
+          <w:rFonts w:cs="Courier New" w:ascii="Courier New" w:hAnsi="Courier New"/>
+          <w:sz w:val="22"/>
+          <w:szCs w:val="22"/>
+          <w:lang w:val="en-US"/>
+        </w:rPr>
+        <w:t>parent[new_mask][v] = u</w:t>
+      </w:r>
+    </w:p>
+    <w:p>
+      <w:pPr>
+        <w:pStyle w:val="Normal"/>
+        <w:jc w:val="both"/>
+        <w:rPr>
+          <w:rFonts w:ascii="Courier New" w:hAnsi="Courier New" w:cs="Courier New"/>
+          <w:sz w:val="22"/>
+          <w:szCs w:val="22"/>
+          <w:lang w:val="en-US"/>
+        </w:rPr>
+      </w:pPr>
+      <w:r>
+        <w:rPr>
+          <w:rFonts w:cs="Courier New" w:ascii="Courier New" w:hAnsi="Courier New"/>
+          <w:sz w:val="22"/>
+          <w:szCs w:val="22"/>
+          <w:lang w:val="en-US"/>
+        </w:rPr>
+        <w:t xml:space="preserve">                            </w:t>
+      </w:r>
+    </w:p>
+    <w:p>
+      <w:pPr>
+        <w:pStyle w:val="Normal"/>
+        <w:jc w:val="both"/>
+        <w:rPr>
+          <w:rFonts w:ascii="Courier New" w:hAnsi="Courier New" w:cs="Courier New"/>
+          <w:sz w:val="22"/>
+          <w:szCs w:val="22"/>
+          <w:lang w:val="en-US"/>
+        </w:rPr>
+      </w:pPr>
+      <w:r>
+        <w:rPr>
+          <w:rFonts w:cs="Courier New" w:ascii="Courier New" w:hAnsi="Courier New"/>
+          <w:sz w:val="22"/>
+          <w:szCs w:val="22"/>
+          <w:lang w:val="en-US"/>
+        </w:rPr>
+        <w:t xml:space="preserve">    </w:t>
+      </w:r>
+      <w:r>
+        <w:rPr>
+          <w:rFonts w:cs="Courier New" w:ascii="Courier New" w:hAnsi="Courier New"/>
+          <w:sz w:val="22"/>
+          <w:szCs w:val="22"/>
+          <w:lang w:val="en-US"/>
+        </w:rPr>
+        <w:t>full_mask = (1 &lt;&lt; n) - 1</w:t>
+      </w:r>
+    </w:p>
+    <w:p>
+      <w:pPr>
+        <w:pStyle w:val="Normal"/>
+        <w:jc w:val="both"/>
+        <w:rPr>
+          <w:rFonts w:ascii="Courier New" w:hAnsi="Courier New" w:cs="Courier New"/>
+          <w:sz w:val="22"/>
+          <w:szCs w:val="22"/>
+          <w:lang w:val="en-US"/>
+        </w:rPr>
+      </w:pPr>
+      <w:r>
+        <w:rPr>
+          <w:rFonts w:cs="Courier New" w:ascii="Courier New" w:hAnsi="Courier New"/>
+          <w:sz w:val="22"/>
+          <w:szCs w:val="22"/>
+          <w:lang w:val="en-US"/>
+        </w:rPr>
+        <w:t xml:space="preserve">    </w:t>
+      </w:r>
+      <w:r>
+        <w:rPr>
+          <w:rFonts w:cs="Courier New" w:ascii="Courier New" w:hAnsi="Courier New"/>
+          <w:sz w:val="22"/>
+          <w:szCs w:val="22"/>
+          <w:lang w:val="en-US"/>
+        </w:rPr>
+        <w:t>ans = INF</w:t>
+      </w:r>
+    </w:p>
+    <w:p>
+      <w:pPr>
+        <w:pStyle w:val="Normal"/>
+        <w:jc w:val="both"/>
+        <w:rPr>
+          <w:rFonts w:ascii="Courier New" w:hAnsi="Courier New" w:cs="Courier New"/>
+          <w:sz w:val="22"/>
+          <w:szCs w:val="22"/>
+          <w:lang w:val="en-US"/>
+        </w:rPr>
+      </w:pPr>
+      <w:r>
+        <w:rPr>
+          <w:rFonts w:cs="Courier New" w:ascii="Courier New" w:hAnsi="Courier New"/>
+          <w:sz w:val="22"/>
+          <w:szCs w:val="22"/>
+          <w:lang w:val="en-US"/>
+        </w:rPr>
+        <w:t xml:space="preserve">    </w:t>
+      </w:r>
+      <w:r>
+        <w:rPr>
+          <w:rFonts w:cs="Courier New" w:ascii="Courier New" w:hAnsi="Courier New"/>
+          <w:sz w:val="22"/>
+          <w:szCs w:val="22"/>
+          <w:lang w:val="en-US"/>
+        </w:rPr>
+        <w:t>last_node = -1</w:t>
+      </w:r>
+    </w:p>
+    <w:p>
+      <w:pPr>
+        <w:pStyle w:val="Normal"/>
+        <w:jc w:val="both"/>
+        <w:rPr>
+          <w:rFonts w:ascii="Courier New" w:hAnsi="Courier New" w:cs="Courier New"/>
+          <w:sz w:val="22"/>
+          <w:szCs w:val="22"/>
+          <w:lang w:val="en-US"/>
+        </w:rPr>
+      </w:pPr>
+      <w:r>
+        <w:rPr>
+          <w:rFonts w:cs="Courier New" w:ascii="Courier New" w:hAnsi="Courier New"/>
+          <w:sz w:val="22"/>
+          <w:szCs w:val="22"/>
+          <w:lang w:val="en-US"/>
+        </w:rPr>
+        <w:t xml:space="preserve">    </w:t>
+      </w:r>
+    </w:p>
+    <w:p>
+      <w:pPr>
+        <w:pStyle w:val="Normal"/>
+        <w:jc w:val="both"/>
+        <w:rPr>
+          <w:rFonts w:ascii="Courier New" w:hAnsi="Courier New" w:cs="Courier New"/>
+          <w:sz w:val="22"/>
+          <w:szCs w:val="22"/>
+          <w:lang w:val="en-US"/>
+        </w:rPr>
+      </w:pPr>
+      <w:r>
+        <w:rPr>
+          <w:rFonts w:cs="Courier New" w:ascii="Courier New" w:hAnsi="Courier New"/>
+          <w:sz w:val="22"/>
+          <w:szCs w:val="22"/>
+          <w:lang w:val="en-US"/>
+        </w:rPr>
+        <w:t xml:space="preserve">    </w:t>
+      </w:r>
+      <w:r>
+        <w:rPr>
+          <w:rFonts w:cs="Courier New" w:ascii="Courier New" w:hAnsi="Courier New"/>
+          <w:sz w:val="22"/>
+          <w:szCs w:val="22"/>
+          <w:lang w:val="en-US"/>
+        </w:rPr>
+        <w:t>for u in range(1, n):</w:t>
+      </w:r>
+    </w:p>
+    <w:p>
+      <w:pPr>
+        <w:pStyle w:val="Normal"/>
+        <w:jc w:val="both"/>
+        <w:rPr>
+          <w:rFonts w:ascii="Courier New" w:hAnsi="Courier New" w:cs="Courier New"/>
+          <w:sz w:val="22"/>
+          <w:szCs w:val="22"/>
+          <w:lang w:val="en-US"/>
+        </w:rPr>
+      </w:pPr>
+      <w:r>
+        <w:rPr>
+          <w:rFonts w:cs="Courier New" w:ascii="Courier New" w:hAnsi="Courier New"/>
+          <w:sz w:val="22"/>
+          <w:szCs w:val="22"/>
+          <w:lang w:val="en-US"/>
+        </w:rPr>
+        <w:t xml:space="preserve">        </w:t>
+      </w:r>
+      <w:r>
+        <w:rPr>
+          <w:rFonts w:cs="Courier New" w:ascii="Courier New" w:hAnsi="Courier New"/>
+          <w:sz w:val="22"/>
+          <w:szCs w:val="22"/>
+          <w:lang w:val="en-US"/>
+        </w:rPr>
+        <w:t>if dp[full_mask][u] != INF and matrix[u][0] &gt; 0:</w:t>
+      </w:r>
+    </w:p>
+    <w:p>
+      <w:pPr>
+        <w:pStyle w:val="Normal"/>
+        <w:jc w:val="both"/>
+        <w:rPr>
+          <w:rFonts w:ascii="Courier New" w:hAnsi="Courier New" w:cs="Courier New"/>
+          <w:sz w:val="22"/>
+          <w:szCs w:val="22"/>
+          <w:lang w:val="en-US"/>
+        </w:rPr>
+      </w:pPr>
+      <w:r>
+        <w:rPr>
+          <w:rFonts w:cs="Courier New" w:ascii="Courier New" w:hAnsi="Courier New"/>
+          <w:sz w:val="22"/>
+          <w:szCs w:val="22"/>
+          <w:lang w:val="en-US"/>
+        </w:rPr>
+        <w:t xml:space="preserve">            </w:t>
+      </w:r>
+      <w:r>
+        <w:rPr>
+          <w:rFonts w:cs="Courier New" w:ascii="Courier New" w:hAnsi="Courier New"/>
+          <w:sz w:val="22"/>
+          <w:szCs w:val="22"/>
+          <w:lang w:val="en-US"/>
+        </w:rPr>
+        <w:t>cost = dp[full_mask][u] + matrix[u][0]</w:t>
+      </w:r>
+    </w:p>
+    <w:p>
+      <w:pPr>
+        <w:pStyle w:val="Normal"/>
+        <w:jc w:val="both"/>
+        <w:rPr>
+          <w:rFonts w:ascii="Courier New" w:hAnsi="Courier New" w:cs="Courier New"/>
+          <w:sz w:val="22"/>
+          <w:szCs w:val="22"/>
+          <w:lang w:val="en-US"/>
+        </w:rPr>
+      </w:pPr>
+      <w:r>
+        <w:rPr>
+          <w:rFonts w:cs="Courier New" w:ascii="Courier New" w:hAnsi="Courier New"/>
+          <w:sz w:val="22"/>
+          <w:szCs w:val="22"/>
+          <w:lang w:val="en-US"/>
+        </w:rPr>
+        <w:t xml:space="preserve">            </w:t>
+      </w:r>
+      <w:r>
+        <w:rPr>
+          <w:rFonts w:cs="Courier New" w:ascii="Courier New" w:hAnsi="Courier New"/>
+          <w:sz w:val="22"/>
+          <w:szCs w:val="22"/>
+          <w:lang w:val="en-US"/>
+        </w:rPr>
+        <w:t>if cost &lt; ans:</w:t>
+      </w:r>
+    </w:p>
+    <w:p>
+      <w:pPr>
+        <w:pStyle w:val="Normal"/>
+        <w:jc w:val="both"/>
+        <w:rPr>
+          <w:rFonts w:ascii="Courier New" w:hAnsi="Courier New" w:cs="Courier New"/>
+          <w:sz w:val="22"/>
+          <w:szCs w:val="22"/>
+          <w:lang w:val="en-US"/>
+        </w:rPr>
+      </w:pPr>
+      <w:r>
+        <w:rPr>
+          <w:rFonts w:cs="Courier New" w:ascii="Courier New" w:hAnsi="Courier New"/>
+          <w:sz w:val="22"/>
+          <w:szCs w:val="22"/>
+          <w:lang w:val="en-US"/>
+        </w:rPr>
+        <w:t xml:space="preserve">                </w:t>
+      </w:r>
+      <w:r>
+        <w:rPr>
+          <w:rFonts w:cs="Courier New" w:ascii="Courier New" w:hAnsi="Courier New"/>
+          <w:sz w:val="22"/>
+          <w:szCs w:val="22"/>
+          <w:lang w:val="en-US"/>
+        </w:rPr>
+        <w:t>ans = cost</w:t>
+      </w:r>
+    </w:p>
+    <w:p>
+      <w:pPr>
+        <w:pStyle w:val="Normal"/>
+        <w:jc w:val="both"/>
+        <w:rPr>
+          <w:rFonts w:ascii="Courier New" w:hAnsi="Courier New" w:cs="Courier New"/>
+          <w:sz w:val="22"/>
+          <w:szCs w:val="22"/>
+          <w:lang w:val="en-US"/>
+        </w:rPr>
+      </w:pPr>
+      <w:r>
+        <w:rPr>
+          <w:rFonts w:cs="Courier New" w:ascii="Courier New" w:hAnsi="Courier New"/>
+          <w:sz w:val="22"/>
+          <w:szCs w:val="22"/>
+          <w:lang w:val="en-US"/>
+        </w:rPr>
+        <w:t xml:space="preserve">                </w:t>
+      </w:r>
+      <w:r>
+        <w:rPr>
+          <w:rFonts w:cs="Courier New" w:ascii="Courier New" w:hAnsi="Courier New"/>
+          <w:sz w:val="22"/>
+          <w:szCs w:val="22"/>
+          <w:lang w:val="en-US"/>
+        </w:rPr>
+        <w:t>last_node = u</w:t>
+      </w:r>
+    </w:p>
+    <w:p>
+      <w:pPr>
+        <w:pStyle w:val="Normal"/>
+        <w:jc w:val="both"/>
+        <w:rPr>
+          <w:rFonts w:ascii="Courier New" w:hAnsi="Courier New" w:cs="Courier New"/>
+          <w:sz w:val="22"/>
+          <w:szCs w:val="22"/>
+          <w:lang w:val="en-US"/>
+        </w:rPr>
+      </w:pPr>
+      <w:r>
+        <w:rPr>
+          <w:rFonts w:cs="Courier New" w:ascii="Courier New" w:hAnsi="Courier New"/>
+          <w:sz w:val="22"/>
+          <w:szCs w:val="22"/>
+          <w:lang w:val="en-US"/>
+        </w:rPr>
+        <w:t xml:space="preserve">                </w:t>
+      </w:r>
+    </w:p>
+    <w:p>
+      <w:pPr>
+        <w:pStyle w:val="Normal"/>
+        <w:jc w:val="both"/>
+        <w:rPr>
+          <w:rFonts w:ascii="Courier New" w:hAnsi="Courier New" w:cs="Courier New"/>
+          <w:sz w:val="22"/>
+          <w:szCs w:val="22"/>
+          <w:lang w:val="en-US"/>
+        </w:rPr>
+      </w:pPr>
+      <w:r>
+        <w:rPr>
+          <w:rFonts w:cs="Courier New" w:ascii="Courier New" w:hAnsi="Courier New"/>
+          <w:sz w:val="22"/>
+          <w:szCs w:val="22"/>
+          <w:lang w:val="en-US"/>
+        </w:rPr>
+        <w:t xml:space="preserve">    </w:t>
+      </w:r>
+      <w:r>
+        <w:rPr>
+          <w:rFonts w:cs="Courier New" w:ascii="Courier New" w:hAnsi="Courier New"/>
+          <w:sz w:val="22"/>
+          <w:szCs w:val="22"/>
+          <w:lang w:val="en-US"/>
+        </w:rPr>
+        <w:t>if ans == INF:</w:t>
+      </w:r>
+    </w:p>
+    <w:p>
+      <w:pPr>
+        <w:pStyle w:val="Normal"/>
+        <w:jc w:val="both"/>
+        <w:rPr>
+          <w:rFonts w:ascii="Courier New" w:hAnsi="Courier New" w:cs="Courier New"/>
+          <w:sz w:val="22"/>
+          <w:szCs w:val="22"/>
+          <w:lang w:val="en-US"/>
+        </w:rPr>
+      </w:pPr>
+      <w:r>
+        <w:rPr>
+          <w:rFonts w:cs="Courier New" w:ascii="Courier New" w:hAnsi="Courier New"/>
+          <w:sz w:val="22"/>
+          <w:szCs w:val="22"/>
+          <w:lang w:val="en-US"/>
+        </w:rPr>
+        <w:t xml:space="preserve">        </w:t>
+      </w:r>
+      <w:r>
+        <w:rPr>
+          <w:rFonts w:cs="Courier New" w:ascii="Courier New" w:hAnsi="Courier New"/>
+          <w:sz w:val="22"/>
+          <w:szCs w:val="22"/>
+          <w:lang w:val="en-US"/>
+        </w:rPr>
+        <w:t>print("no path")</w:t>
+      </w:r>
+    </w:p>
+    <w:p>
+      <w:pPr>
+        <w:pStyle w:val="Normal"/>
+        <w:jc w:val="both"/>
+        <w:rPr>
+          <w:rFonts w:ascii="Courier New" w:hAnsi="Courier New" w:cs="Courier New"/>
+          <w:sz w:val="22"/>
+          <w:szCs w:val="22"/>
+          <w:lang w:val="en-US"/>
+        </w:rPr>
+      </w:pPr>
+      <w:r>
+        <w:rPr>
+          <w:rFonts w:cs="Courier New" w:ascii="Courier New" w:hAnsi="Courier New"/>
+          <w:sz w:val="22"/>
+          <w:szCs w:val="22"/>
+          <w:lang w:val="en-US"/>
+        </w:rPr>
+        <w:t xml:space="preserve">    </w:t>
+      </w:r>
+      <w:r>
+        <w:rPr>
+          <w:rFonts w:cs="Courier New" w:ascii="Courier New" w:hAnsi="Courier New"/>
+          <w:sz w:val="22"/>
+          <w:szCs w:val="22"/>
+          <w:lang w:val="en-US"/>
+        </w:rPr>
+        <w:t>else:</w:t>
+      </w:r>
+    </w:p>
+    <w:p>
+      <w:pPr>
+        <w:pStyle w:val="Normal"/>
+        <w:jc w:val="both"/>
+        <w:rPr>
+          <w:rFonts w:ascii="Courier New" w:hAnsi="Courier New" w:cs="Courier New"/>
+          <w:sz w:val="22"/>
+          <w:szCs w:val="22"/>
+          <w:lang w:val="en-US"/>
+        </w:rPr>
+      </w:pPr>
+      <w:r>
+        <w:rPr>
+          <w:rFonts w:cs="Courier New" w:ascii="Courier New" w:hAnsi="Courier New"/>
+          <w:sz w:val="22"/>
+          <w:szCs w:val="22"/>
+          <w:lang w:val="en-US"/>
+        </w:rPr>
+        <w:t xml:space="preserve">        </w:t>
+      </w:r>
+      <w:r>
+        <w:rPr>
+          <w:rFonts w:cs="Courier New" w:ascii="Courier New" w:hAnsi="Courier New"/>
+          <w:sz w:val="22"/>
+          <w:szCs w:val="22"/>
+          <w:lang w:val="en-US"/>
+        </w:rPr>
+        <w:t>path = [0]</w:t>
+      </w:r>
+    </w:p>
+    <w:p>
+      <w:pPr>
+        <w:pStyle w:val="Normal"/>
+        <w:jc w:val="both"/>
+        <w:rPr>
+          <w:rFonts w:ascii="Courier New" w:hAnsi="Courier New" w:cs="Courier New"/>
+          <w:sz w:val="22"/>
+          <w:szCs w:val="22"/>
+          <w:lang w:val="en-US"/>
+        </w:rPr>
+      </w:pPr>
+      <w:r>
+        <w:rPr>
+          <w:rFonts w:cs="Courier New" w:ascii="Courier New" w:hAnsi="Courier New"/>
+          <w:sz w:val="22"/>
+          <w:szCs w:val="22"/>
+          <w:lang w:val="en-US"/>
+        </w:rPr>
+        <w:t xml:space="preserve">        </w:t>
+      </w:r>
+      <w:r>
+        <w:rPr>
+          <w:rFonts w:cs="Courier New" w:ascii="Courier New" w:hAnsi="Courier New"/>
+          <w:sz w:val="22"/>
+          <w:szCs w:val="22"/>
+          <w:lang w:val="en-US"/>
+        </w:rPr>
+        <w:t>curr_mask = full_mask</w:t>
+      </w:r>
+    </w:p>
+    <w:p>
+      <w:pPr>
+        <w:pStyle w:val="Normal"/>
+        <w:jc w:val="both"/>
+        <w:rPr>
+          <w:rFonts w:ascii="Courier New" w:hAnsi="Courier New" w:cs="Courier New"/>
+          <w:sz w:val="22"/>
+          <w:szCs w:val="22"/>
+          <w:lang w:val="en-US"/>
+        </w:rPr>
+      </w:pPr>
+      <w:r>
+        <w:rPr>
+          <w:rFonts w:cs="Courier New" w:ascii="Courier New" w:hAnsi="Courier New"/>
+          <w:sz w:val="22"/>
+          <w:szCs w:val="22"/>
+          <w:lang w:val="en-US"/>
+        </w:rPr>
+        <w:t xml:space="preserve">        </w:t>
+      </w:r>
+      <w:r>
+        <w:rPr>
+          <w:rFonts w:cs="Courier New" w:ascii="Courier New" w:hAnsi="Courier New"/>
+          <w:sz w:val="22"/>
+          <w:szCs w:val="22"/>
+          <w:lang w:val="en-US"/>
+        </w:rPr>
+        <w:t>curr_node = last_node</w:t>
+      </w:r>
+    </w:p>
+    <w:p>
+      <w:pPr>
+        <w:pStyle w:val="Normal"/>
+        <w:jc w:val="both"/>
+        <w:rPr>
+          <w:rFonts w:ascii="Courier New" w:hAnsi="Courier New" w:cs="Courier New"/>
+          <w:sz w:val="22"/>
+          <w:szCs w:val="22"/>
+          <w:lang w:val="en-US"/>
+        </w:rPr>
+      </w:pPr>
+      <w:r>
+        <w:rPr>
+          <w:rFonts w:cs="Courier New" w:ascii="Courier New" w:hAnsi="Courier New"/>
+          <w:sz w:val="22"/>
+          <w:szCs w:val="22"/>
+          <w:lang w:val="en-US"/>
+        </w:rPr>
+        <w:t xml:space="preserve">        </w:t>
+      </w:r>
+    </w:p>
+    <w:p>
+      <w:pPr>
+        <w:pStyle w:val="Normal"/>
+        <w:jc w:val="both"/>
+        <w:rPr>
+          <w:rFonts w:ascii="Courier New" w:hAnsi="Courier New" w:cs="Courier New"/>
+          <w:sz w:val="22"/>
+          <w:szCs w:val="22"/>
+          <w:lang w:val="en-US"/>
+        </w:rPr>
+      </w:pPr>
+      <w:r>
+        <w:rPr>
+          <w:rFonts w:cs="Courier New" w:ascii="Courier New" w:hAnsi="Courier New"/>
+          <w:sz w:val="22"/>
+          <w:szCs w:val="22"/>
+          <w:lang w:val="en-US"/>
+        </w:rPr>
+        <w:t xml:space="preserve">        </w:t>
+      </w:r>
+      <w:r>
+        <w:rPr>
+          <w:rFonts w:cs="Courier New" w:ascii="Courier New" w:hAnsi="Courier New"/>
+          <w:sz w:val="22"/>
+          <w:szCs w:val="22"/>
+          <w:lang w:val="en-US"/>
+        </w:rPr>
+        <w:t>while curr_node != 0:</w:t>
+      </w:r>
+    </w:p>
+    <w:p>
+      <w:pPr>
+        <w:pStyle w:val="Normal"/>
+        <w:jc w:val="both"/>
+        <w:rPr>
+          <w:rFonts w:ascii="Courier New" w:hAnsi="Courier New" w:cs="Courier New"/>
+          <w:sz w:val="22"/>
+          <w:szCs w:val="22"/>
+          <w:lang w:val="en-US"/>
+        </w:rPr>
+      </w:pPr>
+      <w:r>
+        <w:rPr>
+          <w:rFonts w:cs="Courier New" w:ascii="Courier New" w:hAnsi="Courier New"/>
+          <w:sz w:val="22"/>
+          <w:szCs w:val="22"/>
+          <w:lang w:val="en-US"/>
+        </w:rPr>
+        <w:t xml:space="preserve">            </w:t>
+      </w:r>
+      <w:r>
+        <w:rPr>
+          <w:rFonts w:cs="Courier New" w:ascii="Courier New" w:hAnsi="Courier New"/>
+          <w:sz w:val="22"/>
+          <w:szCs w:val="22"/>
+          <w:lang w:val="en-US"/>
+        </w:rPr>
+        <w:t>path.append(curr_node)</w:t>
+      </w:r>
+    </w:p>
+    <w:p>
+      <w:pPr>
+        <w:pStyle w:val="Normal"/>
+        <w:jc w:val="both"/>
+        <w:rPr>
+          <w:rFonts w:ascii="Courier New" w:hAnsi="Courier New" w:cs="Courier New"/>
+          <w:sz w:val="22"/>
+          <w:szCs w:val="22"/>
+          <w:lang w:val="en-US"/>
+        </w:rPr>
+      </w:pPr>
+      <w:r>
+        <w:rPr>
+          <w:rFonts w:cs="Courier New" w:ascii="Courier New" w:hAnsi="Courier New"/>
+          <w:sz w:val="22"/>
+          <w:szCs w:val="22"/>
+          <w:lang w:val="en-US"/>
+        </w:rPr>
+        <w:t xml:space="preserve">            </w:t>
+      </w:r>
+      <w:r>
+        <w:rPr>
+          <w:rFonts w:cs="Courier New" w:ascii="Courier New" w:hAnsi="Courier New"/>
+          <w:sz w:val="22"/>
+          <w:szCs w:val="22"/>
+          <w:lang w:val="en-US"/>
+        </w:rPr>
+        <w:t>next_node = parent[curr_mask][curr_node]</w:t>
+      </w:r>
+    </w:p>
+    <w:p>
+      <w:pPr>
+        <w:pStyle w:val="Normal"/>
+        <w:jc w:val="both"/>
+        <w:rPr>
+          <w:rFonts w:ascii="Courier New" w:hAnsi="Courier New" w:cs="Courier New"/>
+          <w:sz w:val="22"/>
+          <w:szCs w:val="22"/>
+          <w:lang w:val="en-US"/>
+        </w:rPr>
+      </w:pPr>
+      <w:r>
+        <w:rPr>
+          <w:rFonts w:cs="Courier New" w:ascii="Courier New" w:hAnsi="Courier New"/>
+          <w:sz w:val="22"/>
+          <w:szCs w:val="22"/>
+          <w:lang w:val="en-US"/>
+        </w:rPr>
+        <w:t xml:space="preserve">            </w:t>
+      </w:r>
+      <w:r>
+        <w:rPr>
+          <w:rFonts w:cs="Courier New" w:ascii="Courier New" w:hAnsi="Courier New"/>
+          <w:sz w:val="22"/>
+          <w:szCs w:val="22"/>
+          <w:lang w:val="en-US"/>
+        </w:rPr>
+        <w:t>curr_mask ^= (1 &lt;&lt; curr_node)</w:t>
+      </w:r>
+    </w:p>
+    <w:p>
+      <w:pPr>
+        <w:pStyle w:val="Normal"/>
+        <w:jc w:val="both"/>
+        <w:rPr>
+          <w:rFonts w:ascii="Courier New" w:hAnsi="Courier New" w:cs="Courier New"/>
+          <w:sz w:val="22"/>
+          <w:szCs w:val="22"/>
+          <w:lang w:val="en-US"/>
+        </w:rPr>
+      </w:pPr>
+      <w:r>
+        <w:rPr>
+          <w:rFonts w:cs="Courier New" w:ascii="Courier New" w:hAnsi="Courier New"/>
+          <w:sz w:val="22"/>
+          <w:szCs w:val="22"/>
+          <w:lang w:val="en-US"/>
+        </w:rPr>
+        <w:t xml:space="preserve">            </w:t>
+      </w:r>
+      <w:r>
+        <w:rPr>
+          <w:rFonts w:cs="Courier New" w:ascii="Courier New" w:hAnsi="Courier New"/>
+          <w:sz w:val="22"/>
+          <w:szCs w:val="22"/>
+          <w:lang w:val="en-US"/>
+        </w:rPr>
+        <w:t>curr_node = next_node</w:t>
+      </w:r>
+    </w:p>
+    <w:p>
+      <w:pPr>
+        <w:pStyle w:val="Normal"/>
+        <w:jc w:val="both"/>
+        <w:rPr>
+          <w:rFonts w:ascii="Courier New" w:hAnsi="Courier New" w:cs="Courier New"/>
+          <w:sz w:val="22"/>
+          <w:szCs w:val="22"/>
+          <w:lang w:val="en-US"/>
+        </w:rPr>
+      </w:pPr>
+      <w:r>
+        <w:rPr>
+          <w:rFonts w:cs="Courier New" w:ascii="Courier New" w:hAnsi="Courier New"/>
+          <w:sz w:val="22"/>
+          <w:szCs w:val="22"/>
+          <w:lang w:val="en-US"/>
+        </w:rPr>
+        <w:t xml:space="preserve">            </w:t>
+      </w:r>
+    </w:p>
+    <w:p>
+      <w:pPr>
+        <w:pStyle w:val="Normal"/>
+        <w:jc w:val="both"/>
+        <w:rPr>
+          <w:rFonts w:ascii="Courier New" w:hAnsi="Courier New" w:cs="Courier New"/>
+          <w:sz w:val="22"/>
+          <w:szCs w:val="22"/>
+          <w:lang w:val="en-US"/>
+        </w:rPr>
+      </w:pPr>
+      <w:r>
+        <w:rPr>
+          <w:rFonts w:cs="Courier New" w:ascii="Courier New" w:hAnsi="Courier New"/>
+          <w:sz w:val="22"/>
+          <w:szCs w:val="22"/>
+          <w:lang w:val="en-US"/>
+        </w:rPr>
+        <w:t xml:space="preserve">        </w:t>
+      </w:r>
+      <w:r>
+        <w:rPr>
+          <w:rFonts w:cs="Courier New" w:ascii="Courier New" w:hAnsi="Courier New"/>
+          <w:sz w:val="22"/>
+          <w:szCs w:val="22"/>
+          <w:lang w:val="en-US"/>
+        </w:rPr>
+        <w:t>path.append(0)</w:t>
+      </w:r>
+    </w:p>
+    <w:p>
+      <w:pPr>
+        <w:pStyle w:val="Normal"/>
+        <w:jc w:val="both"/>
+        <w:rPr>
+          <w:rFonts w:ascii="Courier New" w:hAnsi="Courier New" w:cs="Courier New"/>
+          <w:sz w:val="22"/>
+          <w:szCs w:val="22"/>
+          <w:lang w:val="en-US"/>
+        </w:rPr>
+      </w:pPr>
+      <w:r>
+        <w:rPr>
+          <w:rFonts w:cs="Courier New" w:ascii="Courier New" w:hAnsi="Courier New"/>
+          <w:sz w:val="22"/>
+          <w:szCs w:val="22"/>
+          <w:lang w:val="en-US"/>
+        </w:rPr>
+        <w:t xml:space="preserve">        </w:t>
+      </w:r>
+      <w:r>
+        <w:rPr>
+          <w:rFonts w:cs="Courier New" w:ascii="Courier New" w:hAnsi="Courier New"/>
+          <w:sz w:val="22"/>
+          <w:szCs w:val="22"/>
+          <w:lang w:val="en-US"/>
+        </w:rPr>
+        <w:t>path.reverse()</w:t>
+      </w:r>
+    </w:p>
+    <w:p>
+      <w:pPr>
+        <w:pStyle w:val="Normal"/>
+        <w:jc w:val="both"/>
+        <w:rPr>
+          <w:rFonts w:ascii="Courier New" w:hAnsi="Courier New" w:cs="Courier New"/>
+          <w:sz w:val="22"/>
+          <w:szCs w:val="22"/>
+          <w:lang w:val="en-US"/>
+        </w:rPr>
+      </w:pPr>
+      <w:r>
+        <w:rPr>
+          <w:rFonts w:cs="Courier New" w:ascii="Courier New" w:hAnsi="Courier New"/>
+          <w:sz w:val="22"/>
+          <w:szCs w:val="22"/>
+          <w:lang w:val="en-US"/>
+        </w:rPr>
+        <w:t xml:space="preserve">        </w:t>
+      </w:r>
+    </w:p>
+    <w:p>
+      <w:pPr>
+        <w:pStyle w:val="Normal"/>
+        <w:jc w:val="both"/>
+        <w:rPr>
+          <w:rFonts w:ascii="Courier New" w:hAnsi="Courier New" w:cs="Courier New"/>
+          <w:sz w:val="22"/>
+          <w:szCs w:val="22"/>
+          <w:lang w:val="en-US"/>
+        </w:rPr>
+      </w:pPr>
+      <w:r>
+        <w:rPr>
+          <w:rFonts w:cs="Courier New" w:ascii="Courier New" w:hAnsi="Courier New"/>
+          <w:sz w:val="22"/>
+          <w:szCs w:val="22"/>
+          <w:lang w:val="en-US"/>
+        </w:rPr>
+        <w:t xml:space="preserve">        </w:t>
+      </w:r>
+      <w:r>
+        <w:rPr>
+          <w:rFonts w:cs="Courier New" w:ascii="Courier New" w:hAnsi="Courier New"/>
+          <w:sz w:val="22"/>
+          <w:szCs w:val="22"/>
+          <w:lang w:val="en-US"/>
+        </w:rPr>
+        <w:t>print(ans)</w:t>
+      </w:r>
+    </w:p>
+    <w:p>
+      <w:pPr>
+        <w:pStyle w:val="Normal"/>
+        <w:jc w:val="both"/>
+        <w:rPr>
+          <w:rFonts w:ascii="Courier New" w:hAnsi="Courier New" w:cs="Courier New"/>
+          <w:sz w:val="22"/>
+          <w:szCs w:val="22"/>
+          <w:lang w:val="en-US"/>
+        </w:rPr>
+      </w:pPr>
+      <w:r>
+        <w:rPr>
+          <w:rFonts w:cs="Courier New" w:ascii="Courier New" w:hAnsi="Courier New"/>
+          <w:sz w:val="22"/>
+          <w:szCs w:val="22"/>
+          <w:lang w:val="en-US"/>
+        </w:rPr>
+        <w:t xml:space="preserve">        </w:t>
+      </w:r>
+      <w:r>
+        <w:rPr>
+          <w:rFonts w:cs="Courier New" w:ascii="Courier New" w:hAnsi="Courier New"/>
+          <w:sz w:val="22"/>
+          <w:szCs w:val="22"/>
+          <w:lang w:val="en-US"/>
+        </w:rPr>
+        <w:t>print( " ".join(map(str, path)))</w:t>
+      </w:r>
+    </w:p>
+    <w:p>
+      <w:pPr>
+        <w:pStyle w:val="Normal"/>
+        <w:jc w:val="both"/>
+        <w:rPr>
+          <w:rFonts w:ascii="Courier New" w:hAnsi="Courier New" w:cs="Courier New"/>
+          <w:sz w:val="22"/>
+          <w:szCs w:val="22"/>
+          <w:lang w:val="en-US"/>
+        </w:rPr>
+      </w:pPr>
+      <w:r>
+        <w:rPr>
+          <w:rFonts w:cs="Courier New" w:ascii="Courier New" w:hAnsi="Courier New"/>
+          <w:sz w:val="22"/>
+          <w:szCs w:val="22"/>
+          <w:lang w:val="en-US"/>
+        </w:rPr>
+      </w:r>
+    </w:p>
+    <w:p>
+      <w:pPr>
+        <w:pStyle w:val="Normal"/>
+        <w:jc w:val="both"/>
+        <w:rPr>
+          <w:rFonts w:ascii="Courier New" w:hAnsi="Courier New" w:cs="Courier New"/>
+          <w:sz w:val="22"/>
+          <w:szCs w:val="22"/>
+          <w:lang w:val="en-US"/>
+        </w:rPr>
+      </w:pPr>
+      <w:r>
+        <w:rPr>
+          <w:rFonts w:cs="Courier New" w:ascii="Courier New" w:hAnsi="Courier New"/>
+          <w:sz w:val="22"/>
+          <w:szCs w:val="22"/>
+          <w:lang w:val="en-US"/>
+        </w:rPr>
+      </w:r>
+    </w:p>
+    <w:p>
+      <w:pPr>
+        <w:pStyle w:val="Normal"/>
+        <w:jc w:val="both"/>
+        <w:rPr>
+          <w:rFonts w:ascii="Courier New" w:hAnsi="Courier New" w:cs="Courier New"/>
+          <w:sz w:val="22"/>
+          <w:szCs w:val="22"/>
+          <w:lang w:val="en-US"/>
+        </w:rPr>
+      </w:pPr>
+      <w:r>
+        <w:rPr>
+          <w:rFonts w:cs="Courier New" w:ascii="Courier New" w:hAnsi="Courier New"/>
+          <w:sz w:val="22"/>
+          <w:szCs w:val="22"/>
+          <w:lang w:val="en-US"/>
+        </w:rPr>
+        <w:t>solve()</w:t>
+      </w:r>
+    </w:p>
+    <w:p>
+      <w:pPr>
+        <w:pStyle w:val="Normal"/>
+        <w:jc w:val="both"/>
+        <w:rPr>
+          <w:rFonts w:ascii="Courier New" w:hAnsi="Courier New" w:cs="Courier New"/>
+          <w:sz w:val="22"/>
+          <w:szCs w:val="22"/>
+          <w:lang w:val="en-US"/>
+        </w:rPr>
+      </w:pPr>
+      <w:r>
+        <w:rPr>
+          <w:rFonts w:cs="Courier New" w:ascii="Courier New" w:hAnsi="Courier New"/>
+          <w:sz w:val="22"/>
+          <w:szCs w:val="22"/>
+          <w:lang w:val="en-US"/>
+        </w:rPr>
+      </w:r>
+    </w:p>
+    <w:p>
+      <w:pPr>
+        <w:pStyle w:val="Normal"/>
+        <w:jc w:val="both"/>
+        <w:rPr>
+          <w:rFonts w:ascii="Courier New" w:hAnsi="Courier New" w:cs="Courier New"/>
           <w:b/>
           <w:bCs/>
           <w:sz w:val="22"/>
           <w:szCs w:val="22"/>
           <w:lang w:val="en-US"/>
         </w:rPr>
-        <w:t>.py:</w:t>
-      </w:r>
-    </w:p>
-    <w:p>
-      <w:pPr>
-        <w:pStyle w:val="Normal"/>
-        <w:jc w:val="both"/>
-        <w:rPr>
-          <w:rFonts w:ascii="Courier New" w:hAnsi="Courier New" w:cs="Courier New"/>
-          <w:sz w:val="22"/>
-          <w:szCs w:val="22"/>
-          <w:lang w:val="en-US"/>
-        </w:rPr>
-      </w:pPr>
-      <w:r>
-        <w:rPr>
-          <w:rFonts w:cs="Courier New" w:ascii="Courier New" w:hAnsi="Courier New"/>
-          <w:sz w:val="22"/>
-          <w:szCs w:val="22"/>
-          <w:lang w:val="en-US"/>
-        </w:rPr>
-      </w:r>
-    </w:p>
-    <w:p>
-      <w:pPr>
-        <w:pStyle w:val="Normal"/>
-        <w:jc w:val="both"/>
-        <w:rPr>
-          <w:rFonts w:ascii="Courier New" w:hAnsi="Courier New" w:cs="Courier New"/>
-          <w:sz w:val="22"/>
-          <w:szCs w:val="22"/>
-          <w:lang w:val="en-US"/>
-        </w:rPr>
-      </w:pPr>
-      <w:r>
-        <w:rPr>
-          <w:rFonts w:cs="Courier New" w:ascii="Courier New" w:hAnsi="Courier New"/>
-          <w:sz w:val="22"/>
-          <w:szCs w:val="22"/>
-          <w:lang w:val="en-US"/>
-        </w:rPr>
-        <w:t>def solve():</w:t>
-      </w:r>
-    </w:p>
-    <w:p>
-      <w:pPr>
-        <w:pStyle w:val="Normal"/>
-        <w:jc w:val="both"/>
-        <w:rPr>
-          <w:rFonts w:ascii="Courier New" w:hAnsi="Courier New" w:cs="Courier New"/>
-          <w:sz w:val="22"/>
-          <w:szCs w:val="22"/>
-          <w:lang w:val="en-US"/>
-        </w:rPr>
-      </w:pPr>
-      <w:r>
-        <w:rPr>
-          <w:rFonts w:cs="Courier New" w:ascii="Courier New" w:hAnsi="Courier New"/>
+      </w:pPr>
+      <w:r>
+        <w:rPr>
+          <w:rFonts w:cs="Courier New" w:ascii="Courier New" w:hAnsi="Courier New"/>
+          <w:b/>
+          <w:bCs/>
+          <w:sz w:val="22"/>
+          <w:szCs w:val="22"/>
+          <w:lang w:val="en-US"/>
+        </w:rPr>
+        <w:t>main_2.py</w:t>
+      </w:r>
+    </w:p>
+    <w:p>
+      <w:pPr>
+        <w:pStyle w:val="Normal"/>
+        <w:jc w:val="both"/>
+        <w:rPr>
+          <w:rFonts w:ascii="Courier New" w:hAnsi="Courier New" w:cs="Courier New"/>
+          <w:b w:val="false"/>
+          <w:bCs w:val="false"/>
+          <w:sz w:val="22"/>
+          <w:szCs w:val="22"/>
+          <w:lang w:val="en-US"/>
+        </w:rPr>
+      </w:pPr>
+      <w:r>
+        <w:rPr>
+          <w:rFonts w:cs="Courier New" w:ascii="Courier New" w:hAnsi="Courier New"/>
+          <w:b w:val="false"/>
+          <w:bCs w:val="false"/>
+          <w:sz w:val="22"/>
+          <w:szCs w:val="22"/>
+          <w:lang w:val="en-US"/>
+        </w:rPr>
+        <w:t>def solve_alsh2():</w:t>
+      </w:r>
+    </w:p>
+    <w:p>
+      <w:pPr>
+        <w:pStyle w:val="Normal"/>
+        <w:jc w:val="both"/>
+        <w:rPr>
+          <w:rFonts w:ascii="Courier New" w:hAnsi="Courier New" w:cs="Courier New"/>
+          <w:b w:val="false"/>
+          <w:bCs w:val="false"/>
+          <w:sz w:val="22"/>
+          <w:szCs w:val="22"/>
+          <w:lang w:val="en-US"/>
+        </w:rPr>
+      </w:pPr>
+      <w:r>
+        <w:rPr>
+          <w:rFonts w:cs="Courier New" w:ascii="Courier New" w:hAnsi="Courier New"/>
+          <w:b w:val="false"/>
+          <w:bCs w:val="false"/>
+          <w:sz w:val="22"/>
+          <w:szCs w:val="22"/>
+          <w:lang w:val="en-US"/>
+        </w:rPr>
+      </w:r>
+    </w:p>
+    <w:p>
+      <w:pPr>
+        <w:pStyle w:val="Normal"/>
+        <w:jc w:val="both"/>
+        <w:rPr>
+          <w:rFonts w:ascii="Courier New" w:hAnsi="Courier New" w:cs="Courier New"/>
+          <w:b w:val="false"/>
+          <w:bCs w:val="false"/>
+          <w:sz w:val="22"/>
+          <w:szCs w:val="22"/>
+          <w:lang w:val="en-US"/>
+        </w:rPr>
+      </w:pPr>
+      <w:r>
+        <w:rPr>
+          <w:rFonts w:cs="Courier New" w:ascii="Courier New" w:hAnsi="Courier New"/>
+          <w:b w:val="false"/>
+          <w:bCs w:val="false"/>
           <w:sz w:val="22"/>
           <w:szCs w:val="22"/>
           <w:lang w:val="en-US"/>
@@ -1687,27 +4161,33 @@
       <w:r>
         <w:rPr>
           <w:rFonts w:cs="Courier New" w:ascii="Courier New" w:hAnsi="Courier New"/>
-          <w:sz w:val="22"/>
-          <w:szCs w:val="22"/>
-          <w:lang w:val="en-US"/>
-        </w:rPr>
-        <w:t>input_data = []</w:t>
-      </w:r>
-    </w:p>
-    <w:p>
-      <w:pPr>
-        <w:pStyle w:val="Normal"/>
-        <w:jc w:val="both"/>
-        <w:rPr>
-          <w:rFonts w:ascii="Courier New" w:hAnsi="Courier New" w:cs="Courier New"/>
-          <w:sz w:val="22"/>
-          <w:szCs w:val="22"/>
-          <w:lang w:val="en-US"/>
-        </w:rPr>
-      </w:pPr>
-      <w:r>
-        <w:rPr>
-          <w:rFonts w:cs="Courier New" w:ascii="Courier New" w:hAnsi="Courier New"/>
+          <w:b w:val="false"/>
+          <w:bCs w:val="false"/>
+          <w:sz w:val="22"/>
+          <w:szCs w:val="22"/>
+          <w:lang w:val="en-US"/>
+        </w:rPr>
+        <w:t>data = []</w:t>
+      </w:r>
+    </w:p>
+    <w:p>
+      <w:pPr>
+        <w:pStyle w:val="Normal"/>
+        <w:jc w:val="both"/>
+        <w:rPr>
+          <w:rFonts w:ascii="Courier New" w:hAnsi="Courier New" w:cs="Courier New"/>
+          <w:b w:val="false"/>
+          <w:bCs w:val="false"/>
+          <w:sz w:val="22"/>
+          <w:szCs w:val="22"/>
+          <w:lang w:val="en-US"/>
+        </w:rPr>
+      </w:pPr>
+      <w:r>
+        <w:rPr>
+          <w:rFonts w:cs="Courier New" w:ascii="Courier New" w:hAnsi="Courier New"/>
+          <w:b w:val="false"/>
+          <w:bCs w:val="false"/>
           <w:sz w:val="22"/>
           <w:szCs w:val="22"/>
           <w:lang w:val="en-US"/>
@@ -1717,6 +4197,8 @@
       <w:r>
         <w:rPr>
           <w:rFonts w:cs="Courier New" w:ascii="Courier New" w:hAnsi="Courier New"/>
+          <w:b w:val="false"/>
+          <w:bCs w:val="false"/>
           <w:sz w:val="22"/>
           <w:szCs w:val="22"/>
           <w:lang w:val="en-US"/>
@@ -1730,14 +4212,18 @@
         <w:jc w:val="both"/>
         <w:rPr>
           <w:rFonts w:ascii="Courier New" w:hAnsi="Courier New" w:cs="Courier New"/>
-          <w:sz w:val="22"/>
-          <w:szCs w:val="22"/>
-          <w:lang w:val="en-US"/>
-        </w:rPr>
-      </w:pPr>
-      <w:r>
-        <w:rPr>
-          <w:rFonts w:cs="Courier New" w:ascii="Courier New" w:hAnsi="Courier New"/>
+          <w:b w:val="false"/>
+          <w:bCs w:val="false"/>
+          <w:sz w:val="22"/>
+          <w:szCs w:val="22"/>
+          <w:lang w:val="en-US"/>
+        </w:rPr>
+      </w:pPr>
+      <w:r>
+        <w:rPr>
+          <w:rFonts w:cs="Courier New" w:ascii="Courier New" w:hAnsi="Courier New"/>
+          <w:b w:val="false"/>
+          <w:bCs w:val="false"/>
           <w:sz w:val="22"/>
           <w:szCs w:val="22"/>
           <w:lang w:val="en-US"/>
@@ -1747,6 +4233,8 @@
       <w:r>
         <w:rPr>
           <w:rFonts w:cs="Courier New" w:ascii="Courier New" w:hAnsi="Courier New"/>
+          <w:b w:val="false"/>
+          <w:bCs w:val="false"/>
           <w:sz w:val="22"/>
           <w:szCs w:val="22"/>
           <w:lang w:val="en-US"/>
@@ -1760,14 +4248,18 @@
         <w:jc w:val="both"/>
         <w:rPr>
           <w:rFonts w:ascii="Courier New" w:hAnsi="Courier New" w:cs="Courier New"/>
-          <w:sz w:val="22"/>
-          <w:szCs w:val="22"/>
-          <w:lang w:val="en-US"/>
-        </w:rPr>
-      </w:pPr>
-      <w:r>
-        <w:rPr>
-          <w:rFonts w:cs="Courier New" w:ascii="Courier New" w:hAnsi="Courier New"/>
+          <w:b w:val="false"/>
+          <w:bCs w:val="false"/>
+          <w:sz w:val="22"/>
+          <w:szCs w:val="22"/>
+          <w:lang w:val="en-US"/>
+        </w:rPr>
+      </w:pPr>
+      <w:r>
+        <w:rPr>
+          <w:rFonts w:cs="Courier New" w:ascii="Courier New" w:hAnsi="Courier New"/>
+          <w:b w:val="false"/>
+          <w:bCs w:val="false"/>
           <w:sz w:val="22"/>
           <w:szCs w:val="22"/>
           <w:lang w:val="en-US"/>
@@ -1777,27 +4269,33 @@
       <w:r>
         <w:rPr>
           <w:rFonts w:cs="Courier New" w:ascii="Courier New" w:hAnsi="Courier New"/>
-          <w:sz w:val="22"/>
-          <w:szCs w:val="22"/>
-          <w:lang w:val="en-US"/>
-        </w:rPr>
-        <w:t>input_data.extend(input().split())</w:t>
-      </w:r>
-    </w:p>
-    <w:p>
-      <w:pPr>
-        <w:pStyle w:val="Normal"/>
-        <w:jc w:val="both"/>
-        <w:rPr>
-          <w:rFonts w:ascii="Courier New" w:hAnsi="Courier New" w:cs="Courier New"/>
-          <w:sz w:val="22"/>
-          <w:szCs w:val="22"/>
-          <w:lang w:val="en-US"/>
-        </w:rPr>
-      </w:pPr>
-      <w:r>
-        <w:rPr>
-          <w:rFonts w:cs="Courier New" w:ascii="Courier New" w:hAnsi="Courier New"/>
+          <w:b w:val="false"/>
+          <w:bCs w:val="false"/>
+          <w:sz w:val="22"/>
+          <w:szCs w:val="22"/>
+          <w:lang w:val="en-US"/>
+        </w:rPr>
+        <w:t>data.extend(input().split())</w:t>
+      </w:r>
+    </w:p>
+    <w:p>
+      <w:pPr>
+        <w:pStyle w:val="Normal"/>
+        <w:jc w:val="both"/>
+        <w:rPr>
+          <w:rFonts w:ascii="Courier New" w:hAnsi="Courier New" w:cs="Courier New"/>
+          <w:b w:val="false"/>
+          <w:bCs w:val="false"/>
+          <w:sz w:val="22"/>
+          <w:szCs w:val="22"/>
+          <w:lang w:val="en-US"/>
+        </w:rPr>
+      </w:pPr>
+      <w:r>
+        <w:rPr>
+          <w:rFonts w:cs="Courier New" w:ascii="Courier New" w:hAnsi="Courier New"/>
+          <w:b w:val="false"/>
+          <w:bCs w:val="false"/>
           <w:sz w:val="22"/>
           <w:szCs w:val="22"/>
           <w:lang w:val="en-US"/>
@@ -1807,6 +4305,8 @@
       <w:r>
         <w:rPr>
           <w:rFonts w:cs="Courier New" w:ascii="Courier New" w:hAnsi="Courier New"/>
+          <w:b w:val="false"/>
+          <w:bCs w:val="false"/>
           <w:sz w:val="22"/>
           <w:szCs w:val="22"/>
           <w:lang w:val="en-US"/>
@@ -1820,14 +4320,18 @@
         <w:jc w:val="both"/>
         <w:rPr>
           <w:rFonts w:ascii="Courier New" w:hAnsi="Courier New" w:cs="Courier New"/>
-          <w:sz w:val="22"/>
-          <w:szCs w:val="22"/>
-          <w:lang w:val="en-US"/>
-        </w:rPr>
-      </w:pPr>
-      <w:r>
-        <w:rPr>
-          <w:rFonts w:cs="Courier New" w:ascii="Courier New" w:hAnsi="Courier New"/>
+          <w:b w:val="false"/>
+          <w:bCs w:val="false"/>
+          <w:sz w:val="22"/>
+          <w:szCs w:val="22"/>
+          <w:lang w:val="en-US"/>
+        </w:rPr>
+      </w:pPr>
+      <w:r>
+        <w:rPr>
+          <w:rFonts w:cs="Courier New" w:ascii="Courier New" w:hAnsi="Courier New"/>
+          <w:b w:val="false"/>
+          <w:bCs w:val="false"/>
           <w:sz w:val="22"/>
           <w:szCs w:val="22"/>
           <w:lang w:val="en-US"/>
@@ -1837,6 +4341,8 @@
       <w:r>
         <w:rPr>
           <w:rFonts w:cs="Courier New" w:ascii="Courier New" w:hAnsi="Courier New"/>
+          <w:b w:val="false"/>
+          <w:bCs w:val="false"/>
           <w:sz w:val="22"/>
           <w:szCs w:val="22"/>
           <w:lang w:val="en-US"/>
@@ -1850,35 +4356,140 @@
         <w:jc w:val="both"/>
         <w:rPr>
           <w:rFonts w:ascii="Courier New" w:hAnsi="Courier New" w:cs="Courier New"/>
-          <w:sz w:val="22"/>
-          <w:szCs w:val="22"/>
-          <w:lang w:val="en-US"/>
-        </w:rPr>
-      </w:pPr>
-      <w:r>
-        <w:rPr>
-          <w:rFonts w:cs="Courier New" w:ascii="Courier New" w:hAnsi="Courier New"/>
+          <w:b w:val="false"/>
+          <w:bCs w:val="false"/>
+          <w:sz w:val="22"/>
+          <w:szCs w:val="22"/>
+          <w:lang w:val="en-US"/>
+        </w:rPr>
+      </w:pPr>
+      <w:r>
+        <w:rPr>
+          <w:rFonts w:cs="Courier New" w:ascii="Courier New" w:hAnsi="Courier New"/>
+          <w:b w:val="false"/>
+          <w:bCs w:val="false"/>
+          <w:sz w:val="22"/>
+          <w:szCs w:val="22"/>
+          <w:lang w:val="en-US"/>
+        </w:rPr>
+        <w:t xml:space="preserve">        </w:t>
+      </w:r>
+    </w:p>
+    <w:p>
+      <w:pPr>
+        <w:pStyle w:val="Normal"/>
+        <w:jc w:val="both"/>
+        <w:rPr>
+          <w:rFonts w:ascii="Courier New" w:hAnsi="Courier New" w:cs="Courier New"/>
+          <w:b w:val="false"/>
+          <w:bCs w:val="false"/>
+          <w:sz w:val="22"/>
+          <w:szCs w:val="22"/>
+          <w:lang w:val="en-US"/>
+        </w:rPr>
+      </w:pPr>
+      <w:r>
+        <w:rPr>
+          <w:rFonts w:cs="Courier New" w:ascii="Courier New" w:hAnsi="Courier New"/>
+          <w:b w:val="false"/>
+          <w:bCs w:val="false"/>
           <w:sz w:val="22"/>
           <w:szCs w:val="22"/>
           <w:lang w:val="en-US"/>
         </w:rPr>
         <w:t xml:space="preserve">    </w:t>
       </w:r>
-    </w:p>
-    <w:p>
-      <w:pPr>
-        <w:pStyle w:val="Normal"/>
-        <w:jc w:val="both"/>
-        <w:rPr>
-          <w:rFonts w:ascii="Courier New" w:hAnsi="Courier New" w:cs="Courier New"/>
-          <w:sz w:val="22"/>
-          <w:szCs w:val="22"/>
-          <w:lang w:val="en-US"/>
-        </w:rPr>
-      </w:pPr>
-      <w:r>
-        <w:rPr>
-          <w:rFonts w:cs="Courier New" w:ascii="Courier New" w:hAnsi="Courier New"/>
+      <w:r>
+        <w:rPr>
+          <w:rFonts w:cs="Courier New" w:ascii="Courier New" w:hAnsi="Courier New"/>
+          <w:b w:val="false"/>
+          <w:bCs w:val="false"/>
+          <w:sz w:val="22"/>
+          <w:szCs w:val="22"/>
+          <w:lang w:val="en-US"/>
+        </w:rPr>
+        <w:t>if not data:</w:t>
+      </w:r>
+    </w:p>
+    <w:p>
+      <w:pPr>
+        <w:pStyle w:val="Normal"/>
+        <w:jc w:val="both"/>
+        <w:rPr>
+          <w:rFonts w:ascii="Courier New" w:hAnsi="Courier New" w:cs="Courier New"/>
+          <w:b w:val="false"/>
+          <w:bCs w:val="false"/>
+          <w:sz w:val="22"/>
+          <w:szCs w:val="22"/>
+          <w:lang w:val="en-US"/>
+        </w:rPr>
+      </w:pPr>
+      <w:r>
+        <w:rPr>
+          <w:rFonts w:cs="Courier New" w:ascii="Courier New" w:hAnsi="Courier New"/>
+          <w:b w:val="false"/>
+          <w:bCs w:val="false"/>
+          <w:sz w:val="22"/>
+          <w:szCs w:val="22"/>
+          <w:lang w:val="en-US"/>
+        </w:rPr>
+        <w:t xml:space="preserve">        </w:t>
+      </w:r>
+      <w:r>
+        <w:rPr>
+          <w:rFonts w:cs="Courier New" w:ascii="Courier New" w:hAnsi="Courier New"/>
+          <w:b w:val="false"/>
+          <w:bCs w:val="false"/>
+          <w:sz w:val="22"/>
+          <w:szCs w:val="22"/>
+          <w:lang w:val="en-US"/>
+        </w:rPr>
+        <w:t>return</w:t>
+      </w:r>
+    </w:p>
+    <w:p>
+      <w:pPr>
+        <w:pStyle w:val="Normal"/>
+        <w:jc w:val="both"/>
+        <w:rPr>
+          <w:rFonts w:ascii="Courier New" w:hAnsi="Courier New" w:cs="Courier New"/>
+          <w:b w:val="false"/>
+          <w:bCs w:val="false"/>
+          <w:sz w:val="22"/>
+          <w:szCs w:val="22"/>
+          <w:lang w:val="en-US"/>
+        </w:rPr>
+      </w:pPr>
+      <w:r>
+        <w:rPr>
+          <w:rFonts w:cs="Courier New" w:ascii="Courier New" w:hAnsi="Courier New"/>
+          <w:b w:val="false"/>
+          <w:bCs w:val="false"/>
+          <w:sz w:val="22"/>
+          <w:szCs w:val="22"/>
+          <w:lang w:val="en-US"/>
+        </w:rPr>
+        <w:t xml:space="preserve">        </w:t>
+      </w:r>
+    </w:p>
+    <w:p>
+      <w:pPr>
+        <w:pStyle w:val="Normal"/>
+        <w:jc w:val="both"/>
+        <w:rPr>
+          <w:rFonts w:ascii="Courier New" w:hAnsi="Courier New" w:cs="Courier New"/>
+          <w:b w:val="false"/>
+          <w:bCs w:val="false"/>
+          <w:sz w:val="22"/>
+          <w:szCs w:val="22"/>
+          <w:lang w:val="en-US"/>
+        </w:rPr>
+      </w:pPr>
+      <w:r>
+        <w:rPr>
+          <w:rFonts w:cs="Courier New" w:ascii="Courier New" w:hAnsi="Courier New"/>
+          <w:b w:val="false"/>
+          <w:bCs w:val="false"/>
           <w:sz w:val="22"/>
           <w:szCs w:val="22"/>
           <w:lang w:val="en-US"/>
@@ -1888,27 +4499,166 @@
       <w:r>
         <w:rPr>
           <w:rFonts w:cs="Courier New" w:ascii="Courier New" w:hAnsi="Courier New"/>
-          <w:sz w:val="22"/>
-          <w:szCs w:val="22"/>
-          <w:lang w:val="en-US"/>
-        </w:rPr>
-        <w:t>if not input_data:</w:t>
-      </w:r>
-    </w:p>
-    <w:p>
-      <w:pPr>
-        <w:pStyle w:val="Normal"/>
-        <w:jc w:val="both"/>
-        <w:rPr>
-          <w:rFonts w:ascii="Courier New" w:hAnsi="Courier New" w:cs="Courier New"/>
-          <w:sz w:val="22"/>
-          <w:szCs w:val="22"/>
-          <w:lang w:val="en-US"/>
-        </w:rPr>
-      </w:pPr>
-      <w:r>
-        <w:rPr>
-          <w:rFonts w:cs="Courier New" w:ascii="Courier New" w:hAnsi="Courier New"/>
+          <w:b w:val="false"/>
+          <w:bCs w:val="false"/>
+          <w:sz w:val="22"/>
+          <w:szCs w:val="22"/>
+          <w:lang w:val="en-US"/>
+        </w:rPr>
+        <w:t>n = int(data[0])</w:t>
+      </w:r>
+    </w:p>
+    <w:p>
+      <w:pPr>
+        <w:pStyle w:val="Normal"/>
+        <w:jc w:val="both"/>
+        <w:rPr>
+          <w:rFonts w:ascii="Courier New" w:hAnsi="Courier New" w:cs="Courier New"/>
+          <w:b w:val="false"/>
+          <w:bCs w:val="false"/>
+          <w:sz w:val="22"/>
+          <w:szCs w:val="22"/>
+          <w:lang w:val="en-US"/>
+        </w:rPr>
+      </w:pPr>
+      <w:r>
+        <w:rPr>
+          <w:rFonts w:cs="Courier New" w:ascii="Courier New" w:hAnsi="Courier New"/>
+          <w:b w:val="false"/>
+          <w:bCs w:val="false"/>
+          <w:sz w:val="22"/>
+          <w:szCs w:val="22"/>
+          <w:lang w:val="en-US"/>
+        </w:rPr>
+        <w:t xml:space="preserve">    </w:t>
+      </w:r>
+    </w:p>
+    <w:p>
+      <w:pPr>
+        <w:pStyle w:val="Normal"/>
+        <w:jc w:val="both"/>
+        <w:rPr>
+          <w:rFonts w:ascii="Courier New" w:hAnsi="Courier New" w:cs="Courier New"/>
+          <w:b w:val="false"/>
+          <w:bCs w:val="false"/>
+          <w:sz w:val="22"/>
+          <w:szCs w:val="22"/>
+          <w:lang w:val="en-US"/>
+        </w:rPr>
+      </w:pPr>
+      <w:r>
+        <w:rPr>
+          <w:rFonts w:cs="Courier New" w:ascii="Courier New" w:hAnsi="Courier New"/>
+          <w:b w:val="false"/>
+          <w:bCs w:val="false"/>
+          <w:sz w:val="22"/>
+          <w:szCs w:val="22"/>
+          <w:lang w:val="en-US"/>
+        </w:rPr>
+        <w:t xml:space="preserve">    </w:t>
+      </w:r>
+      <w:r>
+        <w:rPr>
+          <w:rFonts w:cs="Courier New" w:ascii="Courier New" w:hAnsi="Courier New"/>
+          <w:b w:val="false"/>
+          <w:bCs w:val="false"/>
+          <w:sz w:val="22"/>
+          <w:szCs w:val="22"/>
+          <w:lang w:val="en-US"/>
+        </w:rPr>
+        <w:t>matrix = []</w:t>
+      </w:r>
+    </w:p>
+    <w:p>
+      <w:pPr>
+        <w:pStyle w:val="Normal"/>
+        <w:jc w:val="both"/>
+        <w:rPr>
+          <w:rFonts w:ascii="Courier New" w:hAnsi="Courier New" w:cs="Courier New"/>
+          <w:b w:val="false"/>
+          <w:bCs w:val="false"/>
+          <w:sz w:val="22"/>
+          <w:szCs w:val="22"/>
+          <w:lang w:val="en-US"/>
+        </w:rPr>
+      </w:pPr>
+      <w:r>
+        <w:rPr>
+          <w:rFonts w:cs="Courier New" w:ascii="Courier New" w:hAnsi="Courier New"/>
+          <w:b w:val="false"/>
+          <w:bCs w:val="false"/>
+          <w:sz w:val="22"/>
+          <w:szCs w:val="22"/>
+          <w:lang w:val="en-US"/>
+        </w:rPr>
+        <w:t xml:space="preserve">    </w:t>
+      </w:r>
+      <w:r>
+        <w:rPr>
+          <w:rFonts w:cs="Courier New" w:ascii="Courier New" w:hAnsi="Courier New"/>
+          <w:b w:val="false"/>
+          <w:bCs w:val="false"/>
+          <w:sz w:val="22"/>
+          <w:szCs w:val="22"/>
+          <w:lang w:val="en-US"/>
+        </w:rPr>
+        <w:t>idx = 1</w:t>
+      </w:r>
+    </w:p>
+    <w:p>
+      <w:pPr>
+        <w:pStyle w:val="Normal"/>
+        <w:jc w:val="both"/>
+        <w:rPr>
+          <w:rFonts w:ascii="Courier New" w:hAnsi="Courier New" w:cs="Courier New"/>
+          <w:b w:val="false"/>
+          <w:bCs w:val="false"/>
+          <w:sz w:val="22"/>
+          <w:szCs w:val="22"/>
+          <w:lang w:val="en-US"/>
+        </w:rPr>
+      </w:pPr>
+      <w:r>
+        <w:rPr>
+          <w:rFonts w:cs="Courier New" w:ascii="Courier New" w:hAnsi="Courier New"/>
+          <w:b w:val="false"/>
+          <w:bCs w:val="false"/>
+          <w:sz w:val="22"/>
+          <w:szCs w:val="22"/>
+          <w:lang w:val="en-US"/>
+        </w:rPr>
+        <w:t xml:space="preserve">    </w:t>
+      </w:r>
+      <w:r>
+        <w:rPr>
+          <w:rFonts w:cs="Courier New" w:ascii="Courier New" w:hAnsi="Courier New"/>
+          <w:b w:val="false"/>
+          <w:bCs w:val="false"/>
+          <w:sz w:val="22"/>
+          <w:szCs w:val="22"/>
+          <w:lang w:val="en-US"/>
+        </w:rPr>
+        <w:t>for i in range(n):</w:t>
+      </w:r>
+    </w:p>
+    <w:p>
+      <w:pPr>
+        <w:pStyle w:val="Normal"/>
+        <w:jc w:val="both"/>
+        <w:rPr>
+          <w:rFonts w:ascii="Courier New" w:hAnsi="Courier New" w:cs="Courier New"/>
+          <w:b w:val="false"/>
+          <w:bCs w:val="false"/>
+          <w:sz w:val="22"/>
+          <w:szCs w:val="22"/>
+          <w:lang w:val="en-US"/>
+        </w:rPr>
+      </w:pPr>
+      <w:r>
+        <w:rPr>
+          <w:rFonts w:cs="Courier New" w:ascii="Courier New" w:hAnsi="Courier New"/>
+          <w:b w:val="false"/>
+          <w:bCs w:val="false"/>
           <w:sz w:val="22"/>
           <w:szCs w:val="22"/>
           <w:lang w:val="en-US"/>
@@ -1918,6 +4668,975 @@
       <w:r>
         <w:rPr>
           <w:rFonts w:cs="Courier New" w:ascii="Courier New" w:hAnsi="Courier New"/>
+          <w:b w:val="false"/>
+          <w:bCs w:val="false"/>
+          <w:sz w:val="22"/>
+          <w:szCs w:val="22"/>
+          <w:lang w:val="en-US"/>
+        </w:rPr>
+        <w:t>row = []</w:t>
+      </w:r>
+    </w:p>
+    <w:p>
+      <w:pPr>
+        <w:pStyle w:val="Normal"/>
+        <w:jc w:val="both"/>
+        <w:rPr>
+          <w:rFonts w:ascii="Courier New" w:hAnsi="Courier New" w:cs="Courier New"/>
+          <w:b w:val="false"/>
+          <w:bCs w:val="false"/>
+          <w:sz w:val="22"/>
+          <w:szCs w:val="22"/>
+          <w:lang w:val="en-US"/>
+        </w:rPr>
+      </w:pPr>
+      <w:r>
+        <w:rPr>
+          <w:rFonts w:cs="Courier New" w:ascii="Courier New" w:hAnsi="Courier New"/>
+          <w:b w:val="false"/>
+          <w:bCs w:val="false"/>
+          <w:sz w:val="22"/>
+          <w:szCs w:val="22"/>
+          <w:lang w:val="en-US"/>
+        </w:rPr>
+        <w:t xml:space="preserve">        </w:t>
+      </w:r>
+      <w:r>
+        <w:rPr>
+          <w:rFonts w:cs="Courier New" w:ascii="Courier New" w:hAnsi="Courier New"/>
+          <w:b w:val="false"/>
+          <w:bCs w:val="false"/>
+          <w:sz w:val="22"/>
+          <w:szCs w:val="22"/>
+          <w:lang w:val="en-US"/>
+        </w:rPr>
+        <w:t>for j in range(n):</w:t>
+      </w:r>
+    </w:p>
+    <w:p>
+      <w:pPr>
+        <w:pStyle w:val="Normal"/>
+        <w:jc w:val="both"/>
+        <w:rPr>
+          <w:rFonts w:ascii="Courier New" w:hAnsi="Courier New" w:cs="Courier New"/>
+          <w:b w:val="false"/>
+          <w:bCs w:val="false"/>
+          <w:sz w:val="22"/>
+          <w:szCs w:val="22"/>
+          <w:lang w:val="en-US"/>
+        </w:rPr>
+      </w:pPr>
+      <w:r>
+        <w:rPr>
+          <w:rFonts w:cs="Courier New" w:ascii="Courier New" w:hAnsi="Courier New"/>
+          <w:b w:val="false"/>
+          <w:bCs w:val="false"/>
+          <w:sz w:val="22"/>
+          <w:szCs w:val="22"/>
+          <w:lang w:val="en-US"/>
+        </w:rPr>
+        <w:t xml:space="preserve">            </w:t>
+      </w:r>
+      <w:r>
+        <w:rPr>
+          <w:rFonts w:cs="Courier New" w:ascii="Courier New" w:hAnsi="Courier New"/>
+          <w:b w:val="false"/>
+          <w:bCs w:val="false"/>
+          <w:sz w:val="22"/>
+          <w:szCs w:val="22"/>
+          <w:lang w:val="en-US"/>
+        </w:rPr>
+        <w:t>row.append(int(data[idx]))</w:t>
+      </w:r>
+    </w:p>
+    <w:p>
+      <w:pPr>
+        <w:pStyle w:val="Normal"/>
+        <w:jc w:val="both"/>
+        <w:rPr>
+          <w:rFonts w:ascii="Courier New" w:hAnsi="Courier New" w:cs="Courier New"/>
+          <w:b w:val="false"/>
+          <w:bCs w:val="false"/>
+          <w:sz w:val="22"/>
+          <w:szCs w:val="22"/>
+          <w:lang w:val="en-US"/>
+        </w:rPr>
+      </w:pPr>
+      <w:r>
+        <w:rPr>
+          <w:rFonts w:cs="Courier New" w:ascii="Courier New" w:hAnsi="Courier New"/>
+          <w:b w:val="false"/>
+          <w:bCs w:val="false"/>
+          <w:sz w:val="22"/>
+          <w:szCs w:val="22"/>
+          <w:lang w:val="en-US"/>
+        </w:rPr>
+        <w:t xml:space="preserve">            </w:t>
+      </w:r>
+      <w:r>
+        <w:rPr>
+          <w:rFonts w:cs="Courier New" w:ascii="Courier New" w:hAnsi="Courier New"/>
+          <w:b w:val="false"/>
+          <w:bCs w:val="false"/>
+          <w:sz w:val="22"/>
+          <w:szCs w:val="22"/>
+          <w:lang w:val="en-US"/>
+        </w:rPr>
+        <w:t>idx += 1</w:t>
+      </w:r>
+    </w:p>
+    <w:p>
+      <w:pPr>
+        <w:pStyle w:val="Normal"/>
+        <w:jc w:val="both"/>
+        <w:rPr>
+          <w:rFonts w:ascii="Courier New" w:hAnsi="Courier New" w:cs="Courier New"/>
+          <w:b w:val="false"/>
+          <w:bCs w:val="false"/>
+          <w:sz w:val="22"/>
+          <w:szCs w:val="22"/>
+          <w:lang w:val="en-US"/>
+        </w:rPr>
+      </w:pPr>
+      <w:r>
+        <w:rPr>
+          <w:rFonts w:cs="Courier New" w:ascii="Courier New" w:hAnsi="Courier New"/>
+          <w:b w:val="false"/>
+          <w:bCs w:val="false"/>
+          <w:sz w:val="22"/>
+          <w:szCs w:val="22"/>
+          <w:lang w:val="en-US"/>
+        </w:rPr>
+        <w:t xml:space="preserve">        </w:t>
+      </w:r>
+      <w:r>
+        <w:rPr>
+          <w:rFonts w:cs="Courier New" w:ascii="Courier New" w:hAnsi="Courier New"/>
+          <w:b w:val="false"/>
+          <w:bCs w:val="false"/>
+          <w:sz w:val="22"/>
+          <w:szCs w:val="22"/>
+          <w:lang w:val="en-US"/>
+        </w:rPr>
+        <w:t>matrix.append(row)</w:t>
+      </w:r>
+    </w:p>
+    <w:p>
+      <w:pPr>
+        <w:pStyle w:val="Normal"/>
+        <w:jc w:val="both"/>
+        <w:rPr>
+          <w:rFonts w:ascii="Courier New" w:hAnsi="Courier New" w:cs="Courier New"/>
+          <w:b w:val="false"/>
+          <w:bCs w:val="false"/>
+          <w:sz w:val="22"/>
+          <w:szCs w:val="22"/>
+          <w:lang w:val="en-US"/>
+        </w:rPr>
+      </w:pPr>
+      <w:r>
+        <w:rPr>
+          <w:rFonts w:cs="Courier New" w:ascii="Courier New" w:hAnsi="Courier New"/>
+          <w:b w:val="false"/>
+          <w:bCs w:val="false"/>
+          <w:sz w:val="22"/>
+          <w:szCs w:val="22"/>
+          <w:lang w:val="en-US"/>
+        </w:rPr>
+        <w:t xml:space="preserve">        </w:t>
+      </w:r>
+    </w:p>
+    <w:p>
+      <w:pPr>
+        <w:pStyle w:val="Normal"/>
+        <w:jc w:val="both"/>
+        <w:rPr>
+          <w:rFonts w:ascii="Courier New" w:hAnsi="Courier New" w:cs="Courier New"/>
+          <w:b w:val="false"/>
+          <w:bCs w:val="false"/>
+          <w:sz w:val="22"/>
+          <w:szCs w:val="22"/>
+          <w:lang w:val="en-US"/>
+        </w:rPr>
+      </w:pPr>
+      <w:r>
+        <w:rPr>
+          <w:rFonts w:cs="Courier New" w:ascii="Courier New" w:hAnsi="Courier New"/>
+          <w:b w:val="false"/>
+          <w:bCs w:val="false"/>
+          <w:sz w:val="22"/>
+          <w:szCs w:val="22"/>
+          <w:lang w:val="en-US"/>
+        </w:rPr>
+      </w:r>
+    </w:p>
+    <w:p>
+      <w:pPr>
+        <w:pStyle w:val="Normal"/>
+        <w:jc w:val="both"/>
+        <w:rPr>
+          <w:rFonts w:ascii="Courier New" w:hAnsi="Courier New" w:cs="Courier New"/>
+          <w:b w:val="false"/>
+          <w:bCs w:val="false"/>
+          <w:sz w:val="22"/>
+          <w:szCs w:val="22"/>
+          <w:lang w:val="en-US"/>
+        </w:rPr>
+      </w:pPr>
+      <w:r>
+        <w:rPr>
+          <w:rFonts w:cs="Courier New" w:ascii="Courier New" w:hAnsi="Courier New"/>
+          <w:b w:val="false"/>
+          <w:bCs w:val="false"/>
+          <w:sz w:val="22"/>
+          <w:szCs w:val="22"/>
+          <w:lang w:val="en-US"/>
+        </w:rPr>
+        <w:t xml:space="preserve">    </w:t>
+      </w:r>
+      <w:r>
+        <w:rPr>
+          <w:rFonts w:cs="Courier New" w:ascii="Courier New" w:hAnsi="Courier New"/>
+          <w:b w:val="false"/>
+          <w:bCs w:val="false"/>
+          <w:sz w:val="22"/>
+          <w:szCs w:val="22"/>
+          <w:lang w:val="en-US"/>
+        </w:rPr>
+        <w:t>visited = [False] * n</w:t>
+      </w:r>
+    </w:p>
+    <w:p>
+      <w:pPr>
+        <w:pStyle w:val="Normal"/>
+        <w:jc w:val="both"/>
+        <w:rPr>
+          <w:rFonts w:ascii="Courier New" w:hAnsi="Courier New" w:cs="Courier New"/>
+          <w:b w:val="false"/>
+          <w:bCs w:val="false"/>
+          <w:sz w:val="22"/>
+          <w:szCs w:val="22"/>
+          <w:lang w:val="en-US"/>
+        </w:rPr>
+      </w:pPr>
+      <w:r>
+        <w:rPr>
+          <w:rFonts w:cs="Courier New" w:ascii="Courier New" w:hAnsi="Courier New"/>
+          <w:b w:val="false"/>
+          <w:bCs w:val="false"/>
+          <w:sz w:val="22"/>
+          <w:szCs w:val="22"/>
+          <w:lang w:val="en-US"/>
+        </w:rPr>
+        <w:t xml:space="preserve">    </w:t>
+      </w:r>
+    </w:p>
+    <w:p>
+      <w:pPr>
+        <w:pStyle w:val="Normal"/>
+        <w:jc w:val="both"/>
+        <w:rPr>
+          <w:rFonts w:ascii="Courier New" w:hAnsi="Courier New" w:cs="Courier New"/>
+          <w:b w:val="false"/>
+          <w:bCs w:val="false"/>
+          <w:sz w:val="22"/>
+          <w:szCs w:val="22"/>
+          <w:lang w:val="en-US"/>
+        </w:rPr>
+      </w:pPr>
+      <w:r>
+        <w:rPr>
+          <w:rFonts w:cs="Courier New" w:ascii="Courier New" w:hAnsi="Courier New"/>
+          <w:b w:val="false"/>
+          <w:bCs w:val="false"/>
+          <w:sz w:val="22"/>
+          <w:szCs w:val="22"/>
+          <w:lang w:val="en-US"/>
+        </w:rPr>
+      </w:r>
+    </w:p>
+    <w:p>
+      <w:pPr>
+        <w:pStyle w:val="Normal"/>
+        <w:jc w:val="both"/>
+        <w:rPr>
+          <w:rFonts w:ascii="Courier New" w:hAnsi="Courier New" w:cs="Courier New"/>
+          <w:b w:val="false"/>
+          <w:bCs w:val="false"/>
+          <w:sz w:val="22"/>
+          <w:szCs w:val="22"/>
+          <w:lang w:val="en-US"/>
+        </w:rPr>
+      </w:pPr>
+      <w:r>
+        <w:rPr>
+          <w:rFonts w:cs="Courier New" w:ascii="Courier New" w:hAnsi="Courier New"/>
+          <w:b w:val="false"/>
+          <w:bCs w:val="false"/>
+          <w:sz w:val="22"/>
+          <w:szCs w:val="22"/>
+          <w:lang w:val="en-US"/>
+        </w:rPr>
+        <w:t xml:space="preserve">    </w:t>
+      </w:r>
+      <w:r>
+        <w:rPr>
+          <w:rFonts w:cs="Courier New" w:ascii="Courier New" w:hAnsi="Courier New"/>
+          <w:b w:val="false"/>
+          <w:bCs w:val="false"/>
+          <w:sz w:val="22"/>
+          <w:szCs w:val="22"/>
+          <w:lang w:val="en-US"/>
+        </w:rPr>
+        <w:t>current_node = 0</w:t>
+      </w:r>
+    </w:p>
+    <w:p>
+      <w:pPr>
+        <w:pStyle w:val="Normal"/>
+        <w:jc w:val="both"/>
+        <w:rPr>
+          <w:rFonts w:ascii="Courier New" w:hAnsi="Courier New" w:cs="Courier New"/>
+          <w:b w:val="false"/>
+          <w:bCs w:val="false"/>
+          <w:sz w:val="22"/>
+          <w:szCs w:val="22"/>
+          <w:lang w:val="en-US"/>
+        </w:rPr>
+      </w:pPr>
+      <w:r>
+        <w:rPr>
+          <w:rFonts w:cs="Courier New" w:ascii="Courier New" w:hAnsi="Courier New"/>
+          <w:b w:val="false"/>
+          <w:bCs w:val="false"/>
+          <w:sz w:val="22"/>
+          <w:szCs w:val="22"/>
+          <w:lang w:val="en-US"/>
+        </w:rPr>
+        <w:t xml:space="preserve">    </w:t>
+      </w:r>
+      <w:r>
+        <w:rPr>
+          <w:rFonts w:cs="Courier New" w:ascii="Courier New" w:hAnsi="Courier New"/>
+          <w:b w:val="false"/>
+          <w:bCs w:val="false"/>
+          <w:sz w:val="22"/>
+          <w:szCs w:val="22"/>
+          <w:lang w:val="en-US"/>
+        </w:rPr>
+        <w:t>visited[current_node] = True</w:t>
+      </w:r>
+    </w:p>
+    <w:p>
+      <w:pPr>
+        <w:pStyle w:val="Normal"/>
+        <w:jc w:val="both"/>
+        <w:rPr>
+          <w:rFonts w:ascii="Courier New" w:hAnsi="Courier New" w:cs="Courier New"/>
+          <w:b w:val="false"/>
+          <w:bCs w:val="false"/>
+          <w:sz w:val="22"/>
+          <w:szCs w:val="22"/>
+          <w:lang w:val="en-US"/>
+        </w:rPr>
+      </w:pPr>
+      <w:r>
+        <w:rPr>
+          <w:rFonts w:cs="Courier New" w:ascii="Courier New" w:hAnsi="Courier New"/>
+          <w:b w:val="false"/>
+          <w:bCs w:val="false"/>
+          <w:sz w:val="22"/>
+          <w:szCs w:val="22"/>
+          <w:lang w:val="en-US"/>
+        </w:rPr>
+        <w:t xml:space="preserve">    </w:t>
+      </w:r>
+      <w:r>
+        <w:rPr>
+          <w:rFonts w:cs="Courier New" w:ascii="Courier New" w:hAnsi="Courier New"/>
+          <w:b w:val="false"/>
+          <w:bCs w:val="false"/>
+          <w:sz w:val="22"/>
+          <w:szCs w:val="22"/>
+          <w:lang w:val="en-US"/>
+        </w:rPr>
+        <w:t>path = [current_node]</w:t>
+      </w:r>
+    </w:p>
+    <w:p>
+      <w:pPr>
+        <w:pStyle w:val="Normal"/>
+        <w:jc w:val="both"/>
+        <w:rPr>
+          <w:rFonts w:ascii="Courier New" w:hAnsi="Courier New" w:cs="Courier New"/>
+          <w:b w:val="false"/>
+          <w:bCs w:val="false"/>
+          <w:sz w:val="22"/>
+          <w:szCs w:val="22"/>
+          <w:lang w:val="en-US"/>
+        </w:rPr>
+      </w:pPr>
+      <w:r>
+        <w:rPr>
+          <w:rFonts w:cs="Courier New" w:ascii="Courier New" w:hAnsi="Courier New"/>
+          <w:b w:val="false"/>
+          <w:bCs w:val="false"/>
+          <w:sz w:val="22"/>
+          <w:szCs w:val="22"/>
+          <w:lang w:val="en-US"/>
+        </w:rPr>
+        <w:t xml:space="preserve">    </w:t>
+      </w:r>
+      <w:r>
+        <w:rPr>
+          <w:rFonts w:cs="Courier New" w:ascii="Courier New" w:hAnsi="Courier New"/>
+          <w:b w:val="false"/>
+          <w:bCs w:val="false"/>
+          <w:sz w:val="22"/>
+          <w:szCs w:val="22"/>
+          <w:lang w:val="en-US"/>
+        </w:rPr>
+        <w:t>total_cost = 0</w:t>
+      </w:r>
+    </w:p>
+    <w:p>
+      <w:pPr>
+        <w:pStyle w:val="Normal"/>
+        <w:jc w:val="both"/>
+        <w:rPr>
+          <w:rFonts w:ascii="Courier New" w:hAnsi="Courier New" w:cs="Courier New"/>
+          <w:b w:val="false"/>
+          <w:bCs w:val="false"/>
+          <w:sz w:val="22"/>
+          <w:szCs w:val="22"/>
+          <w:lang w:val="en-US"/>
+        </w:rPr>
+      </w:pPr>
+      <w:r>
+        <w:rPr>
+          <w:rFonts w:cs="Courier New" w:ascii="Courier New" w:hAnsi="Courier New"/>
+          <w:b w:val="false"/>
+          <w:bCs w:val="false"/>
+          <w:sz w:val="22"/>
+          <w:szCs w:val="22"/>
+          <w:lang w:val="en-US"/>
+        </w:rPr>
+        <w:t xml:space="preserve">    </w:t>
+      </w:r>
+    </w:p>
+    <w:p>
+      <w:pPr>
+        <w:pStyle w:val="Normal"/>
+        <w:jc w:val="both"/>
+        <w:rPr>
+          <w:rFonts w:ascii="Courier New" w:hAnsi="Courier New" w:cs="Courier New"/>
+          <w:b w:val="false"/>
+          <w:bCs w:val="false"/>
+          <w:sz w:val="22"/>
+          <w:szCs w:val="22"/>
+          <w:lang w:val="en-US"/>
+        </w:rPr>
+      </w:pPr>
+      <w:r>
+        <w:rPr>
+          <w:rFonts w:cs="Courier New" w:ascii="Courier New" w:hAnsi="Courier New"/>
+          <w:b w:val="false"/>
+          <w:bCs w:val="false"/>
+          <w:sz w:val="22"/>
+          <w:szCs w:val="22"/>
+          <w:lang w:val="en-US"/>
+        </w:rPr>
+      </w:r>
+    </w:p>
+    <w:p>
+      <w:pPr>
+        <w:pStyle w:val="Normal"/>
+        <w:jc w:val="both"/>
+        <w:rPr>
+          <w:rFonts w:ascii="Courier New" w:hAnsi="Courier New" w:cs="Courier New"/>
+          <w:b w:val="false"/>
+          <w:bCs w:val="false"/>
+          <w:sz w:val="22"/>
+          <w:szCs w:val="22"/>
+          <w:lang w:val="en-US"/>
+        </w:rPr>
+      </w:pPr>
+      <w:r>
+        <w:rPr>
+          <w:rFonts w:cs="Courier New" w:ascii="Courier New" w:hAnsi="Courier New"/>
+          <w:b w:val="false"/>
+          <w:bCs w:val="false"/>
+          <w:sz w:val="22"/>
+          <w:szCs w:val="22"/>
+          <w:lang w:val="en-US"/>
+        </w:rPr>
+        <w:t xml:space="preserve">    </w:t>
+      </w:r>
+      <w:r>
+        <w:rPr>
+          <w:rFonts w:cs="Courier New" w:ascii="Courier New" w:hAnsi="Courier New"/>
+          <w:b w:val="false"/>
+          <w:bCs w:val="false"/>
+          <w:sz w:val="22"/>
+          <w:szCs w:val="22"/>
+          <w:lang w:val="en-US"/>
+        </w:rPr>
+        <w:t>for _ in range(n - 1):</w:t>
+      </w:r>
+    </w:p>
+    <w:p>
+      <w:pPr>
+        <w:pStyle w:val="Normal"/>
+        <w:jc w:val="both"/>
+        <w:rPr>
+          <w:rFonts w:ascii="Courier New" w:hAnsi="Courier New" w:cs="Courier New"/>
+          <w:b w:val="false"/>
+          <w:bCs w:val="false"/>
+          <w:sz w:val="22"/>
+          <w:szCs w:val="22"/>
+          <w:lang w:val="en-US"/>
+        </w:rPr>
+      </w:pPr>
+      <w:r>
+        <w:rPr>
+          <w:rFonts w:cs="Courier New" w:ascii="Courier New" w:hAnsi="Courier New"/>
+          <w:b w:val="false"/>
+          <w:bCs w:val="false"/>
+          <w:sz w:val="22"/>
+          <w:szCs w:val="22"/>
+          <w:lang w:val="en-US"/>
+        </w:rPr>
+        <w:t xml:space="preserve">        </w:t>
+      </w:r>
+      <w:r>
+        <w:rPr>
+          <w:rFonts w:cs="Courier New" w:ascii="Courier New" w:hAnsi="Courier New"/>
+          <w:b w:val="false"/>
+          <w:bCs w:val="false"/>
+          <w:sz w:val="22"/>
+          <w:szCs w:val="22"/>
+          <w:lang w:val="en-US"/>
+        </w:rPr>
+        <w:t>next_node = -1</w:t>
+      </w:r>
+    </w:p>
+    <w:p>
+      <w:pPr>
+        <w:pStyle w:val="Normal"/>
+        <w:jc w:val="both"/>
+        <w:rPr>
+          <w:rFonts w:ascii="Courier New" w:hAnsi="Courier New" w:cs="Courier New"/>
+          <w:b w:val="false"/>
+          <w:bCs w:val="false"/>
+          <w:sz w:val="22"/>
+          <w:szCs w:val="22"/>
+          <w:lang w:val="en-US"/>
+        </w:rPr>
+      </w:pPr>
+      <w:r>
+        <w:rPr>
+          <w:rFonts w:cs="Courier New" w:ascii="Courier New" w:hAnsi="Courier New"/>
+          <w:b w:val="false"/>
+          <w:bCs w:val="false"/>
+          <w:sz w:val="22"/>
+          <w:szCs w:val="22"/>
+          <w:lang w:val="en-US"/>
+        </w:rPr>
+        <w:t xml:space="preserve">        </w:t>
+      </w:r>
+      <w:r>
+        <w:rPr>
+          <w:rFonts w:cs="Courier New" w:ascii="Courier New" w:hAnsi="Courier New"/>
+          <w:b w:val="false"/>
+          <w:bCs w:val="false"/>
+          <w:sz w:val="22"/>
+          <w:szCs w:val="22"/>
+          <w:lang w:val="en-US"/>
+        </w:rPr>
+        <w:t>min_dist = float('inf')</w:t>
+      </w:r>
+    </w:p>
+    <w:p>
+      <w:pPr>
+        <w:pStyle w:val="Normal"/>
+        <w:jc w:val="both"/>
+        <w:rPr>
+          <w:rFonts w:ascii="Courier New" w:hAnsi="Courier New" w:cs="Courier New"/>
+          <w:b w:val="false"/>
+          <w:bCs w:val="false"/>
+          <w:sz w:val="22"/>
+          <w:szCs w:val="22"/>
+          <w:lang w:val="en-US"/>
+        </w:rPr>
+      </w:pPr>
+      <w:r>
+        <w:rPr>
+          <w:rFonts w:cs="Courier New" w:ascii="Courier New" w:hAnsi="Courier New"/>
+          <w:b w:val="false"/>
+          <w:bCs w:val="false"/>
+          <w:sz w:val="22"/>
+          <w:szCs w:val="22"/>
+          <w:lang w:val="en-US"/>
+        </w:rPr>
+        <w:t xml:space="preserve">        </w:t>
+      </w:r>
+    </w:p>
+    <w:p>
+      <w:pPr>
+        <w:pStyle w:val="Normal"/>
+        <w:jc w:val="both"/>
+        <w:rPr>
+          <w:rFonts w:ascii="Courier New" w:hAnsi="Courier New" w:cs="Courier New"/>
+          <w:b w:val="false"/>
+          <w:bCs w:val="false"/>
+          <w:sz w:val="22"/>
+          <w:szCs w:val="22"/>
+          <w:lang w:val="en-US"/>
+        </w:rPr>
+      </w:pPr>
+      <w:r>
+        <w:rPr>
+          <w:rFonts w:cs="Courier New" w:ascii="Courier New" w:hAnsi="Courier New"/>
+          <w:b w:val="false"/>
+          <w:bCs w:val="false"/>
+          <w:sz w:val="22"/>
+          <w:szCs w:val="22"/>
+          <w:lang w:val="en-US"/>
+        </w:rPr>
+        <w:t xml:space="preserve">        </w:t>
+      </w:r>
+    </w:p>
+    <w:p>
+      <w:pPr>
+        <w:pStyle w:val="Normal"/>
+        <w:jc w:val="both"/>
+        <w:rPr>
+          <w:rFonts w:ascii="Courier New" w:hAnsi="Courier New" w:cs="Courier New"/>
+          <w:b w:val="false"/>
+          <w:bCs w:val="false"/>
+          <w:sz w:val="22"/>
+          <w:szCs w:val="22"/>
+          <w:lang w:val="en-US"/>
+        </w:rPr>
+      </w:pPr>
+      <w:r>
+        <w:rPr>
+          <w:rFonts w:cs="Courier New" w:ascii="Courier New" w:hAnsi="Courier New"/>
+          <w:b w:val="false"/>
+          <w:bCs w:val="false"/>
+          <w:sz w:val="22"/>
+          <w:szCs w:val="22"/>
+          <w:lang w:val="en-US"/>
+        </w:rPr>
+        <w:t xml:space="preserve">        </w:t>
+      </w:r>
+      <w:r>
+        <w:rPr>
+          <w:rFonts w:cs="Courier New" w:ascii="Courier New" w:hAnsi="Courier New"/>
+          <w:b w:val="false"/>
+          <w:bCs w:val="false"/>
+          <w:sz w:val="22"/>
+          <w:szCs w:val="22"/>
+          <w:lang w:val="en-US"/>
+        </w:rPr>
+        <w:t>for v in range(n):</w:t>
+      </w:r>
+    </w:p>
+    <w:p>
+      <w:pPr>
+        <w:pStyle w:val="Normal"/>
+        <w:jc w:val="both"/>
+        <w:rPr>
+          <w:rFonts w:ascii="Courier New" w:hAnsi="Courier New" w:cs="Courier New"/>
+          <w:b w:val="false"/>
+          <w:bCs w:val="false"/>
+          <w:sz w:val="22"/>
+          <w:szCs w:val="22"/>
+          <w:lang w:val="en-US"/>
+        </w:rPr>
+      </w:pPr>
+      <w:r>
+        <w:rPr>
+          <w:rFonts w:cs="Courier New" w:ascii="Courier New" w:hAnsi="Courier New"/>
+          <w:b w:val="false"/>
+          <w:bCs w:val="false"/>
+          <w:sz w:val="22"/>
+          <w:szCs w:val="22"/>
+          <w:lang w:val="en-US"/>
+        </w:rPr>
+        <w:t xml:space="preserve">            </w:t>
+      </w:r>
+      <w:r>
+        <w:rPr>
+          <w:rFonts w:cs="Courier New" w:ascii="Courier New" w:hAnsi="Courier New"/>
+          <w:b w:val="false"/>
+          <w:bCs w:val="false"/>
+          <w:sz w:val="22"/>
+          <w:szCs w:val="22"/>
+          <w:lang w:val="en-US"/>
+        </w:rPr>
+        <w:t>if not visited[v] and matrix[current_node][v] &gt; 0:</w:t>
+      </w:r>
+    </w:p>
+    <w:p>
+      <w:pPr>
+        <w:pStyle w:val="Normal"/>
+        <w:jc w:val="both"/>
+        <w:rPr>
+          <w:rFonts w:ascii="Courier New" w:hAnsi="Courier New" w:cs="Courier New"/>
+          <w:b w:val="false"/>
+          <w:bCs w:val="false"/>
+          <w:sz w:val="22"/>
+          <w:szCs w:val="22"/>
+          <w:lang w:val="en-US"/>
+        </w:rPr>
+      </w:pPr>
+      <w:r>
+        <w:rPr>
+          <w:rFonts w:cs="Courier New" w:ascii="Courier New" w:hAnsi="Courier New"/>
+          <w:b w:val="false"/>
+          <w:bCs w:val="false"/>
+          <w:sz w:val="22"/>
+          <w:szCs w:val="22"/>
+          <w:lang w:val="en-US"/>
+        </w:rPr>
+        <w:t xml:space="preserve">                </w:t>
+      </w:r>
+      <w:r>
+        <w:rPr>
+          <w:rFonts w:cs="Courier New" w:ascii="Courier New" w:hAnsi="Courier New"/>
+          <w:b w:val="false"/>
+          <w:bCs w:val="false"/>
+          <w:sz w:val="22"/>
+          <w:szCs w:val="22"/>
+          <w:lang w:val="en-US"/>
+        </w:rPr>
+        <w:t>if matrix[current_node][v] &lt; min_dist:</w:t>
+      </w:r>
+    </w:p>
+    <w:p>
+      <w:pPr>
+        <w:pStyle w:val="Normal"/>
+        <w:jc w:val="both"/>
+        <w:rPr>
+          <w:rFonts w:ascii="Courier New" w:hAnsi="Courier New" w:cs="Courier New"/>
+          <w:b w:val="false"/>
+          <w:bCs w:val="false"/>
+          <w:sz w:val="22"/>
+          <w:szCs w:val="22"/>
+          <w:lang w:val="en-US"/>
+        </w:rPr>
+      </w:pPr>
+      <w:r>
+        <w:rPr>
+          <w:rFonts w:cs="Courier New" w:ascii="Courier New" w:hAnsi="Courier New"/>
+          <w:b w:val="false"/>
+          <w:bCs w:val="false"/>
+          <w:sz w:val="22"/>
+          <w:szCs w:val="22"/>
+          <w:lang w:val="en-US"/>
+        </w:rPr>
+        <w:t xml:space="preserve">                    </w:t>
+      </w:r>
+      <w:r>
+        <w:rPr>
+          <w:rFonts w:cs="Courier New" w:ascii="Courier New" w:hAnsi="Courier New"/>
+          <w:b w:val="false"/>
+          <w:bCs w:val="false"/>
+          <w:sz w:val="22"/>
+          <w:szCs w:val="22"/>
+          <w:lang w:val="en-US"/>
+        </w:rPr>
+        <w:t>min_dist = matrix[current_node][v]</w:t>
+      </w:r>
+    </w:p>
+    <w:p>
+      <w:pPr>
+        <w:pStyle w:val="Normal"/>
+        <w:jc w:val="both"/>
+        <w:rPr>
+          <w:rFonts w:ascii="Courier New" w:hAnsi="Courier New" w:cs="Courier New"/>
+          <w:b w:val="false"/>
+          <w:bCs w:val="false"/>
+          <w:sz w:val="22"/>
+          <w:szCs w:val="22"/>
+          <w:lang w:val="en-US"/>
+        </w:rPr>
+      </w:pPr>
+      <w:r>
+        <w:rPr>
+          <w:rFonts w:cs="Courier New" w:ascii="Courier New" w:hAnsi="Courier New"/>
+          <w:b w:val="false"/>
+          <w:bCs w:val="false"/>
+          <w:sz w:val="22"/>
+          <w:szCs w:val="22"/>
+          <w:lang w:val="en-US"/>
+        </w:rPr>
+        <w:t xml:space="preserve">                    </w:t>
+      </w:r>
+      <w:r>
+        <w:rPr>
+          <w:rFonts w:cs="Courier New" w:ascii="Courier New" w:hAnsi="Courier New"/>
+          <w:b w:val="false"/>
+          <w:bCs w:val="false"/>
+          <w:sz w:val="22"/>
+          <w:szCs w:val="22"/>
+          <w:lang w:val="en-US"/>
+        </w:rPr>
+        <w:t>next_node = v</w:t>
+      </w:r>
+    </w:p>
+    <w:p>
+      <w:pPr>
+        <w:pStyle w:val="Normal"/>
+        <w:jc w:val="both"/>
+        <w:rPr>
+          <w:rFonts w:ascii="Courier New" w:hAnsi="Courier New" w:cs="Courier New"/>
+          <w:b w:val="false"/>
+          <w:bCs w:val="false"/>
+          <w:sz w:val="22"/>
+          <w:szCs w:val="22"/>
+          <w:lang w:val="en-US"/>
+        </w:rPr>
+      </w:pPr>
+      <w:r>
+        <w:rPr>
+          <w:rFonts w:cs="Courier New" w:ascii="Courier New" w:hAnsi="Courier New"/>
+          <w:b w:val="false"/>
+          <w:bCs w:val="false"/>
+          <w:sz w:val="22"/>
+          <w:szCs w:val="22"/>
+          <w:lang w:val="en-US"/>
+        </w:rPr>
+        <w:t xml:space="preserve">                    </w:t>
+      </w:r>
+    </w:p>
+    <w:p>
+      <w:pPr>
+        <w:pStyle w:val="Normal"/>
+        <w:jc w:val="both"/>
+        <w:rPr>
+          <w:rFonts w:ascii="Courier New" w:hAnsi="Courier New" w:cs="Courier New"/>
+          <w:b w:val="false"/>
+          <w:bCs w:val="false"/>
+          <w:sz w:val="22"/>
+          <w:szCs w:val="22"/>
+          <w:lang w:val="en-US"/>
+        </w:rPr>
+      </w:pPr>
+      <w:r>
+        <w:rPr>
+          <w:rFonts w:cs="Courier New" w:ascii="Courier New" w:hAnsi="Courier New"/>
+          <w:b w:val="false"/>
+          <w:bCs w:val="false"/>
+          <w:sz w:val="22"/>
+          <w:szCs w:val="22"/>
+          <w:lang w:val="en-US"/>
+        </w:rPr>
+        <w:t xml:space="preserve">        </w:t>
+      </w:r>
+    </w:p>
+    <w:p>
+      <w:pPr>
+        <w:pStyle w:val="Normal"/>
+        <w:jc w:val="both"/>
+        <w:rPr>
+          <w:rFonts w:ascii="Courier New" w:hAnsi="Courier New" w:cs="Courier New"/>
+          <w:b w:val="false"/>
+          <w:bCs w:val="false"/>
+          <w:sz w:val="22"/>
+          <w:szCs w:val="22"/>
+          <w:lang w:val="en-US"/>
+        </w:rPr>
+      </w:pPr>
+      <w:r>
+        <w:rPr>
+          <w:rFonts w:cs="Courier New" w:ascii="Courier New" w:hAnsi="Courier New"/>
+          <w:b w:val="false"/>
+          <w:bCs w:val="false"/>
+          <w:sz w:val="22"/>
+          <w:szCs w:val="22"/>
+          <w:lang w:val="en-US"/>
+        </w:rPr>
+        <w:t xml:space="preserve">        </w:t>
+      </w:r>
+      <w:r>
+        <w:rPr>
+          <w:rFonts w:cs="Courier New" w:ascii="Courier New" w:hAnsi="Courier New"/>
+          <w:b w:val="false"/>
+          <w:bCs w:val="false"/>
+          <w:sz w:val="22"/>
+          <w:szCs w:val="22"/>
+          <w:lang w:val="en-US"/>
+        </w:rPr>
+        <w:t>if next_node == -1:</w:t>
+      </w:r>
+    </w:p>
+    <w:p>
+      <w:pPr>
+        <w:pStyle w:val="Normal"/>
+        <w:jc w:val="both"/>
+        <w:rPr>
+          <w:rFonts w:ascii="Courier New" w:hAnsi="Courier New" w:cs="Courier New"/>
+          <w:b w:val="false"/>
+          <w:bCs w:val="false"/>
+          <w:sz w:val="22"/>
+          <w:szCs w:val="22"/>
+          <w:lang w:val="en-US"/>
+        </w:rPr>
+      </w:pPr>
+      <w:r>
+        <w:rPr>
+          <w:rFonts w:cs="Courier New" w:ascii="Courier New" w:hAnsi="Courier New"/>
+          <w:b w:val="false"/>
+          <w:bCs w:val="false"/>
+          <w:sz w:val="22"/>
+          <w:szCs w:val="22"/>
+          <w:lang w:val="en-US"/>
+        </w:rPr>
+        <w:t xml:space="preserve">            </w:t>
+      </w:r>
+      <w:r>
+        <w:rPr>
+          <w:rFonts w:cs="Courier New" w:ascii="Courier New" w:hAnsi="Courier New"/>
+          <w:b w:val="false"/>
+          <w:bCs w:val="false"/>
+          <w:sz w:val="22"/>
+          <w:szCs w:val="22"/>
+          <w:lang w:val="en-US"/>
+        </w:rPr>
+        <w:t>print("no path")</w:t>
+      </w:r>
+    </w:p>
+    <w:p>
+      <w:pPr>
+        <w:pStyle w:val="Normal"/>
+        <w:jc w:val="both"/>
+        <w:rPr>
+          <w:rFonts w:ascii="Courier New" w:hAnsi="Courier New" w:cs="Courier New"/>
+          <w:b w:val="false"/>
+          <w:bCs w:val="false"/>
+          <w:sz w:val="22"/>
+          <w:szCs w:val="22"/>
+          <w:lang w:val="en-US"/>
+        </w:rPr>
+      </w:pPr>
+      <w:r>
+        <w:rPr>
+          <w:rFonts w:cs="Courier New" w:ascii="Courier New" w:hAnsi="Courier New"/>
+          <w:b w:val="false"/>
+          <w:bCs w:val="false"/>
+          <w:sz w:val="22"/>
+          <w:szCs w:val="22"/>
+          <w:lang w:val="en-US"/>
+        </w:rPr>
+        <w:t xml:space="preserve">            </w:t>
+      </w:r>
+      <w:r>
+        <w:rPr>
+          <w:rFonts w:cs="Courier New" w:ascii="Courier New" w:hAnsi="Courier New"/>
+          <w:b w:val="false"/>
+          <w:bCs w:val="false"/>
           <w:sz w:val="22"/>
           <w:szCs w:val="22"/>
           <w:lang w:val="en-US"/>
@@ -1931,35 +5650,424 @@
         <w:jc w:val="both"/>
         <w:rPr>
           <w:rFonts w:ascii="Courier New" w:hAnsi="Courier New" w:cs="Courier New"/>
-          <w:sz w:val="22"/>
-          <w:szCs w:val="22"/>
-          <w:lang w:val="en-US"/>
-        </w:rPr>
-      </w:pPr>
-      <w:r>
-        <w:rPr>
-          <w:rFonts w:cs="Courier New" w:ascii="Courier New" w:hAnsi="Courier New"/>
+          <w:b w:val="false"/>
+          <w:bCs w:val="false"/>
+          <w:sz w:val="22"/>
+          <w:szCs w:val="22"/>
+          <w:lang w:val="en-US"/>
+        </w:rPr>
+      </w:pPr>
+      <w:r>
+        <w:rPr>
+          <w:rFonts w:cs="Courier New" w:ascii="Courier New" w:hAnsi="Courier New"/>
+          <w:b w:val="false"/>
+          <w:bCs w:val="false"/>
+          <w:sz w:val="22"/>
+          <w:szCs w:val="22"/>
+          <w:lang w:val="en-US"/>
+        </w:rPr>
+        <w:t xml:space="preserve">            </w:t>
+      </w:r>
+    </w:p>
+    <w:p>
+      <w:pPr>
+        <w:pStyle w:val="Normal"/>
+        <w:jc w:val="both"/>
+        <w:rPr>
+          <w:rFonts w:ascii="Courier New" w:hAnsi="Courier New" w:cs="Courier New"/>
+          <w:b w:val="false"/>
+          <w:bCs w:val="false"/>
+          <w:sz w:val="22"/>
+          <w:szCs w:val="22"/>
+          <w:lang w:val="en-US"/>
+        </w:rPr>
+      </w:pPr>
+      <w:r>
+        <w:rPr>
+          <w:rFonts w:cs="Courier New" w:ascii="Courier New" w:hAnsi="Courier New"/>
+          <w:b w:val="false"/>
+          <w:bCs w:val="false"/>
+          <w:sz w:val="22"/>
+          <w:szCs w:val="22"/>
+          <w:lang w:val="en-US"/>
+        </w:rPr>
+      </w:r>
+    </w:p>
+    <w:p>
+      <w:pPr>
+        <w:pStyle w:val="Normal"/>
+        <w:jc w:val="both"/>
+        <w:rPr>
+          <w:rFonts w:ascii="Courier New" w:hAnsi="Courier New" w:cs="Courier New"/>
+          <w:b w:val="false"/>
+          <w:bCs w:val="false"/>
+          <w:sz w:val="22"/>
+          <w:szCs w:val="22"/>
+          <w:lang w:val="en-US"/>
+        </w:rPr>
+      </w:pPr>
+      <w:r>
+        <w:rPr>
+          <w:rFonts w:cs="Courier New" w:ascii="Courier New" w:hAnsi="Courier New"/>
+          <w:b w:val="false"/>
+          <w:bCs w:val="false"/>
+          <w:sz w:val="22"/>
+          <w:szCs w:val="22"/>
+          <w:lang w:val="en-US"/>
+        </w:rPr>
+        <w:t xml:space="preserve">        </w:t>
+      </w:r>
+      <w:r>
+        <w:rPr>
+          <w:rFonts w:cs="Courier New" w:ascii="Courier New" w:hAnsi="Courier New"/>
+          <w:b w:val="false"/>
+          <w:bCs w:val="false"/>
+          <w:sz w:val="22"/>
+          <w:szCs w:val="22"/>
+          <w:lang w:val="en-US"/>
+        </w:rPr>
+        <w:t>visited[next_node] = True</w:t>
+      </w:r>
+    </w:p>
+    <w:p>
+      <w:pPr>
+        <w:pStyle w:val="Normal"/>
+        <w:jc w:val="both"/>
+        <w:rPr>
+          <w:rFonts w:ascii="Courier New" w:hAnsi="Courier New" w:cs="Courier New"/>
+          <w:b w:val="false"/>
+          <w:bCs w:val="false"/>
+          <w:sz w:val="22"/>
+          <w:szCs w:val="22"/>
+          <w:lang w:val="en-US"/>
+        </w:rPr>
+      </w:pPr>
+      <w:r>
+        <w:rPr>
+          <w:rFonts w:cs="Courier New" w:ascii="Courier New" w:hAnsi="Courier New"/>
+          <w:b w:val="false"/>
+          <w:bCs w:val="false"/>
+          <w:sz w:val="22"/>
+          <w:szCs w:val="22"/>
+          <w:lang w:val="en-US"/>
+        </w:rPr>
+        <w:t xml:space="preserve">        </w:t>
+      </w:r>
+      <w:r>
+        <w:rPr>
+          <w:rFonts w:cs="Courier New" w:ascii="Courier New" w:hAnsi="Courier New"/>
+          <w:b w:val="false"/>
+          <w:bCs w:val="false"/>
+          <w:sz w:val="22"/>
+          <w:szCs w:val="22"/>
+          <w:lang w:val="en-US"/>
+        </w:rPr>
+        <w:t>path.append(next_node)</w:t>
+      </w:r>
+    </w:p>
+    <w:p>
+      <w:pPr>
+        <w:pStyle w:val="Normal"/>
+        <w:jc w:val="both"/>
+        <w:rPr>
+          <w:rFonts w:ascii="Courier New" w:hAnsi="Courier New" w:cs="Courier New"/>
+          <w:b w:val="false"/>
+          <w:bCs w:val="false"/>
+          <w:sz w:val="22"/>
+          <w:szCs w:val="22"/>
+          <w:lang w:val="en-US"/>
+        </w:rPr>
+      </w:pPr>
+      <w:r>
+        <w:rPr>
+          <w:rFonts w:cs="Courier New" w:ascii="Courier New" w:hAnsi="Courier New"/>
+          <w:b w:val="false"/>
+          <w:bCs w:val="false"/>
+          <w:sz w:val="22"/>
+          <w:szCs w:val="22"/>
+          <w:lang w:val="en-US"/>
+        </w:rPr>
+        <w:t xml:space="preserve">        </w:t>
+      </w:r>
+      <w:r>
+        <w:rPr>
+          <w:rFonts w:cs="Courier New" w:ascii="Courier New" w:hAnsi="Courier New"/>
+          <w:b w:val="false"/>
+          <w:bCs w:val="false"/>
+          <w:sz w:val="22"/>
+          <w:szCs w:val="22"/>
+          <w:lang w:val="en-US"/>
+        </w:rPr>
+        <w:t>total_cost += min_dist</w:t>
+      </w:r>
+    </w:p>
+    <w:p>
+      <w:pPr>
+        <w:pStyle w:val="Normal"/>
+        <w:jc w:val="both"/>
+        <w:rPr>
+          <w:rFonts w:ascii="Courier New" w:hAnsi="Courier New" w:cs="Courier New"/>
+          <w:b w:val="false"/>
+          <w:bCs w:val="false"/>
+          <w:sz w:val="22"/>
+          <w:szCs w:val="22"/>
+          <w:lang w:val="en-US"/>
+        </w:rPr>
+      </w:pPr>
+      <w:r>
+        <w:rPr>
+          <w:rFonts w:cs="Courier New" w:ascii="Courier New" w:hAnsi="Courier New"/>
+          <w:b w:val="false"/>
+          <w:bCs w:val="false"/>
+          <w:sz w:val="22"/>
+          <w:szCs w:val="22"/>
+          <w:lang w:val="en-US"/>
+        </w:rPr>
+        <w:t xml:space="preserve">        </w:t>
+      </w:r>
+      <w:r>
+        <w:rPr>
+          <w:rFonts w:cs="Courier New" w:ascii="Courier New" w:hAnsi="Courier New"/>
+          <w:b w:val="false"/>
+          <w:bCs w:val="false"/>
+          <w:sz w:val="22"/>
+          <w:szCs w:val="22"/>
+          <w:lang w:val="en-US"/>
+        </w:rPr>
+        <w:t>current_node = next_node</w:t>
+      </w:r>
+    </w:p>
+    <w:p>
+      <w:pPr>
+        <w:pStyle w:val="Normal"/>
+        <w:jc w:val="both"/>
+        <w:rPr>
+          <w:rFonts w:ascii="Courier New" w:hAnsi="Courier New" w:cs="Courier New"/>
+          <w:b w:val="false"/>
+          <w:bCs w:val="false"/>
+          <w:sz w:val="22"/>
+          <w:szCs w:val="22"/>
+          <w:lang w:val="en-US"/>
+        </w:rPr>
+      </w:pPr>
+      <w:r>
+        <w:rPr>
+          <w:rFonts w:cs="Courier New" w:ascii="Courier New" w:hAnsi="Courier New"/>
+          <w:b w:val="false"/>
+          <w:bCs w:val="false"/>
+          <w:sz w:val="22"/>
+          <w:szCs w:val="22"/>
+          <w:lang w:val="en-US"/>
+        </w:rPr>
+        <w:t xml:space="preserve">        </w:t>
+      </w:r>
+    </w:p>
+    <w:p>
+      <w:pPr>
+        <w:pStyle w:val="Normal"/>
+        <w:jc w:val="both"/>
+        <w:rPr>
+          <w:rFonts w:ascii="Courier New" w:hAnsi="Courier New" w:cs="Courier New"/>
+          <w:b w:val="false"/>
+          <w:bCs w:val="false"/>
+          <w:sz w:val="22"/>
+          <w:szCs w:val="22"/>
+          <w:lang w:val="en-US"/>
+        </w:rPr>
+      </w:pPr>
+      <w:r>
+        <w:rPr>
+          <w:rFonts w:cs="Courier New" w:ascii="Courier New" w:hAnsi="Courier New"/>
+          <w:b w:val="false"/>
+          <w:bCs w:val="false"/>
+          <w:sz w:val="22"/>
+          <w:szCs w:val="22"/>
+          <w:lang w:val="en-US"/>
+        </w:rPr>
+      </w:r>
+    </w:p>
+    <w:p>
+      <w:pPr>
+        <w:pStyle w:val="Normal"/>
+        <w:jc w:val="both"/>
+        <w:rPr>
+          <w:rFonts w:ascii="Courier New" w:hAnsi="Courier New" w:cs="Courier New"/>
+          <w:b w:val="false"/>
+          <w:bCs w:val="false"/>
+          <w:sz w:val="22"/>
+          <w:szCs w:val="22"/>
+          <w:lang w:val="en-US"/>
+        </w:rPr>
+      </w:pPr>
+      <w:r>
+        <w:rPr>
+          <w:rFonts w:cs="Courier New" w:ascii="Courier New" w:hAnsi="Courier New"/>
+          <w:b w:val="false"/>
+          <w:bCs w:val="false"/>
           <w:sz w:val="22"/>
           <w:szCs w:val="22"/>
           <w:lang w:val="en-US"/>
         </w:rPr>
         <w:t xml:space="preserve">    </w:t>
       </w:r>
-    </w:p>
-    <w:p>
-      <w:pPr>
-        <w:pStyle w:val="Normal"/>
-        <w:jc w:val="both"/>
-        <w:rPr>
-          <w:rFonts w:ascii="Courier New" w:hAnsi="Courier New" w:cs="Courier New"/>
-          <w:sz w:val="22"/>
-          <w:szCs w:val="22"/>
-          <w:lang w:val="en-US"/>
-        </w:rPr>
-      </w:pPr>
-      <w:r>
-        <w:rPr>
-          <w:rFonts w:cs="Courier New" w:ascii="Courier New" w:hAnsi="Courier New"/>
+      <w:r>
+        <w:rPr>
+          <w:rFonts w:cs="Courier New" w:ascii="Courier New" w:hAnsi="Courier New"/>
+          <w:b w:val="false"/>
+          <w:bCs w:val="false"/>
+          <w:sz w:val="22"/>
+          <w:szCs w:val="22"/>
+          <w:lang w:val="en-US"/>
+        </w:rPr>
+        <w:t>if matrix[current_node][0] &gt; 0:</w:t>
+      </w:r>
+    </w:p>
+    <w:p>
+      <w:pPr>
+        <w:pStyle w:val="Normal"/>
+        <w:jc w:val="both"/>
+        <w:rPr>
+          <w:u w:val="double"/>
+        </w:rPr>
+      </w:pPr>
+      <w:r>
+        <w:rPr>
+          <w:rFonts w:cs="Courier New" w:ascii="Courier New" w:hAnsi="Courier New"/>
+          <w:b w:val="false"/>
+          <w:bCs w:val="false"/>
+          <w:sz w:val="22"/>
+          <w:szCs w:val="22"/>
+          <w:lang w:val="en-US"/>
+        </w:rPr>
+        <w:t xml:space="preserve">        </w:t>
+      </w:r>
+      <w:r>
+        <w:rPr>
+          <w:rFonts w:cs="Courier New" w:ascii="Courier New" w:hAnsi="Courier New"/>
+          <w:b w:val="false"/>
+          <w:bCs w:val="false"/>
+          <w:sz w:val="22"/>
+          <w:szCs w:val="22"/>
+          <w:lang w:val="en-US"/>
+        </w:rPr>
+        <w:t>total_cost += matrix[current_node][0]</w:t>
+      </w:r>
+    </w:p>
+    <w:p>
+      <w:pPr>
+        <w:pStyle w:val="Normal"/>
+        <w:jc w:val="both"/>
+        <w:rPr>
+          <w:rFonts w:ascii="Courier New" w:hAnsi="Courier New" w:cs="Courier New"/>
+          <w:b w:val="false"/>
+          <w:bCs w:val="false"/>
+          <w:sz w:val="22"/>
+          <w:szCs w:val="22"/>
+          <w:lang w:val="en-US"/>
+        </w:rPr>
+      </w:pPr>
+      <w:r>
+        <w:rPr>
+          <w:rFonts w:cs="Courier New" w:ascii="Courier New" w:hAnsi="Courier New"/>
+          <w:b w:val="false"/>
+          <w:bCs w:val="false"/>
+          <w:sz w:val="22"/>
+          <w:szCs w:val="22"/>
+          <w:lang w:val="en-US"/>
+        </w:rPr>
+        <w:t xml:space="preserve">        </w:t>
+      </w:r>
+      <w:r>
+        <w:rPr>
+          <w:rFonts w:cs="Courier New" w:ascii="Courier New" w:hAnsi="Courier New"/>
+          <w:b w:val="false"/>
+          <w:bCs w:val="false"/>
+          <w:sz w:val="22"/>
+          <w:szCs w:val="22"/>
+          <w:lang w:val="en-US"/>
+        </w:rPr>
+        <w:t>path.append(0)</w:t>
+      </w:r>
+    </w:p>
+    <w:p>
+      <w:pPr>
+        <w:pStyle w:val="Normal"/>
+        <w:jc w:val="both"/>
+        <w:rPr>
+          <w:rFonts w:ascii="Courier New" w:hAnsi="Courier New" w:cs="Courier New"/>
+          <w:b w:val="false"/>
+          <w:bCs w:val="false"/>
+          <w:sz w:val="22"/>
+          <w:szCs w:val="22"/>
+          <w:lang w:val="en-US"/>
+        </w:rPr>
+      </w:pPr>
+      <w:r>
+        <w:rPr>
+          <w:rFonts w:cs="Courier New" w:ascii="Courier New" w:hAnsi="Courier New"/>
+          <w:b w:val="false"/>
+          <w:bCs w:val="false"/>
+          <w:sz w:val="22"/>
+          <w:szCs w:val="22"/>
+          <w:lang w:val="en-US"/>
+        </w:rPr>
+        <w:t xml:space="preserve">        </w:t>
+      </w:r>
+    </w:p>
+    <w:p>
+      <w:pPr>
+        <w:pStyle w:val="Normal"/>
+        <w:jc w:val="both"/>
+        <w:rPr>
+          <w:rFonts w:ascii="Courier New" w:hAnsi="Courier New" w:cs="Courier New"/>
+          <w:b w:val="false"/>
+          <w:bCs w:val="false"/>
+          <w:sz w:val="22"/>
+          <w:szCs w:val="22"/>
+          <w:lang w:val="en-US"/>
+        </w:rPr>
+      </w:pPr>
+      <w:r>
+        <w:rPr>
+          <w:rFonts w:cs="Courier New" w:ascii="Courier New" w:hAnsi="Courier New"/>
+          <w:b w:val="false"/>
+          <w:bCs w:val="false"/>
+          <w:sz w:val="22"/>
+          <w:szCs w:val="22"/>
+          <w:lang w:val="en-US"/>
+        </w:rPr>
+        <w:t xml:space="preserve">        </w:t>
+      </w:r>
+      <w:r>
+        <w:rPr>
+          <w:rFonts w:cs="Courier New" w:ascii="Courier New" w:hAnsi="Courier New"/>
+          <w:b w:val="false"/>
+          <w:bCs w:val="false"/>
+          <w:sz w:val="22"/>
+          <w:szCs w:val="22"/>
+          <w:lang w:val="en-US"/>
+        </w:rPr>
+        <w:t>print(f"{total_cost} " + " ".join(map(str, path)))</w:t>
+      </w:r>
+    </w:p>
+    <w:p>
+      <w:pPr>
+        <w:pStyle w:val="Normal"/>
+        <w:jc w:val="both"/>
+        <w:rPr>
+          <w:rFonts w:ascii="Courier New" w:hAnsi="Courier New" w:cs="Courier New"/>
+          <w:b w:val="false"/>
+          <w:bCs w:val="false"/>
+          <w:sz w:val="22"/>
+          <w:szCs w:val="22"/>
+          <w:lang w:val="en-US"/>
+        </w:rPr>
+      </w:pPr>
+      <w:r>
+        <w:rPr>
+          <w:rFonts w:cs="Courier New" w:ascii="Courier New" w:hAnsi="Courier New"/>
+          <w:b w:val="false"/>
+          <w:bCs w:val="false"/>
           <w:sz w:val="22"/>
           <w:szCs w:val="22"/>
           <w:lang w:val="en-US"/>
@@ -1969,168 +6077,58 @@
       <w:r>
         <w:rPr>
           <w:rFonts w:cs="Courier New" w:ascii="Courier New" w:hAnsi="Courier New"/>
-          <w:sz w:val="22"/>
-          <w:szCs w:val="22"/>
-          <w:lang w:val="en-US"/>
-        </w:rPr>
-        <w:t>n = int(input_data[0])</w:t>
-      </w:r>
-    </w:p>
-    <w:p>
-      <w:pPr>
-        <w:pStyle w:val="Normal"/>
-        <w:jc w:val="both"/>
-        <w:rPr>
-          <w:rFonts w:ascii="Courier New" w:hAnsi="Courier New" w:cs="Courier New"/>
-          <w:sz w:val="22"/>
-          <w:szCs w:val="22"/>
-          <w:lang w:val="en-US"/>
-        </w:rPr>
-      </w:pPr>
-      <w:r>
-        <w:rPr>
-          <w:rFonts w:cs="Courier New" w:ascii="Courier New" w:hAnsi="Courier New"/>
-          <w:sz w:val="22"/>
-          <w:szCs w:val="22"/>
-          <w:lang w:val="en-US"/>
-        </w:rPr>
-        <w:t xml:space="preserve">    </w:t>
-      </w:r>
-    </w:p>
-    <w:p>
-      <w:pPr>
-        <w:pStyle w:val="Normal"/>
-        <w:jc w:val="both"/>
-        <w:rPr>
-          <w:rFonts w:ascii="Courier New" w:hAnsi="Courier New" w:cs="Courier New"/>
-          <w:sz w:val="22"/>
-          <w:szCs w:val="22"/>
-          <w:lang w:val="en-US"/>
-        </w:rPr>
-      </w:pPr>
-      <w:r>
-        <w:rPr>
-          <w:rFonts w:cs="Courier New" w:ascii="Courier New" w:hAnsi="Courier New"/>
-          <w:sz w:val="22"/>
-          <w:szCs w:val="22"/>
-          <w:lang w:val="en-US"/>
-        </w:rPr>
-        <w:t xml:space="preserve">    </w:t>
-      </w:r>
-      <w:r>
-        <w:rPr>
-          <w:rFonts w:cs="Courier New" w:ascii="Courier New" w:hAnsi="Courier New"/>
-          <w:sz w:val="22"/>
-          <w:szCs w:val="22"/>
-          <w:lang w:val="en-US"/>
-        </w:rPr>
-        <w:t>matrix = []</w:t>
-      </w:r>
-    </w:p>
-    <w:p>
-      <w:pPr>
-        <w:pStyle w:val="Normal"/>
-        <w:jc w:val="both"/>
-        <w:rPr>
-          <w:rFonts w:ascii="Courier New" w:hAnsi="Courier New" w:cs="Courier New"/>
-          <w:sz w:val="22"/>
-          <w:szCs w:val="22"/>
-          <w:lang w:val="en-US"/>
-        </w:rPr>
-      </w:pPr>
-      <w:r>
-        <w:rPr>
-          <w:rFonts w:cs="Courier New" w:ascii="Courier New" w:hAnsi="Courier New"/>
-          <w:sz w:val="22"/>
-          <w:szCs w:val="22"/>
-          <w:lang w:val="en-US"/>
-        </w:rPr>
-        <w:t xml:space="preserve">    </w:t>
-      </w:r>
-      <w:r>
-        <w:rPr>
-          <w:rFonts w:cs="Courier New" w:ascii="Courier New" w:hAnsi="Courier New"/>
-          <w:sz w:val="22"/>
-          <w:szCs w:val="22"/>
-          <w:lang w:val="en-US"/>
-        </w:rPr>
-        <w:t>idx = 1</w:t>
-      </w:r>
-    </w:p>
-    <w:p>
-      <w:pPr>
-        <w:pStyle w:val="Normal"/>
-        <w:jc w:val="both"/>
-        <w:rPr>
-          <w:rFonts w:ascii="Courier New" w:hAnsi="Courier New" w:cs="Courier New"/>
-          <w:sz w:val="22"/>
-          <w:szCs w:val="22"/>
-          <w:lang w:val="en-US"/>
-        </w:rPr>
-      </w:pPr>
-      <w:r>
-        <w:rPr>
-          <w:rFonts w:cs="Courier New" w:ascii="Courier New" w:hAnsi="Courier New"/>
-          <w:sz w:val="22"/>
-          <w:szCs w:val="22"/>
-          <w:lang w:val="en-US"/>
-        </w:rPr>
-        <w:t xml:space="preserve">    </w:t>
-      </w:r>
-      <w:r>
-        <w:rPr>
-          <w:rFonts w:cs="Courier New" w:ascii="Courier New" w:hAnsi="Courier New"/>
-          <w:sz w:val="22"/>
-          <w:szCs w:val="22"/>
-          <w:lang w:val="en-US"/>
-        </w:rPr>
-        <w:t>for i in range(n):</w:t>
-      </w:r>
-    </w:p>
-    <w:p>
-      <w:pPr>
-        <w:pStyle w:val="Normal"/>
-        <w:jc w:val="both"/>
-        <w:rPr>
-          <w:rFonts w:ascii="Courier New" w:hAnsi="Courier New" w:cs="Courier New"/>
-          <w:sz w:val="22"/>
-          <w:szCs w:val="22"/>
-          <w:lang w:val="en-US"/>
-        </w:rPr>
-      </w:pPr>
-      <w:r>
-        <w:rPr>
-          <w:rFonts w:cs="Courier New" w:ascii="Courier New" w:hAnsi="Courier New"/>
+          <w:b w:val="false"/>
+          <w:bCs w:val="false"/>
+          <w:sz w:val="22"/>
+          <w:szCs w:val="22"/>
+          <w:lang w:val="en-US"/>
+        </w:rPr>
+        <w:t>else:</w:t>
+      </w:r>
+    </w:p>
+    <w:p>
+      <w:pPr>
+        <w:pStyle w:val="Normal"/>
+        <w:jc w:val="both"/>
+        <w:rPr>
+          <w:rFonts w:ascii="Courier New" w:hAnsi="Courier New" w:cs="Courier New"/>
+          <w:b w:val="false"/>
+          <w:bCs w:val="false"/>
+          <w:sz w:val="22"/>
+          <w:szCs w:val="22"/>
+          <w:lang w:val="en-US"/>
+        </w:rPr>
+      </w:pPr>
+      <w:r>
+        <w:rPr>
+          <w:rFonts w:cs="Courier New" w:ascii="Courier New" w:hAnsi="Courier New"/>
+          <w:b w:val="false"/>
+          <w:bCs w:val="false"/>
           <w:sz w:val="22"/>
           <w:szCs w:val="22"/>
           <w:lang w:val="en-US"/>
         </w:rPr>
         <w:t xml:space="preserve">        </w:t>
       </w:r>
-      <w:r>
-        <w:rPr>
-          <w:rFonts w:cs="Courier New" w:ascii="Courier New" w:hAnsi="Courier New"/>
-          <w:sz w:val="22"/>
-          <w:szCs w:val="22"/>
-          <w:lang w:val="en-US"/>
-        </w:rPr>
-        <w:t>row = []</w:t>
-      </w:r>
-    </w:p>
-    <w:p>
-      <w:pPr>
-        <w:pStyle w:val="Normal"/>
-        <w:jc w:val="both"/>
-        <w:rPr>
-          <w:rFonts w:ascii="Courier New" w:hAnsi="Courier New" w:cs="Courier New"/>
-          <w:sz w:val="22"/>
-          <w:szCs w:val="22"/>
-          <w:lang w:val="en-US"/>
-        </w:rPr>
-      </w:pPr>
-      <w:r>
-        <w:rPr>
-          <w:rFonts w:cs="Courier New" w:ascii="Courier New" w:hAnsi="Courier New"/>
+    </w:p>
+    <w:p>
+      <w:pPr>
+        <w:pStyle w:val="Normal"/>
+        <w:jc w:val="both"/>
+        <w:rPr>
+          <w:rFonts w:ascii="Courier New" w:hAnsi="Courier New" w:cs="Courier New"/>
+          <w:b w:val="false"/>
+          <w:bCs w:val="false"/>
+          <w:sz w:val="22"/>
+          <w:szCs w:val="22"/>
+          <w:lang w:val="en-US"/>
+        </w:rPr>
+      </w:pPr>
+      <w:r>
+        <w:rPr>
+          <w:rFonts w:cs="Courier New" w:ascii="Courier New" w:hAnsi="Courier New"/>
+          <w:b w:val="false"/>
+          <w:bCs w:val="false"/>
           <w:sz w:val="22"/>
           <w:szCs w:val="22"/>
           <w:lang w:val="en-US"/>
@@ -2140,1095 +6138,8 @@
       <w:r>
         <w:rPr>
           <w:rFonts w:cs="Courier New" w:ascii="Courier New" w:hAnsi="Courier New"/>
-          <w:sz w:val="22"/>
-          <w:szCs w:val="22"/>
-          <w:lang w:val="en-US"/>
-        </w:rPr>
-        <w:t>for j in range(n):</w:t>
-      </w:r>
-    </w:p>
-    <w:p>
-      <w:pPr>
-        <w:pStyle w:val="Normal"/>
-        <w:jc w:val="both"/>
-        <w:rPr>
-          <w:rFonts w:ascii="Courier New" w:hAnsi="Courier New" w:cs="Courier New"/>
-          <w:sz w:val="22"/>
-          <w:szCs w:val="22"/>
-          <w:lang w:val="en-US"/>
-        </w:rPr>
-      </w:pPr>
-      <w:r>
-        <w:rPr>
-          <w:rFonts w:cs="Courier New" w:ascii="Courier New" w:hAnsi="Courier New"/>
-          <w:sz w:val="22"/>
-          <w:szCs w:val="22"/>
-          <w:lang w:val="en-US"/>
-        </w:rPr>
-        <w:t xml:space="preserve">            </w:t>
-      </w:r>
-      <w:r>
-        <w:rPr>
-          <w:rFonts w:cs="Courier New" w:ascii="Courier New" w:hAnsi="Courier New"/>
-          <w:sz w:val="22"/>
-          <w:szCs w:val="22"/>
-          <w:lang w:val="en-US"/>
-        </w:rPr>
-        <w:t>row.append(int(input_data[idx]))</w:t>
-      </w:r>
-    </w:p>
-    <w:p>
-      <w:pPr>
-        <w:pStyle w:val="Normal"/>
-        <w:jc w:val="both"/>
-        <w:rPr>
-          <w:rFonts w:ascii="Courier New" w:hAnsi="Courier New" w:cs="Courier New"/>
-          <w:sz w:val="22"/>
-          <w:szCs w:val="22"/>
-          <w:lang w:val="en-US"/>
-        </w:rPr>
-      </w:pPr>
-      <w:r>
-        <w:rPr>
-          <w:rFonts w:cs="Courier New" w:ascii="Courier New" w:hAnsi="Courier New"/>
-          <w:sz w:val="22"/>
-          <w:szCs w:val="22"/>
-          <w:lang w:val="en-US"/>
-        </w:rPr>
-        <w:t xml:space="preserve">            </w:t>
-      </w:r>
-      <w:r>
-        <w:rPr>
-          <w:rFonts w:cs="Courier New" w:ascii="Courier New" w:hAnsi="Courier New"/>
-          <w:sz w:val="22"/>
-          <w:szCs w:val="22"/>
-          <w:lang w:val="en-US"/>
-        </w:rPr>
-        <w:t>idx += 1</w:t>
-      </w:r>
-    </w:p>
-    <w:p>
-      <w:pPr>
-        <w:pStyle w:val="Normal"/>
-        <w:jc w:val="both"/>
-        <w:rPr>
-          <w:rFonts w:ascii="Courier New" w:hAnsi="Courier New" w:cs="Courier New"/>
-          <w:sz w:val="22"/>
-          <w:szCs w:val="22"/>
-          <w:lang w:val="en-US"/>
-        </w:rPr>
-      </w:pPr>
-      <w:r>
-        <w:rPr>
-          <w:rFonts w:cs="Courier New" w:ascii="Courier New" w:hAnsi="Courier New"/>
-          <w:sz w:val="22"/>
-          <w:szCs w:val="22"/>
-          <w:lang w:val="en-US"/>
-        </w:rPr>
-        <w:t xml:space="preserve">        </w:t>
-      </w:r>
-      <w:r>
-        <w:rPr>
-          <w:rFonts w:cs="Courier New" w:ascii="Courier New" w:hAnsi="Courier New"/>
-          <w:sz w:val="22"/>
-          <w:szCs w:val="22"/>
-          <w:lang w:val="en-US"/>
-        </w:rPr>
-        <w:t>matrix.append(row)</w:t>
-      </w:r>
-    </w:p>
-    <w:p>
-      <w:pPr>
-        <w:pStyle w:val="Normal"/>
-        <w:jc w:val="both"/>
-        <w:rPr>
-          <w:rFonts w:ascii="Courier New" w:hAnsi="Courier New" w:cs="Courier New"/>
-          <w:sz w:val="22"/>
-          <w:szCs w:val="22"/>
-          <w:lang w:val="en-US"/>
-        </w:rPr>
-      </w:pPr>
-      <w:r>
-        <w:rPr>
-          <w:rFonts w:cs="Courier New" w:ascii="Courier New" w:hAnsi="Courier New"/>
-          <w:sz w:val="22"/>
-          <w:szCs w:val="22"/>
-          <w:lang w:val="en-US"/>
-        </w:rPr>
-        <w:t xml:space="preserve">        </w:t>
-      </w:r>
-    </w:p>
-    <w:p>
-      <w:pPr>
-        <w:pStyle w:val="Normal"/>
-        <w:jc w:val="both"/>
-        <w:rPr>
-          <w:rFonts w:ascii="Courier New" w:hAnsi="Courier New" w:cs="Courier New"/>
-          <w:sz w:val="22"/>
-          <w:szCs w:val="22"/>
-          <w:lang w:val="en-US"/>
-        </w:rPr>
-      </w:pPr>
-      <w:r>
-        <w:rPr>
-          <w:rFonts w:cs="Courier New" w:ascii="Courier New" w:hAnsi="Courier New"/>
-          <w:sz w:val="22"/>
-          <w:szCs w:val="22"/>
-          <w:lang w:val="en-US"/>
-        </w:rPr>
-        <w:t xml:space="preserve">    </w:t>
-      </w:r>
-      <w:r>
-        <w:rPr>
-          <w:rFonts w:cs="Courier New" w:ascii="Courier New" w:hAnsi="Courier New"/>
-          <w:sz w:val="22"/>
-          <w:szCs w:val="22"/>
-          <w:lang w:val="en-US"/>
-        </w:rPr>
-        <w:t>INF = float('inf')</w:t>
-      </w:r>
-    </w:p>
-    <w:p>
-      <w:pPr>
-        <w:pStyle w:val="Normal"/>
-        <w:jc w:val="both"/>
-        <w:rPr>
-          <w:rFonts w:ascii="Courier New" w:hAnsi="Courier New" w:cs="Courier New"/>
-          <w:sz w:val="22"/>
-          <w:szCs w:val="22"/>
-          <w:lang w:val="en-US"/>
-        </w:rPr>
-      </w:pPr>
-      <w:r>
-        <w:rPr>
-          <w:rFonts w:cs="Courier New" w:ascii="Courier New" w:hAnsi="Courier New"/>
-          <w:sz w:val="22"/>
-          <w:szCs w:val="22"/>
-          <w:lang w:val="en-US"/>
-        </w:rPr>
-        <w:t xml:space="preserve">    </w:t>
-      </w:r>
-    </w:p>
-    <w:p>
-      <w:pPr>
-        <w:pStyle w:val="Normal"/>
-        <w:jc w:val="both"/>
-        <w:rPr>
-          <w:rFonts w:ascii="Courier New" w:hAnsi="Courier New" w:cs="Courier New"/>
-          <w:sz w:val="22"/>
-          <w:szCs w:val="22"/>
-          <w:lang w:val="en-US"/>
-        </w:rPr>
-      </w:pPr>
-      <w:r>
-        <w:rPr>
-          <w:rFonts w:cs="Courier New" w:ascii="Courier New" w:hAnsi="Courier New"/>
-          <w:sz w:val="22"/>
-          <w:szCs w:val="22"/>
-          <w:lang w:val="en-US"/>
-        </w:rPr>
-        <w:t xml:space="preserve">    </w:t>
-      </w:r>
-      <w:r>
-        <w:rPr>
-          <w:rFonts w:cs="Courier New" w:ascii="Courier New" w:hAnsi="Courier New"/>
-          <w:sz w:val="22"/>
-          <w:szCs w:val="22"/>
-          <w:lang w:val="en-US"/>
-        </w:rPr>
-        <w:t>dp = [[INF] * n for _ in range(1 &lt;&lt; n)]</w:t>
-      </w:r>
-    </w:p>
-    <w:p>
-      <w:pPr>
-        <w:pStyle w:val="Normal"/>
-        <w:jc w:val="both"/>
-        <w:rPr>
-          <w:rFonts w:ascii="Courier New" w:hAnsi="Courier New" w:cs="Courier New"/>
-          <w:sz w:val="22"/>
-          <w:szCs w:val="22"/>
-          <w:lang w:val="en-US"/>
-        </w:rPr>
-      </w:pPr>
-      <w:r>
-        <w:rPr>
-          <w:rFonts w:cs="Courier New" w:ascii="Courier New" w:hAnsi="Courier New"/>
-          <w:sz w:val="22"/>
-          <w:szCs w:val="22"/>
-          <w:lang w:val="en-US"/>
-        </w:rPr>
-        <w:t xml:space="preserve">    </w:t>
-      </w:r>
-      <w:r>
-        <w:rPr>
-          <w:rFonts w:cs="Courier New" w:ascii="Courier New" w:hAnsi="Courier New"/>
-          <w:sz w:val="22"/>
-          <w:szCs w:val="22"/>
-          <w:lang w:val="en-US"/>
-        </w:rPr>
-        <w:t>parent = [[-1] * n for _ in range(1 &lt;&lt; n)]</w:t>
-      </w:r>
-    </w:p>
-    <w:p>
-      <w:pPr>
-        <w:pStyle w:val="Normal"/>
-        <w:jc w:val="both"/>
-        <w:rPr>
-          <w:rFonts w:ascii="Courier New" w:hAnsi="Courier New" w:cs="Courier New"/>
-          <w:sz w:val="22"/>
-          <w:szCs w:val="22"/>
-          <w:lang w:val="en-US"/>
-        </w:rPr>
-      </w:pPr>
-      <w:r>
-        <w:rPr>
-          <w:rFonts w:cs="Courier New" w:ascii="Courier New" w:hAnsi="Courier New"/>
-          <w:sz w:val="22"/>
-          <w:szCs w:val="22"/>
-          <w:lang w:val="en-US"/>
-        </w:rPr>
-        <w:t xml:space="preserve">    </w:t>
-      </w:r>
-    </w:p>
-    <w:p>
-      <w:pPr>
-        <w:pStyle w:val="Normal"/>
-        <w:jc w:val="both"/>
-        <w:rPr>
-          <w:rFonts w:ascii="Courier New" w:hAnsi="Courier New" w:cs="Courier New"/>
-          <w:sz w:val="22"/>
-          <w:szCs w:val="22"/>
-          <w:lang w:val="en-US"/>
-        </w:rPr>
-      </w:pPr>
-      <w:r>
-        <w:rPr>
-          <w:rFonts w:cs="Courier New" w:ascii="Courier New" w:hAnsi="Courier New"/>
-          <w:sz w:val="22"/>
-          <w:szCs w:val="22"/>
-          <w:lang w:val="en-US"/>
-        </w:rPr>
-        <w:t xml:space="preserve">    </w:t>
-      </w:r>
-      <w:r>
-        <w:rPr>
-          <w:rFonts w:cs="Courier New" w:ascii="Courier New" w:hAnsi="Courier New"/>
-          <w:sz w:val="22"/>
-          <w:szCs w:val="22"/>
-          <w:lang w:val="en-US"/>
-        </w:rPr>
-        <w:t>dp[1][0] = 0</w:t>
-      </w:r>
-    </w:p>
-    <w:p>
-      <w:pPr>
-        <w:pStyle w:val="Normal"/>
-        <w:jc w:val="both"/>
-        <w:rPr>
-          <w:rFonts w:ascii="Courier New" w:hAnsi="Courier New" w:cs="Courier New"/>
-          <w:sz w:val="22"/>
-          <w:szCs w:val="22"/>
-          <w:lang w:val="en-US"/>
-        </w:rPr>
-      </w:pPr>
-      <w:r>
-        <w:rPr>
-          <w:rFonts w:cs="Courier New" w:ascii="Courier New" w:hAnsi="Courier New"/>
-          <w:sz w:val="22"/>
-          <w:szCs w:val="22"/>
-          <w:lang w:val="en-US"/>
-        </w:rPr>
-        <w:t xml:space="preserve">    </w:t>
-      </w:r>
-    </w:p>
-    <w:p>
-      <w:pPr>
-        <w:pStyle w:val="Normal"/>
-        <w:jc w:val="both"/>
-        <w:rPr>
-          <w:rFonts w:ascii="Courier New" w:hAnsi="Courier New" w:cs="Courier New"/>
-          <w:sz w:val="22"/>
-          <w:szCs w:val="22"/>
-          <w:lang w:val="en-US"/>
-        </w:rPr>
-      </w:pPr>
-      <w:r>
-        <w:rPr>
-          <w:rFonts w:cs="Courier New" w:ascii="Courier New" w:hAnsi="Courier New"/>
-          <w:sz w:val="22"/>
-          <w:szCs w:val="22"/>
-          <w:lang w:val="en-US"/>
-        </w:rPr>
-        <w:t xml:space="preserve">    </w:t>
-      </w:r>
-      <w:r>
-        <w:rPr>
-          <w:rFonts w:cs="Courier New" w:ascii="Courier New" w:hAnsi="Courier New"/>
-          <w:sz w:val="22"/>
-          <w:szCs w:val="22"/>
-          <w:lang w:val="en-US"/>
-        </w:rPr>
-        <w:t>for mask in range(1, 1 &lt;&lt; n):</w:t>
-      </w:r>
-    </w:p>
-    <w:p>
-      <w:pPr>
-        <w:pStyle w:val="Normal"/>
-        <w:jc w:val="both"/>
-        <w:rPr>
-          <w:rFonts w:ascii="Courier New" w:hAnsi="Courier New" w:cs="Courier New"/>
-          <w:sz w:val="22"/>
-          <w:szCs w:val="22"/>
-          <w:lang w:val="en-US"/>
-        </w:rPr>
-      </w:pPr>
-      <w:r>
-        <w:rPr>
-          <w:rFonts w:cs="Courier New" w:ascii="Courier New" w:hAnsi="Courier New"/>
-          <w:sz w:val="22"/>
-          <w:szCs w:val="22"/>
-          <w:lang w:val="en-US"/>
-        </w:rPr>
-        <w:t xml:space="preserve">        </w:t>
-      </w:r>
-      <w:r>
-        <w:rPr>
-          <w:rFonts w:cs="Courier New" w:ascii="Courier New" w:hAnsi="Courier New"/>
-          <w:sz w:val="22"/>
-          <w:szCs w:val="22"/>
-          <w:lang w:val="en-US"/>
-        </w:rPr>
-        <w:t>if not (mask &amp; 1):</w:t>
-      </w:r>
-    </w:p>
-    <w:p>
-      <w:pPr>
-        <w:pStyle w:val="Normal"/>
-        <w:jc w:val="both"/>
-        <w:rPr>
-          <w:rFonts w:ascii="Courier New" w:hAnsi="Courier New" w:cs="Courier New"/>
-          <w:sz w:val="22"/>
-          <w:szCs w:val="22"/>
-          <w:lang w:val="en-US"/>
-        </w:rPr>
-      </w:pPr>
-      <w:r>
-        <w:rPr>
-          <w:rFonts w:cs="Courier New" w:ascii="Courier New" w:hAnsi="Courier New"/>
-          <w:sz w:val="22"/>
-          <w:szCs w:val="22"/>
-          <w:lang w:val="en-US"/>
-        </w:rPr>
-        <w:t xml:space="preserve">            </w:t>
-      </w:r>
-      <w:r>
-        <w:rPr>
-          <w:rFonts w:cs="Courier New" w:ascii="Courier New" w:hAnsi="Courier New"/>
-          <w:sz w:val="22"/>
-          <w:szCs w:val="22"/>
-          <w:lang w:val="en-US"/>
-        </w:rPr>
-        <w:t>continue</w:t>
-      </w:r>
-    </w:p>
-    <w:p>
-      <w:pPr>
-        <w:pStyle w:val="Normal"/>
-        <w:jc w:val="both"/>
-        <w:rPr>
-          <w:rFonts w:ascii="Courier New" w:hAnsi="Courier New" w:cs="Courier New"/>
-          <w:sz w:val="22"/>
-          <w:szCs w:val="22"/>
-          <w:lang w:val="en-US"/>
-        </w:rPr>
-      </w:pPr>
-      <w:r>
-        <w:rPr>
-          <w:rFonts w:cs="Courier New" w:ascii="Courier New" w:hAnsi="Courier New"/>
-          <w:sz w:val="22"/>
-          <w:szCs w:val="22"/>
-          <w:lang w:val="en-US"/>
-        </w:rPr>
-        <w:t xml:space="preserve">        </w:t>
-      </w:r>
-    </w:p>
-    <w:p>
-      <w:pPr>
-        <w:pStyle w:val="Normal"/>
-        <w:jc w:val="both"/>
-        <w:rPr>
-          <w:rFonts w:ascii="Courier New" w:hAnsi="Courier New" w:cs="Courier New"/>
-          <w:sz w:val="22"/>
-          <w:szCs w:val="22"/>
-          <w:lang w:val="en-US"/>
-        </w:rPr>
-      </w:pPr>
-      <w:r>
-        <w:rPr>
-          <w:rFonts w:cs="Courier New" w:ascii="Courier New" w:hAnsi="Courier New"/>
-          <w:sz w:val="22"/>
-          <w:szCs w:val="22"/>
-          <w:lang w:val="en-US"/>
-        </w:rPr>
-        <w:t xml:space="preserve">        </w:t>
-      </w:r>
-      <w:r>
-        <w:rPr>
-          <w:rFonts w:cs="Courier New" w:ascii="Courier New" w:hAnsi="Courier New"/>
-          <w:sz w:val="22"/>
-          <w:szCs w:val="22"/>
-          <w:lang w:val="en-US"/>
-        </w:rPr>
-        <w:t>for u in range(n):</w:t>
-      </w:r>
-    </w:p>
-    <w:p>
-      <w:pPr>
-        <w:pStyle w:val="Normal"/>
-        <w:jc w:val="both"/>
-        <w:rPr>
-          <w:rFonts w:ascii="Courier New" w:hAnsi="Courier New" w:cs="Courier New"/>
-          <w:sz w:val="22"/>
-          <w:szCs w:val="22"/>
-          <w:lang w:val="en-US"/>
-        </w:rPr>
-      </w:pPr>
-      <w:r>
-        <w:rPr>
-          <w:rFonts w:cs="Courier New" w:ascii="Courier New" w:hAnsi="Courier New"/>
-          <w:sz w:val="22"/>
-          <w:szCs w:val="22"/>
-          <w:lang w:val="en-US"/>
-        </w:rPr>
-        <w:t xml:space="preserve">            </w:t>
-      </w:r>
-      <w:r>
-        <w:rPr>
-          <w:rFonts w:cs="Courier New" w:ascii="Courier New" w:hAnsi="Courier New"/>
-          <w:sz w:val="22"/>
-          <w:szCs w:val="22"/>
-          <w:lang w:val="en-US"/>
-        </w:rPr>
-        <w:t>if (mask &amp; (1 &lt;&lt; u)) and dp[mask][u] != INF:</w:t>
-      </w:r>
-    </w:p>
-    <w:p>
-      <w:pPr>
-        <w:pStyle w:val="Normal"/>
-        <w:jc w:val="both"/>
-        <w:rPr>
-          <w:rFonts w:ascii="Courier New" w:hAnsi="Courier New" w:cs="Courier New"/>
-          <w:sz w:val="22"/>
-          <w:szCs w:val="22"/>
-          <w:lang w:val="en-US"/>
-        </w:rPr>
-      </w:pPr>
-      <w:r>
-        <w:rPr>
-          <w:rFonts w:cs="Courier New" w:ascii="Courier New" w:hAnsi="Courier New"/>
-          <w:sz w:val="22"/>
-          <w:szCs w:val="22"/>
-          <w:lang w:val="en-US"/>
-        </w:rPr>
-        <w:t xml:space="preserve">                </w:t>
-      </w:r>
-      <w:r>
-        <w:rPr>
-          <w:rFonts w:cs="Courier New" w:ascii="Courier New" w:hAnsi="Courier New"/>
-          <w:sz w:val="22"/>
-          <w:szCs w:val="22"/>
-          <w:lang w:val="en-US"/>
-        </w:rPr>
-        <w:t>for v in range(n):</w:t>
-      </w:r>
-    </w:p>
-    <w:p>
-      <w:pPr>
-        <w:pStyle w:val="Normal"/>
-        <w:jc w:val="both"/>
-        <w:rPr>
-          <w:rFonts w:ascii="Courier New" w:hAnsi="Courier New" w:cs="Courier New"/>
-          <w:sz w:val="22"/>
-          <w:szCs w:val="22"/>
-          <w:lang w:val="en-US"/>
-        </w:rPr>
-      </w:pPr>
-      <w:r>
-        <w:rPr>
-          <w:rFonts w:cs="Courier New" w:ascii="Courier New" w:hAnsi="Courier New"/>
-          <w:sz w:val="22"/>
-          <w:szCs w:val="22"/>
-          <w:lang w:val="en-US"/>
-        </w:rPr>
-        <w:t xml:space="preserve">                    </w:t>
-      </w:r>
-      <w:r>
-        <w:rPr>
-          <w:rFonts w:cs="Courier New" w:ascii="Courier New" w:hAnsi="Courier New"/>
-          <w:sz w:val="22"/>
-          <w:szCs w:val="22"/>
-          <w:lang w:val="en-US"/>
-        </w:rPr>
-        <w:t>if not (mask &amp; (1 &lt;&lt; v)) and matrix[u][v] &gt; 0:</w:t>
-      </w:r>
-    </w:p>
-    <w:p>
-      <w:pPr>
-        <w:pStyle w:val="Normal"/>
-        <w:jc w:val="both"/>
-        <w:rPr>
-          <w:rFonts w:ascii="Courier New" w:hAnsi="Courier New" w:cs="Courier New"/>
-          <w:sz w:val="22"/>
-          <w:szCs w:val="22"/>
-          <w:lang w:val="en-US"/>
-        </w:rPr>
-      </w:pPr>
-      <w:r>
-        <w:rPr>
-          <w:rFonts w:cs="Courier New" w:ascii="Courier New" w:hAnsi="Courier New"/>
-          <w:sz w:val="22"/>
-          <w:szCs w:val="22"/>
-          <w:lang w:val="en-US"/>
-        </w:rPr>
-        <w:t xml:space="preserve">                        </w:t>
-      </w:r>
-      <w:r>
-        <w:rPr>
-          <w:rFonts w:cs="Courier New" w:ascii="Courier New" w:hAnsi="Courier New"/>
-          <w:sz w:val="22"/>
-          <w:szCs w:val="22"/>
-          <w:lang w:val="en-US"/>
-        </w:rPr>
-        <w:t>new_mask = mask | (1 &lt;&lt; v)</w:t>
-      </w:r>
-    </w:p>
-    <w:p>
-      <w:pPr>
-        <w:pStyle w:val="Normal"/>
-        <w:jc w:val="both"/>
-        <w:rPr>
-          <w:rFonts w:ascii="Courier New" w:hAnsi="Courier New" w:cs="Courier New"/>
-          <w:sz w:val="22"/>
-          <w:szCs w:val="22"/>
-          <w:lang w:val="en-US"/>
-        </w:rPr>
-      </w:pPr>
-      <w:r>
-        <w:rPr>
-          <w:rFonts w:cs="Courier New" w:ascii="Courier New" w:hAnsi="Courier New"/>
-          <w:sz w:val="22"/>
-          <w:szCs w:val="22"/>
-          <w:lang w:val="en-US"/>
-        </w:rPr>
-        <w:t xml:space="preserve">                        </w:t>
-      </w:r>
-      <w:r>
-        <w:rPr>
-          <w:rFonts w:cs="Courier New" w:ascii="Courier New" w:hAnsi="Courier New"/>
-          <w:sz w:val="22"/>
-          <w:szCs w:val="22"/>
-          <w:lang w:val="en-US"/>
-        </w:rPr>
-        <w:t>new_cost = dp[mask][u] + matrix[u][v]</w:t>
-      </w:r>
-    </w:p>
-    <w:p>
-      <w:pPr>
-        <w:pStyle w:val="Normal"/>
-        <w:jc w:val="both"/>
-        <w:rPr>
-          <w:rFonts w:ascii="Courier New" w:hAnsi="Courier New" w:cs="Courier New"/>
-          <w:sz w:val="22"/>
-          <w:szCs w:val="22"/>
-          <w:lang w:val="en-US"/>
-        </w:rPr>
-      </w:pPr>
-      <w:r>
-        <w:rPr>
-          <w:rFonts w:cs="Courier New" w:ascii="Courier New" w:hAnsi="Courier New"/>
-          <w:sz w:val="22"/>
-          <w:szCs w:val="22"/>
-          <w:lang w:val="en-US"/>
-        </w:rPr>
-        <w:t xml:space="preserve">                        </w:t>
-      </w:r>
-    </w:p>
-    <w:p>
-      <w:pPr>
-        <w:pStyle w:val="Normal"/>
-        <w:jc w:val="both"/>
-        <w:rPr>
-          <w:rFonts w:ascii="Courier New" w:hAnsi="Courier New" w:cs="Courier New"/>
-          <w:sz w:val="22"/>
-          <w:szCs w:val="22"/>
-          <w:lang w:val="en-US"/>
-        </w:rPr>
-      </w:pPr>
-      <w:r>
-        <w:rPr>
-          <w:rFonts w:cs="Courier New" w:ascii="Courier New" w:hAnsi="Courier New"/>
-          <w:sz w:val="22"/>
-          <w:szCs w:val="22"/>
-          <w:lang w:val="en-US"/>
-        </w:rPr>
-        <w:t xml:space="preserve">                        </w:t>
-      </w:r>
-      <w:r>
-        <w:rPr>
-          <w:rFonts w:cs="Courier New" w:ascii="Courier New" w:hAnsi="Courier New"/>
-          <w:sz w:val="22"/>
-          <w:szCs w:val="22"/>
-          <w:lang w:val="en-US"/>
-        </w:rPr>
-        <w:t>if new_cost &lt; dp[new_mask][v]:</w:t>
-      </w:r>
-    </w:p>
-    <w:p>
-      <w:pPr>
-        <w:pStyle w:val="Normal"/>
-        <w:jc w:val="both"/>
-        <w:rPr>
-          <w:rFonts w:ascii="Courier New" w:hAnsi="Courier New" w:cs="Courier New"/>
-          <w:sz w:val="22"/>
-          <w:szCs w:val="22"/>
-          <w:lang w:val="en-US"/>
-        </w:rPr>
-      </w:pPr>
-      <w:r>
-        <w:rPr>
-          <w:rFonts w:cs="Courier New" w:ascii="Courier New" w:hAnsi="Courier New"/>
-          <w:sz w:val="22"/>
-          <w:szCs w:val="22"/>
-          <w:lang w:val="en-US"/>
-        </w:rPr>
-        <w:t xml:space="preserve">                            </w:t>
-      </w:r>
-      <w:r>
-        <w:rPr>
-          <w:rFonts w:cs="Courier New" w:ascii="Courier New" w:hAnsi="Courier New"/>
-          <w:sz w:val="22"/>
-          <w:szCs w:val="22"/>
-          <w:lang w:val="en-US"/>
-        </w:rPr>
-        <w:t>dp[new_mask][v] = new_cost</w:t>
-      </w:r>
-    </w:p>
-    <w:p>
-      <w:pPr>
-        <w:pStyle w:val="Normal"/>
-        <w:jc w:val="both"/>
-        <w:rPr>
-          <w:rFonts w:ascii="Courier New" w:hAnsi="Courier New" w:cs="Courier New"/>
-          <w:sz w:val="22"/>
-          <w:szCs w:val="22"/>
-          <w:lang w:val="en-US"/>
-        </w:rPr>
-      </w:pPr>
-      <w:r>
-        <w:rPr>
-          <w:rFonts w:cs="Courier New" w:ascii="Courier New" w:hAnsi="Courier New"/>
-          <w:sz w:val="22"/>
-          <w:szCs w:val="22"/>
-          <w:lang w:val="en-US"/>
-        </w:rPr>
-        <w:t xml:space="preserve">                            </w:t>
-      </w:r>
-      <w:r>
-        <w:rPr>
-          <w:rFonts w:cs="Courier New" w:ascii="Courier New" w:hAnsi="Courier New"/>
-          <w:sz w:val="22"/>
-          <w:szCs w:val="22"/>
-          <w:lang w:val="en-US"/>
-        </w:rPr>
-        <w:t>parent[new_mask][v] = u</w:t>
-      </w:r>
-    </w:p>
-    <w:p>
-      <w:pPr>
-        <w:pStyle w:val="Normal"/>
-        <w:jc w:val="both"/>
-        <w:rPr>
-          <w:rFonts w:ascii="Courier New" w:hAnsi="Courier New" w:cs="Courier New"/>
-          <w:sz w:val="22"/>
-          <w:szCs w:val="22"/>
-          <w:lang w:val="en-US"/>
-        </w:rPr>
-      </w:pPr>
-      <w:r>
-        <w:rPr>
-          <w:rFonts w:cs="Courier New" w:ascii="Courier New" w:hAnsi="Courier New"/>
-          <w:sz w:val="22"/>
-          <w:szCs w:val="22"/>
-          <w:lang w:val="en-US"/>
-        </w:rPr>
-        <w:t xml:space="preserve">                            </w:t>
-      </w:r>
-    </w:p>
-    <w:p>
-      <w:pPr>
-        <w:pStyle w:val="Normal"/>
-        <w:jc w:val="both"/>
-        <w:rPr>
-          <w:rFonts w:ascii="Courier New" w:hAnsi="Courier New" w:cs="Courier New"/>
-          <w:sz w:val="22"/>
-          <w:szCs w:val="22"/>
-          <w:lang w:val="en-US"/>
-        </w:rPr>
-      </w:pPr>
-      <w:r>
-        <w:rPr>
-          <w:rFonts w:cs="Courier New" w:ascii="Courier New" w:hAnsi="Courier New"/>
-          <w:sz w:val="22"/>
-          <w:szCs w:val="22"/>
-          <w:lang w:val="en-US"/>
-        </w:rPr>
-        <w:t xml:space="preserve">    </w:t>
-      </w:r>
-      <w:r>
-        <w:rPr>
-          <w:rFonts w:cs="Courier New" w:ascii="Courier New" w:hAnsi="Courier New"/>
-          <w:sz w:val="22"/>
-          <w:szCs w:val="22"/>
-          <w:lang w:val="en-US"/>
-        </w:rPr>
-        <w:t>full_mask = (1 &lt;&lt; n) - 1</w:t>
-      </w:r>
-    </w:p>
-    <w:p>
-      <w:pPr>
-        <w:pStyle w:val="Normal"/>
-        <w:jc w:val="both"/>
-        <w:rPr>
-          <w:rFonts w:ascii="Courier New" w:hAnsi="Courier New" w:cs="Courier New"/>
-          <w:sz w:val="22"/>
-          <w:szCs w:val="22"/>
-          <w:lang w:val="en-US"/>
-        </w:rPr>
-      </w:pPr>
-      <w:r>
-        <w:rPr>
-          <w:rFonts w:cs="Courier New" w:ascii="Courier New" w:hAnsi="Courier New"/>
-          <w:sz w:val="22"/>
-          <w:szCs w:val="22"/>
-          <w:lang w:val="en-US"/>
-        </w:rPr>
-        <w:t xml:space="preserve">    </w:t>
-      </w:r>
-      <w:r>
-        <w:rPr>
-          <w:rFonts w:cs="Courier New" w:ascii="Courier New" w:hAnsi="Courier New"/>
-          <w:sz w:val="22"/>
-          <w:szCs w:val="22"/>
-          <w:lang w:val="en-US"/>
-        </w:rPr>
-        <w:t>ans = INF</w:t>
-      </w:r>
-    </w:p>
-    <w:p>
-      <w:pPr>
-        <w:pStyle w:val="Normal"/>
-        <w:jc w:val="both"/>
-        <w:rPr>
-          <w:rFonts w:ascii="Courier New" w:hAnsi="Courier New" w:cs="Courier New"/>
-          <w:sz w:val="22"/>
-          <w:szCs w:val="22"/>
-          <w:lang w:val="en-US"/>
-        </w:rPr>
-      </w:pPr>
-      <w:r>
-        <w:rPr>
-          <w:rFonts w:cs="Courier New" w:ascii="Courier New" w:hAnsi="Courier New"/>
-          <w:sz w:val="22"/>
-          <w:szCs w:val="22"/>
-          <w:lang w:val="en-US"/>
-        </w:rPr>
-        <w:t xml:space="preserve">    </w:t>
-      </w:r>
-      <w:r>
-        <w:rPr>
-          <w:rFonts w:cs="Courier New" w:ascii="Courier New" w:hAnsi="Courier New"/>
-          <w:sz w:val="22"/>
-          <w:szCs w:val="22"/>
-          <w:lang w:val="en-US"/>
-        </w:rPr>
-        <w:t>last_node = -1</w:t>
-      </w:r>
-    </w:p>
-    <w:p>
-      <w:pPr>
-        <w:pStyle w:val="Normal"/>
-        <w:jc w:val="both"/>
-        <w:rPr>
-          <w:rFonts w:ascii="Courier New" w:hAnsi="Courier New" w:cs="Courier New"/>
-          <w:sz w:val="22"/>
-          <w:szCs w:val="22"/>
-          <w:lang w:val="en-US"/>
-        </w:rPr>
-      </w:pPr>
-      <w:r>
-        <w:rPr>
-          <w:rFonts w:cs="Courier New" w:ascii="Courier New" w:hAnsi="Courier New"/>
-          <w:sz w:val="22"/>
-          <w:szCs w:val="22"/>
-          <w:lang w:val="en-US"/>
-        </w:rPr>
-        <w:t xml:space="preserve">    </w:t>
-      </w:r>
-    </w:p>
-    <w:p>
-      <w:pPr>
-        <w:pStyle w:val="Normal"/>
-        <w:jc w:val="both"/>
-        <w:rPr>
-          <w:rFonts w:ascii="Courier New" w:hAnsi="Courier New" w:cs="Courier New"/>
-          <w:sz w:val="22"/>
-          <w:szCs w:val="22"/>
-          <w:lang w:val="en-US"/>
-        </w:rPr>
-      </w:pPr>
-      <w:r>
-        <w:rPr>
-          <w:rFonts w:cs="Courier New" w:ascii="Courier New" w:hAnsi="Courier New"/>
-          <w:sz w:val="22"/>
-          <w:szCs w:val="22"/>
-          <w:lang w:val="en-US"/>
-        </w:rPr>
-        <w:t xml:space="preserve">    </w:t>
-      </w:r>
-      <w:r>
-        <w:rPr>
-          <w:rFonts w:cs="Courier New" w:ascii="Courier New" w:hAnsi="Courier New"/>
-          <w:sz w:val="22"/>
-          <w:szCs w:val="22"/>
-          <w:lang w:val="en-US"/>
-        </w:rPr>
-        <w:t>for u in range(1, n):</w:t>
-      </w:r>
-    </w:p>
-    <w:p>
-      <w:pPr>
-        <w:pStyle w:val="Normal"/>
-        <w:jc w:val="both"/>
-        <w:rPr>
-          <w:rFonts w:ascii="Courier New" w:hAnsi="Courier New" w:cs="Courier New"/>
-          <w:sz w:val="22"/>
-          <w:szCs w:val="22"/>
-          <w:lang w:val="en-US"/>
-        </w:rPr>
-      </w:pPr>
-      <w:r>
-        <w:rPr>
-          <w:rFonts w:cs="Courier New" w:ascii="Courier New" w:hAnsi="Courier New"/>
-          <w:sz w:val="22"/>
-          <w:szCs w:val="22"/>
-          <w:lang w:val="en-US"/>
-        </w:rPr>
-        <w:t xml:space="preserve">        </w:t>
-      </w:r>
-      <w:r>
-        <w:rPr>
-          <w:rFonts w:cs="Courier New" w:ascii="Courier New" w:hAnsi="Courier New"/>
-          <w:sz w:val="22"/>
-          <w:szCs w:val="22"/>
-          <w:lang w:val="en-US"/>
-        </w:rPr>
-        <w:t>if dp[full_mask][u] != INF and matrix[u][0] &gt; 0:</w:t>
-      </w:r>
-    </w:p>
-    <w:p>
-      <w:pPr>
-        <w:pStyle w:val="Normal"/>
-        <w:jc w:val="both"/>
-        <w:rPr>
-          <w:rFonts w:ascii="Courier New" w:hAnsi="Courier New" w:cs="Courier New"/>
-          <w:sz w:val="22"/>
-          <w:szCs w:val="22"/>
-          <w:lang w:val="en-US"/>
-        </w:rPr>
-      </w:pPr>
-      <w:r>
-        <w:rPr>
-          <w:rFonts w:cs="Courier New" w:ascii="Courier New" w:hAnsi="Courier New"/>
-          <w:sz w:val="22"/>
-          <w:szCs w:val="22"/>
-          <w:lang w:val="en-US"/>
-        </w:rPr>
-        <w:t xml:space="preserve">            </w:t>
-      </w:r>
-      <w:r>
-        <w:rPr>
-          <w:rFonts w:cs="Courier New" w:ascii="Courier New" w:hAnsi="Courier New"/>
-          <w:sz w:val="22"/>
-          <w:szCs w:val="22"/>
-          <w:lang w:val="en-US"/>
-        </w:rPr>
-        <w:t>cost = dp[full_mask][u] + matrix[u][0]</w:t>
-      </w:r>
-    </w:p>
-    <w:p>
-      <w:pPr>
-        <w:pStyle w:val="Normal"/>
-        <w:jc w:val="both"/>
-        <w:rPr>
-          <w:rFonts w:ascii="Courier New" w:hAnsi="Courier New" w:cs="Courier New"/>
-          <w:sz w:val="22"/>
-          <w:szCs w:val="22"/>
-          <w:lang w:val="en-US"/>
-        </w:rPr>
-      </w:pPr>
-      <w:r>
-        <w:rPr>
-          <w:rFonts w:cs="Courier New" w:ascii="Courier New" w:hAnsi="Courier New"/>
-          <w:sz w:val="22"/>
-          <w:szCs w:val="22"/>
-          <w:lang w:val="en-US"/>
-        </w:rPr>
-        <w:t xml:space="preserve">            </w:t>
-      </w:r>
-      <w:r>
-        <w:rPr>
-          <w:rFonts w:cs="Courier New" w:ascii="Courier New" w:hAnsi="Courier New"/>
-          <w:sz w:val="22"/>
-          <w:szCs w:val="22"/>
-          <w:lang w:val="en-US"/>
-        </w:rPr>
-        <w:t>if cost &lt; ans:</w:t>
-      </w:r>
-    </w:p>
-    <w:p>
-      <w:pPr>
-        <w:pStyle w:val="Normal"/>
-        <w:jc w:val="both"/>
-        <w:rPr>
-          <w:rFonts w:ascii="Courier New" w:hAnsi="Courier New" w:cs="Courier New"/>
-          <w:sz w:val="22"/>
-          <w:szCs w:val="22"/>
-          <w:lang w:val="en-US"/>
-        </w:rPr>
-      </w:pPr>
-      <w:r>
-        <w:rPr>
-          <w:rFonts w:cs="Courier New" w:ascii="Courier New" w:hAnsi="Courier New"/>
-          <w:sz w:val="22"/>
-          <w:szCs w:val="22"/>
-          <w:lang w:val="en-US"/>
-        </w:rPr>
-        <w:t xml:space="preserve">                </w:t>
-      </w:r>
-      <w:r>
-        <w:rPr>
-          <w:rFonts w:cs="Courier New" w:ascii="Courier New" w:hAnsi="Courier New"/>
-          <w:sz w:val="22"/>
-          <w:szCs w:val="22"/>
-          <w:lang w:val="en-US"/>
-        </w:rPr>
-        <w:t>ans = cost</w:t>
-      </w:r>
-    </w:p>
-    <w:p>
-      <w:pPr>
-        <w:pStyle w:val="Normal"/>
-        <w:jc w:val="both"/>
-        <w:rPr>
-          <w:rFonts w:ascii="Courier New" w:hAnsi="Courier New" w:cs="Courier New"/>
-          <w:sz w:val="22"/>
-          <w:szCs w:val="22"/>
-          <w:lang w:val="en-US"/>
-        </w:rPr>
-      </w:pPr>
-      <w:r>
-        <w:rPr>
-          <w:rFonts w:cs="Courier New" w:ascii="Courier New" w:hAnsi="Courier New"/>
-          <w:sz w:val="22"/>
-          <w:szCs w:val="22"/>
-          <w:lang w:val="en-US"/>
-        </w:rPr>
-        <w:t xml:space="preserve">                </w:t>
-      </w:r>
-      <w:r>
-        <w:rPr>
-          <w:rFonts w:cs="Courier New" w:ascii="Courier New" w:hAnsi="Courier New"/>
-          <w:sz w:val="22"/>
-          <w:szCs w:val="22"/>
-          <w:lang w:val="en-US"/>
-        </w:rPr>
-        <w:t>last_node = u</w:t>
-      </w:r>
-    </w:p>
-    <w:p>
-      <w:pPr>
-        <w:pStyle w:val="Normal"/>
-        <w:jc w:val="both"/>
-        <w:rPr>
-          <w:rFonts w:ascii="Courier New" w:hAnsi="Courier New" w:cs="Courier New"/>
-          <w:sz w:val="22"/>
-          <w:szCs w:val="22"/>
-          <w:lang w:val="en-US"/>
-        </w:rPr>
-      </w:pPr>
-      <w:r>
-        <w:rPr>
-          <w:rFonts w:cs="Courier New" w:ascii="Courier New" w:hAnsi="Courier New"/>
-          <w:sz w:val="22"/>
-          <w:szCs w:val="22"/>
-          <w:lang w:val="en-US"/>
-        </w:rPr>
-        <w:t xml:space="preserve">                </w:t>
-      </w:r>
-    </w:p>
-    <w:p>
-      <w:pPr>
-        <w:pStyle w:val="Normal"/>
-        <w:jc w:val="both"/>
-        <w:rPr>
-          <w:rFonts w:ascii="Courier New" w:hAnsi="Courier New" w:cs="Courier New"/>
-          <w:sz w:val="22"/>
-          <w:szCs w:val="22"/>
-          <w:lang w:val="en-US"/>
-        </w:rPr>
-      </w:pPr>
-      <w:r>
-        <w:rPr>
-          <w:rFonts w:cs="Courier New" w:ascii="Courier New" w:hAnsi="Courier New"/>
-          <w:sz w:val="22"/>
-          <w:szCs w:val="22"/>
-          <w:lang w:val="en-US"/>
-        </w:rPr>
-        <w:t xml:space="preserve">    </w:t>
-      </w:r>
-      <w:r>
-        <w:rPr>
-          <w:rFonts w:cs="Courier New" w:ascii="Courier New" w:hAnsi="Courier New"/>
-          <w:sz w:val="22"/>
-          <w:szCs w:val="22"/>
-          <w:lang w:val="en-US"/>
-        </w:rPr>
-        <w:t>if ans == INF:</w:t>
-      </w:r>
-    </w:p>
-    <w:p>
-      <w:pPr>
-        <w:pStyle w:val="Normal"/>
-        <w:jc w:val="both"/>
-        <w:rPr>
-          <w:rFonts w:ascii="Courier New" w:hAnsi="Courier New" w:cs="Courier New"/>
-          <w:sz w:val="22"/>
-          <w:szCs w:val="22"/>
-          <w:lang w:val="en-US"/>
-        </w:rPr>
-      </w:pPr>
-      <w:r>
-        <w:rPr>
-          <w:rFonts w:cs="Courier New" w:ascii="Courier New" w:hAnsi="Courier New"/>
-          <w:sz w:val="22"/>
-          <w:szCs w:val="22"/>
-          <w:lang w:val="en-US"/>
-        </w:rPr>
-        <w:t xml:space="preserve">        </w:t>
-      </w:r>
-      <w:r>
-        <w:rPr>
-          <w:rFonts w:cs="Courier New" w:ascii="Courier New" w:hAnsi="Courier New"/>
+          <w:b w:val="false"/>
+          <w:bCs w:val="false"/>
           <w:sz w:val="22"/>
           <w:szCs w:val="22"/>
           <w:lang w:val="en-US"/>
@@ -3242,512 +6153,71 @@
         <w:jc w:val="both"/>
         <w:rPr>
           <w:rFonts w:ascii="Courier New" w:hAnsi="Courier New" w:cs="Courier New"/>
-          <w:sz w:val="22"/>
-          <w:szCs w:val="22"/>
-          <w:lang w:val="en-US"/>
-        </w:rPr>
-      </w:pPr>
-      <w:r>
-        <w:rPr>
-          <w:rFonts w:cs="Courier New" w:ascii="Courier New" w:hAnsi="Courier New"/>
-          <w:sz w:val="22"/>
-          <w:szCs w:val="22"/>
-          <w:lang w:val="en-US"/>
-        </w:rPr>
-        <w:t xml:space="preserve">    </w:t>
-      </w:r>
-      <w:r>
-        <w:rPr>
-          <w:rFonts w:cs="Courier New" w:ascii="Courier New" w:hAnsi="Courier New"/>
-          <w:sz w:val="22"/>
-          <w:szCs w:val="22"/>
-          <w:lang w:val="en-US"/>
-        </w:rPr>
-        <w:t>else:</w:t>
-      </w:r>
-    </w:p>
-    <w:p>
-      <w:pPr>
-        <w:pStyle w:val="Normal"/>
-        <w:jc w:val="both"/>
-        <w:rPr>
-          <w:rFonts w:ascii="Courier New" w:hAnsi="Courier New" w:cs="Courier New"/>
-          <w:sz w:val="22"/>
-          <w:szCs w:val="22"/>
-          <w:lang w:val="en-US"/>
-        </w:rPr>
-      </w:pPr>
-      <w:r>
-        <w:rPr>
-          <w:rFonts w:cs="Courier New" w:ascii="Courier New" w:hAnsi="Courier New"/>
-          <w:sz w:val="22"/>
-          <w:szCs w:val="22"/>
-          <w:lang w:val="en-US"/>
-        </w:rPr>
-        <w:t xml:space="preserve">        </w:t>
-      </w:r>
-      <w:r>
-        <w:rPr>
-          <w:rFonts w:cs="Courier New" w:ascii="Courier New" w:hAnsi="Courier New"/>
-          <w:sz w:val="22"/>
-          <w:szCs w:val="22"/>
-          <w:lang w:val="en-US"/>
-        </w:rPr>
-        <w:t>path = [0]</w:t>
-      </w:r>
-    </w:p>
-    <w:p>
-      <w:pPr>
-        <w:pStyle w:val="Normal"/>
-        <w:jc w:val="both"/>
-        <w:rPr>
-          <w:rFonts w:ascii="Courier New" w:hAnsi="Courier New" w:cs="Courier New"/>
-          <w:sz w:val="22"/>
-          <w:szCs w:val="22"/>
-          <w:lang w:val="en-US"/>
-        </w:rPr>
-      </w:pPr>
-      <w:r>
-        <w:rPr>
-          <w:rFonts w:cs="Courier New" w:ascii="Courier New" w:hAnsi="Courier New"/>
-          <w:sz w:val="22"/>
-          <w:szCs w:val="22"/>
-          <w:lang w:val="en-US"/>
-        </w:rPr>
-        <w:t xml:space="preserve">        </w:t>
-      </w:r>
-      <w:r>
-        <w:rPr>
-          <w:rFonts w:cs="Courier New" w:ascii="Courier New" w:hAnsi="Courier New"/>
-          <w:sz w:val="22"/>
-          <w:szCs w:val="22"/>
-          <w:lang w:val="en-US"/>
-        </w:rPr>
-        <w:t>curr_mask = full_mask</w:t>
-      </w:r>
-    </w:p>
-    <w:p>
-      <w:pPr>
-        <w:pStyle w:val="Normal"/>
-        <w:jc w:val="both"/>
-        <w:rPr>
-          <w:rFonts w:ascii="Courier New" w:hAnsi="Courier New" w:cs="Courier New"/>
-          <w:sz w:val="22"/>
-          <w:szCs w:val="22"/>
-          <w:lang w:val="en-US"/>
-        </w:rPr>
-      </w:pPr>
-      <w:r>
-        <w:rPr>
-          <w:rFonts w:cs="Courier New" w:ascii="Courier New" w:hAnsi="Courier New"/>
-          <w:sz w:val="22"/>
-          <w:szCs w:val="22"/>
-          <w:lang w:val="en-US"/>
-        </w:rPr>
-        <w:t xml:space="preserve">        </w:t>
-      </w:r>
-      <w:r>
-        <w:rPr>
-          <w:rFonts w:cs="Courier New" w:ascii="Courier New" w:hAnsi="Courier New"/>
-          <w:sz w:val="22"/>
-          <w:szCs w:val="22"/>
-          <w:lang w:val="en-US"/>
-        </w:rPr>
-        <w:t>curr_node = last_node</w:t>
-      </w:r>
-    </w:p>
-    <w:p>
-      <w:pPr>
-        <w:pStyle w:val="Normal"/>
-        <w:jc w:val="both"/>
-        <w:rPr>
-          <w:rFonts w:ascii="Courier New" w:hAnsi="Courier New" w:cs="Courier New"/>
-          <w:sz w:val="22"/>
-          <w:szCs w:val="22"/>
-          <w:lang w:val="en-US"/>
-        </w:rPr>
-      </w:pPr>
-      <w:r>
-        <w:rPr>
-          <w:rFonts w:cs="Courier New" w:ascii="Courier New" w:hAnsi="Courier New"/>
-          <w:sz w:val="22"/>
-          <w:szCs w:val="22"/>
-          <w:lang w:val="en-US"/>
-        </w:rPr>
-        <w:t xml:space="preserve">        </w:t>
-      </w:r>
-    </w:p>
-    <w:p>
-      <w:pPr>
-        <w:pStyle w:val="Normal"/>
-        <w:jc w:val="both"/>
-        <w:rPr>
-          <w:rFonts w:ascii="Courier New" w:hAnsi="Courier New" w:cs="Courier New"/>
-          <w:sz w:val="22"/>
-          <w:szCs w:val="22"/>
-          <w:lang w:val="en-US"/>
-        </w:rPr>
-      </w:pPr>
-      <w:r>
-        <w:rPr>
-          <w:rFonts w:cs="Courier New" w:ascii="Courier New" w:hAnsi="Courier New"/>
-          <w:sz w:val="22"/>
-          <w:szCs w:val="22"/>
-          <w:lang w:val="en-US"/>
-        </w:rPr>
-        <w:t xml:space="preserve">        </w:t>
-      </w:r>
-      <w:r>
-        <w:rPr>
-          <w:rFonts w:cs="Courier New" w:ascii="Courier New" w:hAnsi="Courier New"/>
-          <w:sz w:val="22"/>
-          <w:szCs w:val="22"/>
-          <w:lang w:val="en-US"/>
-        </w:rPr>
-        <w:t>while curr_node != 0:</w:t>
-      </w:r>
-    </w:p>
-    <w:p>
-      <w:pPr>
-        <w:pStyle w:val="Normal"/>
-        <w:jc w:val="both"/>
-        <w:rPr>
-          <w:rFonts w:ascii="Courier New" w:hAnsi="Courier New" w:cs="Courier New"/>
-          <w:sz w:val="22"/>
-          <w:szCs w:val="22"/>
-          <w:lang w:val="en-US"/>
-        </w:rPr>
-      </w:pPr>
-      <w:r>
-        <w:rPr>
-          <w:rFonts w:cs="Courier New" w:ascii="Courier New" w:hAnsi="Courier New"/>
-          <w:sz w:val="22"/>
-          <w:szCs w:val="22"/>
-          <w:lang w:val="en-US"/>
-        </w:rPr>
-        <w:t xml:space="preserve">            </w:t>
-      </w:r>
-      <w:r>
-        <w:rPr>
-          <w:rFonts w:cs="Courier New" w:ascii="Courier New" w:hAnsi="Courier New"/>
-          <w:sz w:val="22"/>
-          <w:szCs w:val="22"/>
-          <w:lang w:val="en-US"/>
-        </w:rPr>
-        <w:t>path.append(curr_node)</w:t>
-      </w:r>
-    </w:p>
-    <w:p>
-      <w:pPr>
-        <w:pStyle w:val="Normal"/>
-        <w:jc w:val="both"/>
-        <w:rPr>
-          <w:rFonts w:ascii="Courier New" w:hAnsi="Courier New" w:cs="Courier New"/>
-          <w:sz w:val="22"/>
-          <w:szCs w:val="22"/>
-          <w:lang w:val="en-US"/>
-        </w:rPr>
-      </w:pPr>
-      <w:r>
-        <w:rPr>
-          <w:rFonts w:cs="Courier New" w:ascii="Courier New" w:hAnsi="Courier New"/>
-          <w:sz w:val="22"/>
-          <w:szCs w:val="22"/>
-          <w:lang w:val="en-US"/>
-        </w:rPr>
-        <w:t xml:space="preserve">            </w:t>
-      </w:r>
-      <w:r>
-        <w:rPr>
-          <w:rFonts w:cs="Courier New" w:ascii="Courier New" w:hAnsi="Courier New"/>
-          <w:sz w:val="22"/>
-          <w:szCs w:val="22"/>
-          <w:lang w:val="en-US"/>
-        </w:rPr>
-        <w:t>next_node = parent[curr_mask][curr_node]</w:t>
-      </w:r>
-    </w:p>
-    <w:p>
-      <w:pPr>
-        <w:pStyle w:val="Normal"/>
-        <w:jc w:val="both"/>
-        <w:rPr>
-          <w:rFonts w:ascii="Courier New" w:hAnsi="Courier New" w:cs="Courier New"/>
-          <w:sz w:val="22"/>
-          <w:szCs w:val="22"/>
-          <w:lang w:val="en-US"/>
-        </w:rPr>
-      </w:pPr>
-      <w:r>
-        <w:rPr>
-          <w:rFonts w:cs="Courier New" w:ascii="Courier New" w:hAnsi="Courier New"/>
-          <w:sz w:val="22"/>
-          <w:szCs w:val="22"/>
-          <w:lang w:val="en-US"/>
-        </w:rPr>
-        <w:t xml:space="preserve">            </w:t>
-      </w:r>
-      <w:r>
-        <w:rPr>
-          <w:rFonts w:cs="Courier New" w:ascii="Courier New" w:hAnsi="Courier New"/>
-          <w:sz w:val="22"/>
-          <w:szCs w:val="22"/>
-          <w:lang w:val="en-US"/>
-        </w:rPr>
-        <w:t>curr_mask ^= (1 &lt;&lt; curr_node)</w:t>
-      </w:r>
-    </w:p>
-    <w:p>
-      <w:pPr>
-        <w:pStyle w:val="Normal"/>
-        <w:jc w:val="both"/>
-        <w:rPr>
-          <w:rFonts w:ascii="Courier New" w:hAnsi="Courier New" w:cs="Courier New"/>
-          <w:sz w:val="22"/>
-          <w:szCs w:val="22"/>
-          <w:lang w:val="en-US"/>
-        </w:rPr>
-      </w:pPr>
-      <w:r>
-        <w:rPr>
-          <w:rFonts w:cs="Courier New" w:ascii="Courier New" w:hAnsi="Courier New"/>
-          <w:sz w:val="22"/>
-          <w:szCs w:val="22"/>
-          <w:lang w:val="en-US"/>
-        </w:rPr>
-        <w:t xml:space="preserve">            </w:t>
-      </w:r>
-      <w:r>
-        <w:rPr>
-          <w:rFonts w:cs="Courier New" w:ascii="Courier New" w:hAnsi="Courier New"/>
-          <w:sz w:val="22"/>
-          <w:szCs w:val="22"/>
-          <w:lang w:val="en-US"/>
-        </w:rPr>
-        <w:t>curr_node = next_node</w:t>
-      </w:r>
-    </w:p>
-    <w:p>
-      <w:pPr>
-        <w:pStyle w:val="Normal"/>
-        <w:jc w:val="both"/>
-        <w:rPr>
-          <w:rFonts w:ascii="Courier New" w:hAnsi="Courier New" w:cs="Courier New"/>
-          <w:sz w:val="22"/>
-          <w:szCs w:val="22"/>
-          <w:lang w:val="en-US"/>
-        </w:rPr>
-      </w:pPr>
-      <w:r>
-        <w:rPr>
-          <w:rFonts w:cs="Courier New" w:ascii="Courier New" w:hAnsi="Courier New"/>
-          <w:sz w:val="22"/>
-          <w:szCs w:val="22"/>
-          <w:lang w:val="en-US"/>
-        </w:rPr>
-        <w:t xml:space="preserve">            </w:t>
-      </w:r>
-    </w:p>
-    <w:p>
-      <w:pPr>
-        <w:pStyle w:val="Normal"/>
-        <w:jc w:val="both"/>
-        <w:rPr>
-          <w:rFonts w:ascii="Courier New" w:hAnsi="Courier New" w:cs="Courier New"/>
-          <w:sz w:val="22"/>
-          <w:szCs w:val="22"/>
-          <w:lang w:val="en-US"/>
-        </w:rPr>
-      </w:pPr>
-      <w:r>
-        <w:rPr>
-          <w:rFonts w:cs="Courier New" w:ascii="Courier New" w:hAnsi="Courier New"/>
-          <w:sz w:val="22"/>
-          <w:szCs w:val="22"/>
-          <w:lang w:val="en-US"/>
-        </w:rPr>
-        <w:t xml:space="preserve">        </w:t>
-      </w:r>
-      <w:r>
-        <w:rPr>
-          <w:rFonts w:cs="Courier New" w:ascii="Courier New" w:hAnsi="Courier New"/>
-          <w:sz w:val="22"/>
-          <w:szCs w:val="22"/>
-          <w:lang w:val="en-US"/>
-        </w:rPr>
-        <w:t>path.append(0)</w:t>
-      </w:r>
-    </w:p>
-    <w:p>
-      <w:pPr>
-        <w:pStyle w:val="Normal"/>
-        <w:jc w:val="both"/>
-        <w:rPr>
-          <w:rFonts w:ascii="Courier New" w:hAnsi="Courier New" w:cs="Courier New"/>
-          <w:sz w:val="22"/>
-          <w:szCs w:val="22"/>
-          <w:lang w:val="en-US"/>
-        </w:rPr>
-      </w:pPr>
-      <w:r>
-        <w:rPr>
-          <w:rFonts w:cs="Courier New" w:ascii="Courier New" w:hAnsi="Courier New"/>
-          <w:sz w:val="22"/>
-          <w:szCs w:val="22"/>
-          <w:lang w:val="en-US"/>
-        </w:rPr>
-        <w:t xml:space="preserve">        </w:t>
-      </w:r>
-      <w:r>
-        <w:rPr>
-          <w:rFonts w:cs="Courier New" w:ascii="Courier New" w:hAnsi="Courier New"/>
-          <w:sz w:val="22"/>
-          <w:szCs w:val="22"/>
-          <w:lang w:val="en-US"/>
-        </w:rPr>
-        <w:t>path.reverse()</w:t>
-      </w:r>
-    </w:p>
-    <w:p>
-      <w:pPr>
-        <w:pStyle w:val="Normal"/>
-        <w:jc w:val="both"/>
-        <w:rPr>
-          <w:rFonts w:ascii="Courier New" w:hAnsi="Courier New" w:cs="Courier New"/>
-          <w:sz w:val="22"/>
-          <w:szCs w:val="22"/>
-          <w:lang w:val="en-US"/>
-        </w:rPr>
-      </w:pPr>
-      <w:r>
-        <w:rPr>
-          <w:rFonts w:cs="Courier New" w:ascii="Courier New" w:hAnsi="Courier New"/>
-          <w:sz w:val="22"/>
-          <w:szCs w:val="22"/>
-          <w:lang w:val="en-US"/>
-        </w:rPr>
-        <w:t xml:space="preserve">        </w:t>
-      </w:r>
-    </w:p>
-    <w:p>
-      <w:pPr>
-        <w:pStyle w:val="Normal"/>
-        <w:jc w:val="both"/>
-        <w:rPr>
-          <w:rFonts w:ascii="Courier New" w:hAnsi="Courier New" w:cs="Courier New"/>
-          <w:sz w:val="22"/>
-          <w:szCs w:val="22"/>
-          <w:lang w:val="en-US"/>
-        </w:rPr>
-      </w:pPr>
-      <w:r>
-        <w:rPr>
-          <w:rFonts w:cs="Courier New" w:ascii="Courier New" w:hAnsi="Courier New"/>
-          <w:sz w:val="22"/>
-          <w:szCs w:val="22"/>
-          <w:lang w:val="en-US"/>
-        </w:rPr>
-        <w:t xml:space="preserve">        </w:t>
-      </w:r>
-      <w:r>
-        <w:rPr>
-          <w:rFonts w:cs="Courier New" w:ascii="Courier New" w:hAnsi="Courier New"/>
-          <w:sz w:val="22"/>
-          <w:szCs w:val="22"/>
-          <w:lang w:val="en-US"/>
-        </w:rPr>
-        <w:t>print(ans)</w:t>
-      </w:r>
-    </w:p>
-    <w:p>
-      <w:pPr>
-        <w:pStyle w:val="Normal"/>
-        <w:jc w:val="both"/>
-        <w:rPr>
-          <w:rFonts w:ascii="Courier New" w:hAnsi="Courier New" w:cs="Courier New"/>
-          <w:sz w:val="22"/>
-          <w:szCs w:val="22"/>
-          <w:lang w:val="en-US"/>
-        </w:rPr>
-      </w:pPr>
-      <w:r>
-        <w:rPr>
-          <w:rFonts w:cs="Courier New" w:ascii="Courier New" w:hAnsi="Courier New"/>
-          <w:sz w:val="22"/>
-          <w:szCs w:val="22"/>
-          <w:lang w:val="en-US"/>
-        </w:rPr>
-        <w:t xml:space="preserve">        </w:t>
-      </w:r>
-      <w:r>
-        <w:rPr>
-          <w:rFonts w:cs="Courier New" w:ascii="Courier New" w:hAnsi="Courier New"/>
-          <w:sz w:val="22"/>
-          <w:szCs w:val="22"/>
-          <w:lang w:val="en-US"/>
-        </w:rPr>
-        <w:t>print( " ".join(map(str, path)))</w:t>
-      </w:r>
-    </w:p>
-    <w:p>
-      <w:pPr>
-        <w:pStyle w:val="Normal"/>
-        <w:jc w:val="both"/>
-        <w:rPr>
-          <w:rFonts w:ascii="Courier New" w:hAnsi="Courier New" w:cs="Courier New"/>
-          <w:sz w:val="22"/>
-          <w:szCs w:val="22"/>
-          <w:lang w:val="en-US"/>
-        </w:rPr>
-      </w:pPr>
-      <w:r>
-        <w:rPr>
-          <w:rFonts w:cs="Courier New" w:ascii="Courier New" w:hAnsi="Courier New"/>
-          <w:sz w:val="22"/>
-          <w:szCs w:val="22"/>
-          <w:lang w:val="en-US"/>
-        </w:rPr>
-      </w:r>
-    </w:p>
-    <w:p>
-      <w:pPr>
-        <w:pStyle w:val="Normal"/>
-        <w:jc w:val="both"/>
-        <w:rPr>
-          <w:rFonts w:ascii="Courier New" w:hAnsi="Courier New" w:cs="Courier New"/>
-          <w:sz w:val="22"/>
-          <w:szCs w:val="22"/>
-          <w:lang w:val="en-US"/>
-        </w:rPr>
-      </w:pPr>
-      <w:r>
-        <w:rPr>
-          <w:rFonts w:cs="Courier New" w:ascii="Courier New" w:hAnsi="Courier New"/>
-          <w:sz w:val="22"/>
-          <w:szCs w:val="22"/>
-          <w:lang w:val="en-US"/>
-        </w:rPr>
-      </w:r>
-    </w:p>
-    <w:p>
-      <w:pPr>
-        <w:pStyle w:val="Normal"/>
-        <w:jc w:val="both"/>
-        <w:rPr>
-          <w:rFonts w:ascii="Courier New" w:hAnsi="Courier New" w:cs="Courier New"/>
-          <w:sz w:val="22"/>
-          <w:szCs w:val="22"/>
-          <w:lang w:val="en-US"/>
-        </w:rPr>
-      </w:pPr>
-      <w:r>
-        <w:rPr>
-          <w:rFonts w:cs="Courier New" w:ascii="Courier New" w:hAnsi="Courier New"/>
-          <w:sz w:val="22"/>
-          <w:szCs w:val="22"/>
-          <w:lang w:val="en-US"/>
-        </w:rPr>
-        <w:t>solve()</w:t>
+          <w:b w:val="false"/>
+          <w:bCs w:val="false"/>
+          <w:sz w:val="22"/>
+          <w:szCs w:val="22"/>
+          <w:lang w:val="en-US"/>
+        </w:rPr>
+      </w:pPr>
+      <w:r>
+        <w:rPr>
+          <w:rFonts w:cs="Courier New" w:ascii="Courier New" w:hAnsi="Courier New"/>
+          <w:b w:val="false"/>
+          <w:bCs w:val="false"/>
+          <w:sz w:val="22"/>
+          <w:szCs w:val="22"/>
+          <w:lang w:val="en-US"/>
+        </w:rPr>
+      </w:r>
+    </w:p>
+    <w:p>
+      <w:pPr>
+        <w:pStyle w:val="Normal"/>
+        <w:jc w:val="both"/>
+        <w:rPr>
+          <w:rFonts w:ascii="Courier New" w:hAnsi="Courier New" w:cs="Courier New"/>
+          <w:b w:val="false"/>
+          <w:bCs w:val="false"/>
+          <w:sz w:val="22"/>
+          <w:szCs w:val="22"/>
+          <w:lang w:val="en-US"/>
+        </w:rPr>
+      </w:pPr>
+      <w:r>
+        <w:rPr>
+          <w:rFonts w:cs="Courier New" w:ascii="Courier New" w:hAnsi="Courier New"/>
+          <w:b w:val="false"/>
+          <w:bCs w:val="false"/>
+          <w:sz w:val="22"/>
+          <w:szCs w:val="22"/>
+          <w:lang w:val="en-US"/>
+        </w:rPr>
+      </w:r>
+    </w:p>
+    <w:p>
+      <w:pPr>
+        <w:pStyle w:val="Normal"/>
+        <w:jc w:val="both"/>
+        <w:rPr>
+          <w:rFonts w:ascii="Courier New" w:hAnsi="Courier New" w:cs="Courier New"/>
+          <w:b w:val="false"/>
+          <w:bCs w:val="false"/>
+          <w:sz w:val="22"/>
+          <w:szCs w:val="22"/>
+          <w:lang w:val="en-US"/>
+        </w:rPr>
+      </w:pPr>
+      <w:r>
+        <w:rPr>
+          <w:rFonts w:cs="Courier New" w:ascii="Courier New" w:hAnsi="Courier New"/>
+          <w:b w:val="false"/>
+          <w:bCs w:val="false"/>
+          <w:sz w:val="22"/>
+          <w:szCs w:val="22"/>
+          <w:lang w:val="en-US"/>
+        </w:rPr>
+        <w:t>solve_alsh2()</w:t>
       </w:r>
     </w:p>
     <w:sectPr>
@@ -3812,7 +6282,7 @@
         </w:r>
         <w:r>
           <w:rPr/>
-          <w:t>6</w:t>
+          <w:t>8</w:t>
         </w:r>
         <w:r>
           <w:rPr/>
@@ -4382,6 +6852,262 @@
   <w:abstractNum w:abstractNumId="5">
     <w:lvl w:ilvl="0">
       <w:start w:val="1"/>
+      <w:numFmt w:val="bullet"/>
+      <w:lvlText w:val=""/>
+      <w:lvlJc w:val="left"/>
+      <w:pPr>
+        <w:tabs>
+          <w:tab w:val="num" w:pos="709"/>
+        </w:tabs>
+        <w:ind w:left="709" w:hanging="283"/>
+      </w:pPr>
+      <w:rPr>
+        <w:rFonts w:ascii="Symbol" w:hAnsi="Symbol" w:cs="Symbol" w:hint="default"/>
+      </w:rPr>
+    </w:lvl>
+    <w:lvl w:ilvl="1">
+      <w:start w:val="1"/>
+      <w:numFmt w:val="bullet"/>
+      <w:lvlText w:val=""/>
+      <w:lvlJc w:val="left"/>
+      <w:pPr>
+        <w:tabs>
+          <w:tab w:val="num" w:pos="1418"/>
+        </w:tabs>
+        <w:ind w:left="1418" w:hanging="283"/>
+      </w:pPr>
+      <w:rPr>
+        <w:rFonts w:ascii="Symbol" w:hAnsi="Symbol" w:cs="Symbol" w:hint="default"/>
+      </w:rPr>
+    </w:lvl>
+    <w:lvl w:ilvl="2">
+      <w:start w:val="1"/>
+      <w:numFmt w:val="bullet"/>
+      <w:lvlText w:val=""/>
+      <w:lvlJc w:val="left"/>
+      <w:pPr>
+        <w:tabs>
+          <w:tab w:val="num" w:pos="2127"/>
+        </w:tabs>
+        <w:ind w:left="2127" w:hanging="283"/>
+      </w:pPr>
+      <w:rPr>
+        <w:rFonts w:ascii="Symbol" w:hAnsi="Symbol" w:cs="Symbol" w:hint="default"/>
+      </w:rPr>
+    </w:lvl>
+    <w:lvl w:ilvl="3">
+      <w:start w:val="1"/>
+      <w:numFmt w:val="bullet"/>
+      <w:lvlText w:val=""/>
+      <w:lvlJc w:val="left"/>
+      <w:pPr>
+        <w:tabs>
+          <w:tab w:val="num" w:pos="2836"/>
+        </w:tabs>
+        <w:ind w:left="2836" w:hanging="283"/>
+      </w:pPr>
+      <w:rPr>
+        <w:rFonts w:ascii="Symbol" w:hAnsi="Symbol" w:cs="Symbol" w:hint="default"/>
+      </w:rPr>
+    </w:lvl>
+    <w:lvl w:ilvl="4">
+      <w:start w:val="1"/>
+      <w:numFmt w:val="bullet"/>
+      <w:lvlText w:val=""/>
+      <w:lvlJc w:val="left"/>
+      <w:pPr>
+        <w:tabs>
+          <w:tab w:val="num" w:pos="3545"/>
+        </w:tabs>
+        <w:ind w:left="3545" w:hanging="283"/>
+      </w:pPr>
+      <w:rPr>
+        <w:rFonts w:ascii="Symbol" w:hAnsi="Symbol" w:cs="Symbol" w:hint="default"/>
+      </w:rPr>
+    </w:lvl>
+    <w:lvl w:ilvl="5">
+      <w:start w:val="1"/>
+      <w:numFmt w:val="bullet"/>
+      <w:lvlText w:val=""/>
+      <w:lvlJc w:val="left"/>
+      <w:pPr>
+        <w:tabs>
+          <w:tab w:val="num" w:pos="4254"/>
+        </w:tabs>
+        <w:ind w:left="4254" w:hanging="283"/>
+      </w:pPr>
+      <w:rPr>
+        <w:rFonts w:ascii="Symbol" w:hAnsi="Symbol" w:cs="Symbol" w:hint="default"/>
+      </w:rPr>
+    </w:lvl>
+    <w:lvl w:ilvl="6">
+      <w:start w:val="1"/>
+      <w:numFmt w:val="bullet"/>
+      <w:lvlText w:val=""/>
+      <w:lvlJc w:val="left"/>
+      <w:pPr>
+        <w:tabs>
+          <w:tab w:val="num" w:pos="4963"/>
+        </w:tabs>
+        <w:ind w:left="4963" w:hanging="283"/>
+      </w:pPr>
+      <w:rPr>
+        <w:rFonts w:ascii="Symbol" w:hAnsi="Symbol" w:cs="Symbol" w:hint="default"/>
+      </w:rPr>
+    </w:lvl>
+    <w:lvl w:ilvl="7">
+      <w:start w:val="1"/>
+      <w:numFmt w:val="bullet"/>
+      <w:lvlText w:val=""/>
+      <w:lvlJc w:val="left"/>
+      <w:pPr>
+        <w:tabs>
+          <w:tab w:val="num" w:pos="5672"/>
+        </w:tabs>
+        <w:ind w:left="5672" w:hanging="283"/>
+      </w:pPr>
+      <w:rPr>
+        <w:rFonts w:ascii="Symbol" w:hAnsi="Symbol" w:cs="Symbol" w:hint="default"/>
+      </w:rPr>
+    </w:lvl>
+    <w:lvl w:ilvl="8">
+      <w:start w:val="1"/>
+      <w:numFmt w:val="bullet"/>
+      <w:lvlText w:val=""/>
+      <w:lvlJc w:val="left"/>
+      <w:pPr>
+        <w:tabs>
+          <w:tab w:val="num" w:pos="6381"/>
+        </w:tabs>
+        <w:ind w:left="6381" w:hanging="283"/>
+      </w:pPr>
+      <w:rPr>
+        <w:rFonts w:ascii="Symbol" w:hAnsi="Symbol" w:cs="Symbol" w:hint="default"/>
+      </w:rPr>
+    </w:lvl>
+  </w:abstractNum>
+  <w:abstractNum w:abstractNumId="6">
+    <w:lvl w:ilvl="0">
+      <w:start w:val="1"/>
+      <w:numFmt w:val="decimal"/>
+      <w:lvlText w:val="%1."/>
+      <w:lvlJc w:val="left"/>
+      <w:pPr>
+        <w:tabs>
+          <w:tab w:val="num" w:pos="709"/>
+        </w:tabs>
+        <w:ind w:left="709" w:hanging="283"/>
+      </w:pPr>
+      <w:rPr/>
+    </w:lvl>
+    <w:lvl w:ilvl="1">
+      <w:start w:val="1"/>
+      <w:numFmt w:val="decimal"/>
+      <w:lvlText w:val="%2."/>
+      <w:lvlJc w:val="left"/>
+      <w:pPr>
+        <w:tabs>
+          <w:tab w:val="num" w:pos="1418"/>
+        </w:tabs>
+        <w:ind w:left="1418" w:hanging="283"/>
+      </w:pPr>
+      <w:rPr/>
+    </w:lvl>
+    <w:lvl w:ilvl="2">
+      <w:start w:val="1"/>
+      <w:numFmt w:val="decimal"/>
+      <w:lvlText w:val="%3."/>
+      <w:lvlJc w:val="left"/>
+      <w:pPr>
+        <w:tabs>
+          <w:tab w:val="num" w:pos="2127"/>
+        </w:tabs>
+        <w:ind w:left="2127" w:hanging="283"/>
+      </w:pPr>
+      <w:rPr/>
+    </w:lvl>
+    <w:lvl w:ilvl="3">
+      <w:start w:val="1"/>
+      <w:numFmt w:val="decimal"/>
+      <w:lvlText w:val="%4."/>
+      <w:lvlJc w:val="left"/>
+      <w:pPr>
+        <w:tabs>
+          <w:tab w:val="num" w:pos="2836"/>
+        </w:tabs>
+        <w:ind w:left="2836" w:hanging="283"/>
+      </w:pPr>
+      <w:rPr/>
+    </w:lvl>
+    <w:lvl w:ilvl="4">
+      <w:start w:val="1"/>
+      <w:numFmt w:val="decimal"/>
+      <w:lvlText w:val="%5."/>
+      <w:lvlJc w:val="left"/>
+      <w:pPr>
+        <w:tabs>
+          <w:tab w:val="num" w:pos="3545"/>
+        </w:tabs>
+        <w:ind w:left="3545" w:hanging="283"/>
+      </w:pPr>
+      <w:rPr/>
+    </w:lvl>
+    <w:lvl w:ilvl="5">
+      <w:start w:val="1"/>
+      <w:numFmt w:val="decimal"/>
+      <w:lvlText w:val="%6."/>
+      <w:lvlJc w:val="left"/>
+      <w:pPr>
+        <w:tabs>
+          <w:tab w:val="num" w:pos="4254"/>
+        </w:tabs>
+        <w:ind w:left="4254" w:hanging="283"/>
+      </w:pPr>
+      <w:rPr/>
+    </w:lvl>
+    <w:lvl w:ilvl="6">
+      <w:start w:val="1"/>
+      <w:numFmt w:val="decimal"/>
+      <w:lvlText w:val="%7."/>
+      <w:lvlJc w:val="left"/>
+      <w:pPr>
+        <w:tabs>
+          <w:tab w:val="num" w:pos="4963"/>
+        </w:tabs>
+        <w:ind w:left="4963" w:hanging="283"/>
+      </w:pPr>
+      <w:rPr/>
+    </w:lvl>
+    <w:lvl w:ilvl="7">
+      <w:start w:val="1"/>
+      <w:numFmt w:val="decimal"/>
+      <w:lvlText w:val="%8."/>
+      <w:lvlJc w:val="left"/>
+      <w:pPr>
+        <w:tabs>
+          <w:tab w:val="num" w:pos="5672"/>
+        </w:tabs>
+        <w:ind w:left="5672" w:hanging="283"/>
+      </w:pPr>
+      <w:rPr/>
+    </w:lvl>
+    <w:lvl w:ilvl="8">
+      <w:start w:val="1"/>
+      <w:numFmt w:val="decimal"/>
+      <w:lvlText w:val="%9."/>
+      <w:lvlJc w:val="left"/>
+      <w:pPr>
+        <w:tabs>
+          <w:tab w:val="num" w:pos="6381"/>
+        </w:tabs>
+        <w:ind w:left="6381" w:hanging="283"/>
+      </w:pPr>
+      <w:rPr/>
+    </w:lvl>
+  </w:abstractNum>
+  <w:abstractNum w:abstractNumId="7">
+    <w:lvl w:ilvl="0">
+      <w:start w:val="1"/>
       <w:numFmt w:val="none"/>
       <w:suff w:val="nothing"/>
       <w:lvlText w:val=""/>
@@ -4512,6 +7238,12 @@
   </w:num>
   <w:num w:numId="5">
     <w:abstractNumId w:val="5"/>
+  </w:num>
+  <w:num w:numId="6">
+    <w:abstractNumId w:val="6"/>
+  </w:num>
+  <w:num w:numId="7">
+    <w:abstractNumId w:val="7"/>
   </w:num>
 </w:numbering>
 </file>
@@ -5153,8 +7885,8 @@
       <w:szCs w:val="32"/>
     </w:rPr>
   </w:style>
-  <w:style w:type="character" w:styleId="Bulletsuser" w:customStyle="1">
-    <w:name w:val="Bullets (user)"/>
+  <w:style w:type="character" w:styleId="Bullets" w:customStyle="1">
+    <w:name w:val="Bullets"/>
     <w:qFormat/>
     <w:rPr>
       <w:rFonts w:ascii="OpenSymbol" w:hAnsi="OpenSymbol" w:eastAsia="OpenSymbol" w:cs="OpenSymbol"/>
@@ -5186,8 +7918,8 @@
       <w:rFonts w:ascii="Liberation Mono" w:hAnsi="Liberation Mono" w:eastAsia="Liberation Mono" w:cs="Liberation Mono"/>
     </w:rPr>
   </w:style>
-  <w:style w:type="character" w:styleId="Bullets">
-    <w:name w:val="Bullets"/>
+  <w:style w:type="character" w:styleId="Bulletsuser">
+    <w:name w:val="Bullets (user)"/>
     <w:qFormat/>
     <w:rPr>
       <w:rFonts w:ascii="OpenSymbol" w:hAnsi="OpenSymbol" w:eastAsia="OpenSymbol" w:cs="OpenSymbol"/>
